--- a/Machine_Translation_Project.docx
+++ b/Machine_Translation_Project.docx
@@ -288,10 +288,10 @@
         <w:jc w:val="center"/>
       </w:pPr>
       <w:r>
-        <w:t>Enhancing English-to-Fr</w:t>
-      </w:r>
-      <w:r>
-        <w:t>ench Translation with MarianMT</w:t>
+        <w:t>Enhancing English-to-French Translation with MarianMT</w:t>
+      </w:r>
+      <w:r>
+        <w:t xml:space="preserve"> Model</w:t>
       </w:r>
     </w:p>
     <w:p>
@@ -738,8 +738,17 @@
           <w:sz w:val="28"/>
           <w:szCs w:val="28"/>
         </w:rPr>
-        <w:t>The challenge lies in preserving semantic meaning, grammatical correctness, and cultural nuances during translation. This project focuses on leveraging a transformer-based model to achieve robust translation performance, evaluated using standard metrics like BLEU, ROUGE, and METEOR.</w:t>
-      </w:r>
+        <w:t>The challenge lies in handling linguistic nuances, idiomatic expressions, and cultural differences between English and French. This project leverages a transformer-based model, MarianMT, to address these challenges, aiming for robust performance as measured by standard NLP metrics like BLEU, ROUGE, METEOR, and token-level precision, recall, and F1 scores. The system is designed to handle both simple and complex sentences, ensuring practical utility in real-world scenarios.</w:t>
+      </w:r>
+    </w:p>
+    <w:p>
+      <w:pPr>
+        <w:pStyle w:val="NormalWeb"/>
+        <w:rPr>
+          <w:sz w:val="28"/>
+          <w:szCs w:val="28"/>
+        </w:rPr>
+      </w:pPr>
     </w:p>
     <w:p>
       <w:pPr>
@@ -1215,8 +1224,6 @@
         </w:rPr>
         <w:t>To further optimize memory usage, the validation and test sets were limited to 100 samples each, shuffled with a fixed seed.</w:t>
       </w:r>
-      <w:bookmarkStart w:id="0" w:name="_GoBack"/>
-      <w:bookmarkEnd w:id="0"/>
     </w:p>
     <w:p>
       <w:pPr>
@@ -1346,144 +1353,6295 @@
     </w:p>
     <w:p>
       <w:pPr>
+        <w:pStyle w:val="NormalWeb"/>
+        <w:rPr>
+          <w:sz w:val="28"/>
+          <w:szCs w:val="28"/>
+        </w:rPr>
+      </w:pPr>
+      <w:r>
         <w:rPr>
           <w:lang w:bidi="ar-EG"/>
         </w:rPr>
-      </w:pPr>
-      <w:r>
+        <w:t xml:space="preserve">    </w:t>
+      </w:r>
+      <w:r>
+        <w:rPr>
+          <w:rFonts w:hAnsi="Symbol"/>
+        </w:rPr>
+        <w:t></w:t>
+      </w:r>
+      <w:r>
+        <w:t xml:space="preserve">  </w:t>
+      </w:r>
+      <w:r>
+        <w:rPr>
+          <w:b/>
+          <w:bCs/>
+          <w:sz w:val="28"/>
+          <w:szCs w:val="28"/>
+        </w:rPr>
+        <w:t>Memory Management</w:t>
+      </w:r>
+      <w:r>
+        <w:rPr>
+          <w:sz w:val="28"/>
+          <w:szCs w:val="28"/>
+        </w:rPr>
+        <w:t>:</w:t>
+      </w:r>
+    </w:p>
+    <w:p>
+      <w:pPr>
+        <w:numPr>
+          <w:ilvl w:val="0"/>
+          <w:numId w:val="2"/>
+        </w:numPr>
+        <w:spacing w:before="100" w:beforeAutospacing="1" w:after="100" w:afterAutospacing="1" w:line="240" w:lineRule="auto"/>
+        <w:rPr>
+          <w:rFonts w:ascii="Times New Roman" w:eastAsia="Times New Roman" w:hAnsi="Times New Roman" w:cs="Times New Roman"/>
+          <w:sz w:val="28"/>
+          <w:szCs w:val="28"/>
+        </w:rPr>
+      </w:pPr>
+      <w:r>
+        <w:rPr>
+          <w:rFonts w:ascii="Times New Roman" w:eastAsia="Times New Roman" w:hAnsi="Times New Roman" w:cs="Times New Roman"/>
+          <w:sz w:val="28"/>
+          <w:szCs w:val="28"/>
+        </w:rPr>
+        <w:t>After preprocessing, torch.cuda.empty_cache() was called to free GPU memory, ensuring sufficient resources for model training.</w:t>
+      </w:r>
+    </w:p>
+    <w:p>
+      <w:pPr>
         <w:rPr>
           <w:lang w:bidi="ar-EG"/>
         </w:rPr>
+      </w:pPr>
+    </w:p>
+    <w:p>
+      <w:pPr>
+        <w:rPr>
+          <w:lang w:bidi="ar-EG"/>
+        </w:rPr>
+      </w:pPr>
+      <w:r>
+        <w:rPr>
+          <w:lang w:bidi="ar-EG"/>
+        </w:rPr>
         <w:br w:type="page"/>
       </w:r>
     </w:p>
     <w:p>
       <w:pPr>
-        <w:rPr>
-          <w:lang w:bidi="ar-EG"/>
-        </w:rPr>
-      </w:pPr>
-      <w:r>
-        <w:rPr>
-          <w:lang w:bidi="ar-EG"/>
-        </w:rPr>
+        <w:pStyle w:val="Heading2"/>
+      </w:pPr>
+      <w:r>
         <w:lastRenderedPageBreak/>
-        <w:br w:type="page"/>
-      </w:r>
-    </w:p>
-    <w:p>
-      <w:pPr>
-        <w:rPr>
-          <w:lang w:bidi="ar-EG"/>
-        </w:rPr>
-      </w:pPr>
-      <w:r>
-        <w:rPr>
-          <w:lang w:bidi="ar-EG"/>
-        </w:rPr>
-        <w:lastRenderedPageBreak/>
-        <w:br w:type="page"/>
-      </w:r>
-    </w:p>
-    <w:p>
-      <w:pPr>
-        <w:rPr>
-          <w:lang w:bidi="ar-EG"/>
-        </w:rPr>
-      </w:pPr>
-      <w:r>
-        <w:rPr>
-          <w:lang w:bidi="ar-EG"/>
-        </w:rPr>
-        <w:lastRenderedPageBreak/>
-        <w:br w:type="page"/>
-      </w:r>
-    </w:p>
-    <w:p>
-      <w:pPr>
-        <w:rPr>
-          <w:lang w:bidi="ar-EG"/>
-        </w:rPr>
-      </w:pPr>
-      <w:r>
-        <w:rPr>
-          <w:lang w:bidi="ar-EG"/>
-        </w:rPr>
-        <w:lastRenderedPageBreak/>
-        <w:br w:type="page"/>
-      </w:r>
-    </w:p>
-    <w:p>
-      <w:pPr>
-        <w:rPr>
-          <w:lang w:bidi="ar-EG"/>
-        </w:rPr>
-      </w:pPr>
-      <w:r>
-        <w:rPr>
-          <w:lang w:bidi="ar-EG"/>
-        </w:rPr>
-        <w:lastRenderedPageBreak/>
-        <w:br w:type="page"/>
-      </w:r>
-    </w:p>
-    <w:p>
-      <w:pPr>
-        <w:rPr>
-          <w:lang w:bidi="ar-EG"/>
-        </w:rPr>
-      </w:pPr>
-      <w:r>
-        <w:rPr>
-          <w:lang w:bidi="ar-EG"/>
-        </w:rPr>
-        <w:lastRenderedPageBreak/>
-        <w:br w:type="page"/>
-      </w:r>
-    </w:p>
-    <w:p>
-      <w:pPr>
-        <w:rPr>
-          <w:lang w:bidi="ar-EG"/>
-        </w:rPr>
-      </w:pPr>
-      <w:r>
-        <w:rPr>
-          <w:lang w:bidi="ar-EG"/>
-        </w:rPr>
-        <w:lastRenderedPageBreak/>
-        <w:br w:type="page"/>
-      </w:r>
-    </w:p>
-    <w:p>
-      <w:pPr>
-        <w:rPr>
-          <w:lang w:bidi="ar-EG"/>
-        </w:rPr>
-      </w:pPr>
-      <w:r>
-        <w:rPr>
-          <w:lang w:bidi="ar-EG"/>
-        </w:rPr>
-        <w:lastRenderedPageBreak/>
-        <w:br w:type="page"/>
-      </w:r>
-    </w:p>
-    <w:p>
-      <w:pPr>
-        <w:rPr>
-          <w:lang w:bidi="ar-EG"/>
-        </w:rPr>
-      </w:pPr>
+        <w:t>3. Model Selection:</w:t>
+      </w:r>
+    </w:p>
+    <w:p>
+      <w:pPr>
+        <w:spacing w:before="100" w:beforeAutospacing="1" w:after="100" w:afterAutospacing="1" w:line="240" w:lineRule="auto"/>
+        <w:rPr>
+          <w:rFonts w:ascii="Times New Roman" w:eastAsia="Times New Roman" w:hAnsi="Times New Roman" w:cs="Times New Roman"/>
+          <w:sz w:val="28"/>
+          <w:szCs w:val="28"/>
+        </w:rPr>
+      </w:pPr>
+      <w:r>
+        <w:rPr>
+          <w:rFonts w:ascii="Times New Roman" w:eastAsia="Times New Roman" w:hAnsi="Times New Roman" w:cs="Times New Roman"/>
+          <w:sz w:val="28"/>
+          <w:szCs w:val="28"/>
+        </w:rPr>
+        <w:t xml:space="preserve">The </w:t>
+      </w:r>
+      <w:r>
+        <w:rPr>
+          <w:rFonts w:ascii="Times New Roman" w:eastAsia="Times New Roman" w:hAnsi="Times New Roman" w:cs="Times New Roman"/>
+          <w:b/>
+          <w:bCs/>
+          <w:sz w:val="28"/>
+          <w:szCs w:val="28"/>
+        </w:rPr>
+        <w:t>MarianMT</w:t>
+      </w:r>
+      <w:r>
+        <w:rPr>
+          <w:rFonts w:ascii="Times New Roman" w:eastAsia="Times New Roman" w:hAnsi="Times New Roman" w:cs="Times New Roman"/>
+          <w:sz w:val="28"/>
+          <w:szCs w:val="28"/>
+        </w:rPr>
+        <w:t xml:space="preserve"> model (Helsinki-NLP/opus-mt-en-fr) was chosen for this project based on several key factors:</w:t>
+      </w:r>
+    </w:p>
+    <w:p>
+      <w:pPr>
+        <w:numPr>
+          <w:ilvl w:val="0"/>
+          <w:numId w:val="3"/>
+        </w:numPr>
+        <w:spacing w:before="100" w:beforeAutospacing="1" w:after="100" w:afterAutospacing="1" w:line="240" w:lineRule="auto"/>
+        <w:rPr>
+          <w:rFonts w:ascii="Times New Roman" w:eastAsia="Times New Roman" w:hAnsi="Times New Roman" w:cs="Times New Roman"/>
+          <w:sz w:val="28"/>
+          <w:szCs w:val="28"/>
+        </w:rPr>
+      </w:pPr>
+      <w:r>
+        <w:rPr>
+          <w:rFonts w:ascii="Times New Roman" w:eastAsia="Times New Roman" w:hAnsi="Times New Roman" w:cs="Times New Roman"/>
+          <w:b/>
+          <w:bCs/>
+          <w:sz w:val="28"/>
+          <w:szCs w:val="28"/>
+        </w:rPr>
+        <w:t>Pre-trained Specialization</w:t>
+      </w:r>
+      <w:r>
+        <w:rPr>
+          <w:rFonts w:ascii="Times New Roman" w:eastAsia="Times New Roman" w:hAnsi="Times New Roman" w:cs="Times New Roman"/>
+          <w:sz w:val="28"/>
+          <w:szCs w:val="28"/>
+        </w:rPr>
+        <w:t>: MarianMT is a transformer-based model pre-trained on large-scale parallel corpora specifically for English-to-French translation. This specialization reduces the need for extensive fine-tuning and ensures a strong starting point for the task.</w:t>
+      </w:r>
+    </w:p>
+    <w:p>
+      <w:pPr>
+        <w:spacing w:before="100" w:beforeAutospacing="1" w:after="100" w:afterAutospacing="1" w:line="240" w:lineRule="auto"/>
+        <w:ind w:left="720"/>
+        <w:rPr>
+          <w:rFonts w:ascii="Times New Roman" w:eastAsia="Times New Roman" w:hAnsi="Times New Roman" w:cs="Times New Roman"/>
+          <w:sz w:val="28"/>
+          <w:szCs w:val="28"/>
+        </w:rPr>
+      </w:pPr>
+    </w:p>
+    <w:p>
+      <w:pPr>
+        <w:numPr>
+          <w:ilvl w:val="0"/>
+          <w:numId w:val="3"/>
+        </w:numPr>
+        <w:spacing w:before="100" w:beforeAutospacing="1" w:after="100" w:afterAutospacing="1" w:line="240" w:lineRule="auto"/>
+        <w:rPr>
+          <w:rFonts w:ascii="Times New Roman" w:eastAsia="Times New Roman" w:hAnsi="Times New Roman" w:cs="Times New Roman"/>
+          <w:sz w:val="28"/>
+          <w:szCs w:val="28"/>
+        </w:rPr>
+      </w:pPr>
+      <w:r>
+        <w:rPr>
+          <w:rFonts w:ascii="Times New Roman" w:eastAsia="Times New Roman" w:hAnsi="Times New Roman" w:cs="Times New Roman"/>
+          <w:b/>
+          <w:bCs/>
+          <w:sz w:val="28"/>
+          <w:szCs w:val="28"/>
+        </w:rPr>
+        <w:t>Efficiency</w:t>
+      </w:r>
+      <w:r>
+        <w:rPr>
+          <w:rFonts w:ascii="Times New Roman" w:eastAsia="Times New Roman" w:hAnsi="Times New Roman" w:cs="Times New Roman"/>
+          <w:sz w:val="28"/>
+          <w:szCs w:val="28"/>
+        </w:rPr>
+        <w:t>: With approximately 74 million parameters, MarianMT is lightweight compared to larger models like T5 (220M+ parameters) or mBART (610M+ parameters). This makes it feasible to train and evaluate on a single GPU with limited memory (e.g., 16GB).</w:t>
+      </w:r>
+    </w:p>
+    <w:p>
+      <w:pPr>
+        <w:spacing w:before="100" w:beforeAutospacing="1" w:after="100" w:afterAutospacing="1" w:line="240" w:lineRule="auto"/>
+        <w:ind w:left="720"/>
+        <w:rPr>
+          <w:rFonts w:ascii="Times New Roman" w:eastAsia="Times New Roman" w:hAnsi="Times New Roman" w:cs="Times New Roman"/>
+          <w:sz w:val="28"/>
+          <w:szCs w:val="28"/>
+        </w:rPr>
+      </w:pPr>
+    </w:p>
+    <w:p>
+      <w:pPr>
+        <w:numPr>
+          <w:ilvl w:val="0"/>
+          <w:numId w:val="3"/>
+        </w:numPr>
+        <w:spacing w:before="100" w:beforeAutospacing="1" w:after="100" w:afterAutospacing="1" w:line="240" w:lineRule="auto"/>
+        <w:rPr>
+          <w:rFonts w:ascii="Times New Roman" w:eastAsia="Times New Roman" w:hAnsi="Times New Roman" w:cs="Times New Roman"/>
+          <w:sz w:val="28"/>
+          <w:szCs w:val="28"/>
+        </w:rPr>
+      </w:pPr>
+      <w:r>
+        <w:rPr>
+          <w:rFonts w:ascii="Times New Roman" w:eastAsia="Times New Roman" w:hAnsi="Times New Roman" w:cs="Times New Roman"/>
+          <w:b/>
+          <w:bCs/>
+          <w:sz w:val="28"/>
+          <w:szCs w:val="28"/>
+        </w:rPr>
+        <w:t>Performance</w:t>
+      </w:r>
+      <w:r>
+        <w:rPr>
+          <w:rFonts w:ascii="Times New Roman" w:eastAsia="Times New Roman" w:hAnsi="Times New Roman" w:cs="Times New Roman"/>
+          <w:sz w:val="28"/>
+          <w:szCs w:val="28"/>
+        </w:rPr>
+        <w:t>: The Helsinki-NLP team has reported strong BLEU scores for MarianMT on English-to-French translation tasks, often exceeding 40 on standard benchmarks like WMT, making it a reliable choice.</w:t>
+      </w:r>
+    </w:p>
+    <w:p>
+      <w:pPr>
+        <w:spacing w:before="100" w:beforeAutospacing="1" w:after="100" w:afterAutospacing="1" w:line="240" w:lineRule="auto"/>
+        <w:ind w:left="720"/>
+        <w:rPr>
+          <w:rFonts w:ascii="Times New Roman" w:eastAsia="Times New Roman" w:hAnsi="Times New Roman" w:cs="Times New Roman"/>
+          <w:sz w:val="28"/>
+          <w:szCs w:val="28"/>
+        </w:rPr>
+      </w:pPr>
+    </w:p>
+    <w:p>
+      <w:pPr>
+        <w:numPr>
+          <w:ilvl w:val="0"/>
+          <w:numId w:val="3"/>
+        </w:numPr>
+        <w:spacing w:before="100" w:beforeAutospacing="1" w:after="100" w:afterAutospacing="1" w:line="240" w:lineRule="auto"/>
+        <w:rPr>
+          <w:rFonts w:ascii="Times New Roman" w:eastAsia="Times New Roman" w:hAnsi="Times New Roman" w:cs="Times New Roman"/>
+          <w:sz w:val="28"/>
+          <w:szCs w:val="28"/>
+        </w:rPr>
+      </w:pPr>
+      <w:r>
+        <w:rPr>
+          <w:rFonts w:ascii="Times New Roman" w:eastAsia="Times New Roman" w:hAnsi="Times New Roman" w:cs="Times New Roman"/>
+          <w:b/>
+          <w:bCs/>
+          <w:sz w:val="28"/>
+          <w:szCs w:val="28"/>
+        </w:rPr>
+        <w:t>Hugging Face Ecosystem</w:t>
+      </w:r>
+      <w:r>
+        <w:rPr>
+          <w:rFonts w:ascii="Times New Roman" w:eastAsia="Times New Roman" w:hAnsi="Times New Roman" w:cs="Times New Roman"/>
+          <w:sz w:val="28"/>
+          <w:szCs w:val="28"/>
+        </w:rPr>
+        <w:t>: The model is fully integrated with the Hugging Face transformers library, providing easy access to tokenization, training, and evaluation utilities. This simplifies the development pipeline and ensures compatibility with modern NLP workflows.</w:t>
+      </w:r>
+    </w:p>
+    <w:p>
+      <w:pPr>
+        <w:spacing w:before="100" w:beforeAutospacing="1" w:after="100" w:afterAutospacing="1" w:line="240" w:lineRule="auto"/>
+        <w:ind w:left="720"/>
+        <w:rPr>
+          <w:rFonts w:ascii="Times New Roman" w:eastAsia="Times New Roman" w:hAnsi="Times New Roman" w:cs="Times New Roman"/>
+          <w:sz w:val="28"/>
+          <w:szCs w:val="28"/>
+        </w:rPr>
+      </w:pPr>
+    </w:p>
+    <w:p>
+      <w:pPr>
+        <w:numPr>
+          <w:ilvl w:val="0"/>
+          <w:numId w:val="3"/>
+        </w:numPr>
+        <w:spacing w:before="100" w:beforeAutospacing="1" w:after="100" w:afterAutospacing="1" w:line="240" w:lineRule="auto"/>
+        <w:rPr>
+          <w:rFonts w:ascii="Times New Roman" w:eastAsia="Times New Roman" w:hAnsi="Times New Roman" w:cs="Times New Roman"/>
+          <w:sz w:val="28"/>
+          <w:szCs w:val="28"/>
+        </w:rPr>
+      </w:pPr>
+      <w:r>
+        <w:rPr>
+          <w:rFonts w:ascii="Times New Roman" w:eastAsia="Times New Roman" w:hAnsi="Times New Roman" w:cs="Times New Roman"/>
+          <w:b/>
+          <w:bCs/>
+          <w:sz w:val="28"/>
+          <w:szCs w:val="28"/>
+        </w:rPr>
+        <w:t>Optimization Features</w:t>
+      </w:r>
+      <w:r>
+        <w:rPr>
+          <w:rFonts w:ascii="Times New Roman" w:eastAsia="Times New Roman" w:hAnsi="Times New Roman" w:cs="Times New Roman"/>
+          <w:sz w:val="28"/>
+          <w:szCs w:val="28"/>
+        </w:rPr>
+        <w:t>: MarianMT supports advanced optimization techniques like mixed precision training (FP16), gradient checkpointing, and gradient accumulation, which are essential for efficient training on large datasets with constrained hardware.</w:t>
+      </w:r>
+    </w:p>
+    <w:p>
+      <w:pPr>
+        <w:spacing w:before="100" w:beforeAutospacing="1" w:after="100" w:afterAutospacing="1" w:line="240" w:lineRule="auto"/>
+        <w:rPr>
+          <w:rFonts w:ascii="Times New Roman" w:eastAsia="Times New Roman" w:hAnsi="Times New Roman" w:cs="Times New Roman"/>
+          <w:sz w:val="28"/>
+          <w:szCs w:val="28"/>
+        </w:rPr>
+      </w:pPr>
+      <w:r>
+        <w:rPr>
+          <w:rFonts w:ascii="Times New Roman" w:eastAsia="Times New Roman" w:hAnsi="Times New Roman" w:cs="Times New Roman"/>
+          <w:sz w:val="28"/>
+          <w:szCs w:val="28"/>
+        </w:rPr>
+        <w:t>Alternative models like T5 or mBART were considered but deemed less suitable due to their higher computational requirements and the need for more extensive fine-tuning for the specific language pair.</w:t>
+      </w:r>
     </w:p>
     <w:p>
       <w:pPr>
         <w:rPr>
           <w:rFonts w:asciiTheme="majorBidi" w:hAnsiTheme="majorBidi" w:cstheme="majorBidi"/>
+          <w:b/>
+          <w:bCs/>
           <w:sz w:val="32"/>
           <w:szCs w:val="32"/>
+          <w:lang w:bidi="ar-EG"/>
+        </w:rPr>
+      </w:pPr>
+      <w:r>
+        <w:rPr>
+          <w:rFonts w:asciiTheme="majorBidi" w:hAnsiTheme="majorBidi" w:cstheme="majorBidi"/>
+          <w:b/>
+          <w:bCs/>
+          <w:sz w:val="32"/>
+          <w:szCs w:val="32"/>
+        </w:rPr>
+        <w:lastRenderedPageBreak/>
+        <w:t>4. Implementation Details:</w:t>
+      </w:r>
+    </w:p>
+    <w:p>
+      <w:pPr>
+        <w:pStyle w:val="Heading3"/>
+        <w:rPr>
+          <w:rFonts w:asciiTheme="majorBidi" w:hAnsiTheme="majorBidi"/>
+          <w:b/>
+          <w:bCs/>
+          <w:color w:val="000000" w:themeColor="text1"/>
+          <w:sz w:val="28"/>
+          <w:szCs w:val="28"/>
+        </w:rPr>
+      </w:pPr>
+      <w:r>
+        <w:rPr>
+          <w:rFonts w:asciiTheme="majorBidi" w:hAnsiTheme="majorBidi"/>
+          <w:b/>
+          <w:bCs/>
+          <w:color w:val="000000" w:themeColor="text1"/>
+          <w:sz w:val="28"/>
+          <w:szCs w:val="28"/>
+        </w:rPr>
+        <w:t>4.1 Environment Setup</w:t>
+      </w:r>
+    </w:p>
+    <w:p>
+      <w:pPr>
+        <w:pStyle w:val="NormalWeb"/>
+        <w:numPr>
+          <w:ilvl w:val="0"/>
+          <w:numId w:val="4"/>
+        </w:numPr>
+        <w:rPr>
+          <w:sz w:val="28"/>
+          <w:szCs w:val="28"/>
+        </w:rPr>
+      </w:pPr>
+      <w:r>
+        <w:rPr>
+          <w:rStyle w:val="Strong"/>
+          <w:sz w:val="28"/>
+          <w:szCs w:val="28"/>
+        </w:rPr>
+        <w:t>Libraries</w:t>
+      </w:r>
+      <w:r>
+        <w:rPr>
+          <w:sz w:val="28"/>
+          <w:szCs w:val="28"/>
+        </w:rPr>
+        <w:t>:</w:t>
+      </w:r>
+    </w:p>
+    <w:p>
+      <w:pPr>
+        <w:pStyle w:val="NormalWeb"/>
+        <w:numPr>
+          <w:ilvl w:val="1"/>
+          <w:numId w:val="4"/>
+        </w:numPr>
+        <w:rPr>
+          <w:sz w:val="28"/>
+          <w:szCs w:val="28"/>
+        </w:rPr>
+      </w:pPr>
+      <w:r>
+        <w:rPr>
+          <w:rStyle w:val="text-sm"/>
+          <w:sz w:val="28"/>
+          <w:szCs w:val="28"/>
+        </w:rPr>
+        <w:t>transformers</w:t>
+      </w:r>
+      <w:r>
+        <w:rPr>
+          <w:sz w:val="28"/>
+          <w:szCs w:val="28"/>
+        </w:rPr>
+        <w:t>: For MarianMT model and tokenizer.</w:t>
+      </w:r>
+    </w:p>
+    <w:p>
+      <w:pPr>
+        <w:pStyle w:val="NormalWeb"/>
+        <w:numPr>
+          <w:ilvl w:val="1"/>
+          <w:numId w:val="4"/>
+        </w:numPr>
+        <w:rPr>
+          <w:sz w:val="28"/>
+          <w:szCs w:val="28"/>
+        </w:rPr>
+      </w:pPr>
+      <w:r>
+        <w:rPr>
+          <w:rStyle w:val="text-sm"/>
+          <w:sz w:val="28"/>
+          <w:szCs w:val="28"/>
+        </w:rPr>
+        <w:t>datasets</w:t>
+      </w:r>
+      <w:r>
+        <w:rPr>
+          <w:sz w:val="28"/>
+          <w:szCs w:val="28"/>
+        </w:rPr>
+        <w:t>: For handling the dataset in Hugging Face format.</w:t>
+      </w:r>
+    </w:p>
+    <w:p>
+      <w:pPr>
+        <w:pStyle w:val="NormalWeb"/>
+        <w:numPr>
+          <w:ilvl w:val="1"/>
+          <w:numId w:val="4"/>
+        </w:numPr>
+        <w:rPr>
+          <w:sz w:val="28"/>
+          <w:szCs w:val="28"/>
+        </w:rPr>
+      </w:pPr>
+      <w:r>
+        <w:rPr>
+          <w:rStyle w:val="text-sm"/>
+          <w:sz w:val="28"/>
+          <w:szCs w:val="28"/>
+        </w:rPr>
+        <w:t>torch</w:t>
+      </w:r>
+      <w:r>
+        <w:rPr>
+          <w:sz w:val="28"/>
+          <w:szCs w:val="28"/>
+        </w:rPr>
+        <w:t>: For model training and inference on GPU.</w:t>
+      </w:r>
+    </w:p>
+    <w:p>
+      <w:pPr>
+        <w:pStyle w:val="NormalWeb"/>
+        <w:numPr>
+          <w:ilvl w:val="1"/>
+          <w:numId w:val="4"/>
+        </w:numPr>
+        <w:rPr>
+          <w:sz w:val="28"/>
+          <w:szCs w:val="28"/>
+        </w:rPr>
+      </w:pPr>
+      <w:r>
+        <w:rPr>
+          <w:rStyle w:val="text-sm"/>
+          <w:sz w:val="28"/>
+          <w:szCs w:val="28"/>
+        </w:rPr>
+        <w:t>numpy</w:t>
+      </w:r>
+      <w:r>
+        <w:rPr>
+          <w:sz w:val="28"/>
+          <w:szCs w:val="28"/>
+        </w:rPr>
+        <w:t xml:space="preserve">, </w:t>
+      </w:r>
+      <w:r>
+        <w:rPr>
+          <w:rStyle w:val="text-sm"/>
+          <w:sz w:val="28"/>
+          <w:szCs w:val="28"/>
+        </w:rPr>
+        <w:t>pandas</w:t>
+      </w:r>
+      <w:r>
+        <w:rPr>
+          <w:sz w:val="28"/>
+          <w:szCs w:val="28"/>
+        </w:rPr>
+        <w:t>: For data manipulation.</w:t>
+      </w:r>
+    </w:p>
+    <w:p>
+      <w:pPr>
+        <w:pStyle w:val="NormalWeb"/>
+        <w:numPr>
+          <w:ilvl w:val="1"/>
+          <w:numId w:val="4"/>
+        </w:numPr>
+        <w:rPr>
+          <w:sz w:val="28"/>
+          <w:szCs w:val="28"/>
+        </w:rPr>
+      </w:pPr>
+      <w:r>
+        <w:rPr>
+          <w:rStyle w:val="text-sm"/>
+          <w:sz w:val="28"/>
+          <w:szCs w:val="28"/>
+        </w:rPr>
+        <w:t>sacrebleu</w:t>
+      </w:r>
+      <w:r>
+        <w:rPr>
+          <w:sz w:val="28"/>
+          <w:szCs w:val="28"/>
+        </w:rPr>
+        <w:t xml:space="preserve">, </w:t>
+      </w:r>
+      <w:r>
+        <w:rPr>
+          <w:rStyle w:val="text-sm"/>
+          <w:sz w:val="28"/>
+          <w:szCs w:val="28"/>
+        </w:rPr>
+        <w:t>rouge_score</w:t>
+      </w:r>
+      <w:r>
+        <w:rPr>
+          <w:sz w:val="28"/>
+          <w:szCs w:val="28"/>
+        </w:rPr>
+        <w:t xml:space="preserve">, </w:t>
+      </w:r>
+      <w:r>
+        <w:rPr>
+          <w:rStyle w:val="text-sm"/>
+          <w:sz w:val="28"/>
+          <w:szCs w:val="28"/>
+        </w:rPr>
+        <w:t>nltk</w:t>
+      </w:r>
+      <w:r>
+        <w:rPr>
+          <w:sz w:val="28"/>
+          <w:szCs w:val="28"/>
+        </w:rPr>
+        <w:t>: For evaluation metrics (BLEU, ROUGE, METEOR).</w:t>
+      </w:r>
+    </w:p>
+    <w:p>
+      <w:pPr>
+        <w:pStyle w:val="NormalWeb"/>
+        <w:numPr>
+          <w:ilvl w:val="1"/>
+          <w:numId w:val="4"/>
+        </w:numPr>
+        <w:rPr>
+          <w:sz w:val="28"/>
+          <w:szCs w:val="28"/>
+        </w:rPr>
+      </w:pPr>
+      <w:r>
+        <w:rPr>
+          <w:rStyle w:val="text-sm"/>
+          <w:sz w:val="28"/>
+          <w:szCs w:val="28"/>
+        </w:rPr>
+        <w:t>matplotlib</w:t>
+      </w:r>
+      <w:r>
+        <w:rPr>
+          <w:sz w:val="28"/>
+          <w:szCs w:val="28"/>
+        </w:rPr>
+        <w:t>: For visualizing training and evaluation metrics.</w:t>
+      </w:r>
+    </w:p>
+    <w:p>
+      <w:pPr>
+        <w:pStyle w:val="NormalWeb"/>
+        <w:numPr>
+          <w:ilvl w:val="1"/>
+          <w:numId w:val="4"/>
+        </w:numPr>
+        <w:rPr>
+          <w:sz w:val="28"/>
+          <w:szCs w:val="28"/>
+        </w:rPr>
+      </w:pPr>
+      <w:r>
+        <w:rPr>
+          <w:rStyle w:val="text-sm"/>
+          <w:sz w:val="28"/>
+          <w:szCs w:val="28"/>
+        </w:rPr>
+        <w:t>psutil</w:t>
+      </w:r>
+      <w:r>
+        <w:rPr>
+          <w:sz w:val="28"/>
+          <w:szCs w:val="28"/>
+        </w:rPr>
+        <w:t>: For measuring memory usage during inference.</w:t>
+      </w:r>
+    </w:p>
+    <w:p>
+      <w:pPr>
+        <w:pStyle w:val="NormalWeb"/>
+        <w:numPr>
+          <w:ilvl w:val="1"/>
+          <w:numId w:val="4"/>
+        </w:numPr>
+        <w:rPr>
+          <w:sz w:val="28"/>
+          <w:szCs w:val="28"/>
+        </w:rPr>
+      </w:pPr>
+      <w:r>
+        <w:rPr>
+          <w:rStyle w:val="text-sm"/>
+          <w:sz w:val="28"/>
+          <w:szCs w:val="28"/>
+        </w:rPr>
+        <w:t>evaluate</w:t>
+      </w:r>
+      <w:r>
+        <w:rPr>
+          <w:sz w:val="28"/>
+          <w:szCs w:val="28"/>
+        </w:rPr>
+        <w:t>: For additional evaluation utilities.</w:t>
+      </w:r>
+    </w:p>
+    <w:p>
+      <w:pPr>
+        <w:pStyle w:val="NormalWeb"/>
+        <w:ind w:left="1440"/>
+        <w:rPr>
+          <w:sz w:val="28"/>
+          <w:szCs w:val="28"/>
+        </w:rPr>
+      </w:pPr>
+    </w:p>
+    <w:p>
+      <w:pPr>
+        <w:pStyle w:val="NormalWeb"/>
+        <w:numPr>
+          <w:ilvl w:val="0"/>
+          <w:numId w:val="4"/>
+        </w:numPr>
+        <w:rPr>
+          <w:sz w:val="28"/>
+          <w:szCs w:val="28"/>
+        </w:rPr>
+      </w:pPr>
+      <w:r>
+        <w:rPr>
+          <w:rStyle w:val="Strong"/>
+          <w:sz w:val="28"/>
+          <w:szCs w:val="28"/>
+        </w:rPr>
+        <w:t>Hardware</w:t>
+      </w:r>
+      <w:r>
+        <w:rPr>
+          <w:sz w:val="28"/>
+          <w:szCs w:val="28"/>
+        </w:rPr>
+        <w:t>: The code was executed on a GPU-enabled environment (CUDA), likely a single NVIDIA GPU with 16GB memory. Memory management was critical due to the dataset size and model requirements.</w:t>
+      </w:r>
+    </w:p>
+    <w:p>
+      <w:pPr>
+        <w:pStyle w:val="NormalWeb"/>
+        <w:ind w:left="720"/>
+        <w:rPr>
+          <w:sz w:val="28"/>
+          <w:szCs w:val="28"/>
+        </w:rPr>
+      </w:pPr>
+    </w:p>
+    <w:p>
+      <w:pPr>
+        <w:pStyle w:val="NormalWeb"/>
+        <w:numPr>
+          <w:ilvl w:val="0"/>
+          <w:numId w:val="4"/>
+        </w:numPr>
+        <w:rPr>
+          <w:sz w:val="28"/>
+          <w:szCs w:val="28"/>
+        </w:rPr>
+      </w:pPr>
+      <w:r>
+        <w:rPr>
+          <w:rStyle w:val="Strong"/>
+          <w:sz w:val="28"/>
+          <w:szCs w:val="28"/>
+        </w:rPr>
+        <w:t>PyTorch Configuration</w:t>
+      </w:r>
+      <w:r>
+        <w:rPr>
+          <w:sz w:val="28"/>
+          <w:szCs w:val="28"/>
+        </w:rPr>
+        <w:t xml:space="preserve">: The environment variable </w:t>
+      </w:r>
+      <w:r>
+        <w:rPr>
+          <w:rStyle w:val="text-sm"/>
+          <w:sz w:val="28"/>
+          <w:szCs w:val="28"/>
+        </w:rPr>
+        <w:t>PYTORCH_CUDA_ALLOC_CONF</w:t>
+      </w:r>
+      <w:r>
+        <w:rPr>
+          <w:sz w:val="28"/>
+          <w:szCs w:val="28"/>
+        </w:rPr>
+        <w:t xml:space="preserve"> was set to </w:t>
+      </w:r>
+      <w:r>
+        <w:rPr>
+          <w:rStyle w:val="text-sm"/>
+          <w:sz w:val="28"/>
+          <w:szCs w:val="28"/>
+        </w:rPr>
+        <w:t>expandable_segments:True</w:t>
+      </w:r>
+      <w:r>
+        <w:rPr>
+          <w:sz w:val="28"/>
+          <w:szCs w:val="28"/>
+        </w:rPr>
+        <w:t xml:space="preserve"> to optimize CUDA memory allocation, reducing fragmentation and improving memory efficiency during training.</w:t>
+      </w:r>
+    </w:p>
+    <w:p>
+      <w:pPr>
+        <w:pStyle w:val="Heading2"/>
+      </w:pPr>
+    </w:p>
+    <w:p>
+      <w:pPr>
+        <w:pStyle w:val="Heading2"/>
+      </w:pPr>
+    </w:p>
+    <w:p>
+      <w:pPr>
+        <w:pStyle w:val="Heading2"/>
+      </w:pPr>
+    </w:p>
+    <w:p>
+      <w:pPr>
+        <w:pStyle w:val="Heading2"/>
+      </w:pPr>
+    </w:p>
+    <w:p>
+      <w:pPr>
+        <w:pStyle w:val="Heading2"/>
+      </w:pPr>
+    </w:p>
+    <w:p>
+      <w:pPr>
+        <w:pStyle w:val="Heading3"/>
+        <w:rPr>
+          <w:rFonts w:asciiTheme="majorBidi" w:hAnsiTheme="majorBidi"/>
+          <w:b/>
+          <w:bCs/>
+          <w:color w:val="000000" w:themeColor="text1"/>
+          <w:sz w:val="32"/>
+          <w:szCs w:val="32"/>
+        </w:rPr>
+      </w:pPr>
+      <w:r>
+        <w:rPr>
+          <w:rFonts w:asciiTheme="majorBidi" w:hAnsiTheme="majorBidi"/>
+          <w:b/>
+          <w:bCs/>
+          <w:color w:val="000000" w:themeColor="text1"/>
+          <w:sz w:val="32"/>
+          <w:szCs w:val="32"/>
+        </w:rPr>
+        <w:lastRenderedPageBreak/>
+        <w:t>4.2 Model Loading and Training</w:t>
+      </w:r>
+    </w:p>
+    <w:p>
+      <w:pPr>
+        <w:pStyle w:val="NormalWeb"/>
+        <w:numPr>
+          <w:ilvl w:val="0"/>
+          <w:numId w:val="5"/>
+        </w:numPr>
+        <w:rPr>
+          <w:sz w:val="28"/>
+          <w:szCs w:val="28"/>
+        </w:rPr>
+      </w:pPr>
+      <w:r>
+        <w:rPr>
+          <w:rStyle w:val="Strong"/>
+          <w:sz w:val="28"/>
+          <w:szCs w:val="28"/>
+        </w:rPr>
+        <w:t>Model Loading</w:t>
+      </w:r>
+      <w:r>
+        <w:rPr>
+          <w:sz w:val="28"/>
+          <w:szCs w:val="28"/>
+        </w:rPr>
+        <w:t>:</w:t>
+      </w:r>
+    </w:p>
+    <w:p>
+      <w:pPr>
+        <w:pStyle w:val="NormalWeb"/>
+        <w:numPr>
+          <w:ilvl w:val="1"/>
+          <w:numId w:val="5"/>
+        </w:numPr>
+        <w:rPr>
+          <w:sz w:val="28"/>
+          <w:szCs w:val="28"/>
+        </w:rPr>
+      </w:pPr>
+      <w:r>
+        <w:rPr>
+          <w:sz w:val="28"/>
+          <w:szCs w:val="28"/>
+        </w:rPr>
+        <w:t xml:space="preserve">The code first checked if a pre-trained model existed at </w:t>
+      </w:r>
+      <w:r>
+        <w:rPr>
+          <w:rStyle w:val="text-sm"/>
+          <w:sz w:val="28"/>
+          <w:szCs w:val="28"/>
+        </w:rPr>
+        <w:t>MODEL_SAVE_PATH</w:t>
+      </w:r>
+      <w:r>
+        <w:rPr>
+          <w:sz w:val="28"/>
+          <w:szCs w:val="28"/>
+        </w:rPr>
+        <w:t xml:space="preserve"> (</w:t>
+      </w:r>
+      <w:r>
+        <w:rPr>
+          <w:rStyle w:val="text-sm"/>
+          <w:sz w:val="28"/>
+          <w:szCs w:val="28"/>
+        </w:rPr>
+        <w:t>/content/drive/MyDrive/Machine_Translation_Transformer_Last_Final_Project/results_last1</w:t>
+      </w:r>
+      <w:r>
+        <w:rPr>
+          <w:sz w:val="28"/>
+          <w:szCs w:val="28"/>
+        </w:rPr>
+        <w:t xml:space="preserve">). If found, the model and tokenizer were loaded using </w:t>
+      </w:r>
+      <w:r>
+        <w:rPr>
+          <w:rStyle w:val="text-sm"/>
+          <w:sz w:val="28"/>
+          <w:szCs w:val="28"/>
+        </w:rPr>
+        <w:t>MarianTokenizer.from_pretrained()</w:t>
+      </w:r>
+      <w:r>
+        <w:rPr>
+          <w:sz w:val="28"/>
+          <w:szCs w:val="28"/>
+        </w:rPr>
+        <w:t xml:space="preserve"> and </w:t>
+      </w:r>
+      <w:r>
+        <w:rPr>
+          <w:rStyle w:val="text-sm"/>
+          <w:sz w:val="28"/>
+          <w:szCs w:val="28"/>
+        </w:rPr>
+        <w:t>MarianMTModel.from_pretrained()</w:t>
+      </w:r>
+      <w:r>
+        <w:rPr>
+          <w:sz w:val="28"/>
+          <w:szCs w:val="28"/>
+        </w:rPr>
+        <w:t xml:space="preserve"> with </w:t>
+      </w:r>
+      <w:r>
+        <w:rPr>
+          <w:rStyle w:val="text-sm"/>
+          <w:sz w:val="28"/>
+          <w:szCs w:val="28"/>
+        </w:rPr>
+        <w:t>ignore_mismatched_sizes=True</w:t>
+      </w:r>
+      <w:r>
+        <w:rPr>
+          <w:sz w:val="28"/>
+          <w:szCs w:val="28"/>
+        </w:rPr>
+        <w:t xml:space="preserve"> to handle potential discrepancies in model configurations.</w:t>
+      </w:r>
+    </w:p>
+    <w:p>
+      <w:pPr>
+        <w:pStyle w:val="NormalWeb"/>
+        <w:numPr>
+          <w:ilvl w:val="1"/>
+          <w:numId w:val="5"/>
+        </w:numPr>
+        <w:rPr>
+          <w:sz w:val="28"/>
+          <w:szCs w:val="28"/>
+        </w:rPr>
+      </w:pPr>
+      <w:r>
+        <w:rPr>
+          <w:sz w:val="28"/>
+          <w:szCs w:val="28"/>
+        </w:rPr>
+        <w:t xml:space="preserve">If no pre-trained model was found, the </w:t>
+      </w:r>
+      <w:r>
+        <w:rPr>
+          <w:rStyle w:val="text-sm"/>
+          <w:sz w:val="28"/>
+          <w:szCs w:val="28"/>
+        </w:rPr>
+        <w:t>Helsinki-NLP/opus-mt-en-fr</w:t>
+      </w:r>
+      <w:r>
+        <w:rPr>
+          <w:sz w:val="28"/>
+          <w:szCs w:val="28"/>
+        </w:rPr>
+        <w:t xml:space="preserve"> model and tokenizer were initialized directly from Hugging Face.</w:t>
+      </w:r>
+    </w:p>
+    <w:p>
+      <w:pPr>
+        <w:pStyle w:val="NormalWeb"/>
+        <w:ind w:left="1440"/>
+        <w:rPr>
+          <w:sz w:val="28"/>
+          <w:szCs w:val="28"/>
+        </w:rPr>
+      </w:pPr>
+    </w:p>
+    <w:p>
+      <w:pPr>
+        <w:pStyle w:val="NormalWeb"/>
+        <w:numPr>
+          <w:ilvl w:val="0"/>
+          <w:numId w:val="5"/>
+        </w:numPr>
+        <w:rPr>
+          <w:sz w:val="28"/>
+          <w:szCs w:val="28"/>
+        </w:rPr>
+      </w:pPr>
+      <w:r>
+        <w:rPr>
+          <w:rStyle w:val="Strong"/>
+          <w:sz w:val="28"/>
+          <w:szCs w:val="28"/>
+        </w:rPr>
+        <w:t>Optimizations</w:t>
+      </w:r>
+      <w:r>
+        <w:rPr>
+          <w:sz w:val="28"/>
+          <w:szCs w:val="28"/>
+        </w:rPr>
+        <w:t>:</w:t>
+      </w:r>
+    </w:p>
+    <w:p>
+      <w:pPr>
+        <w:pStyle w:val="NormalWeb"/>
+        <w:numPr>
+          <w:ilvl w:val="1"/>
+          <w:numId w:val="5"/>
+        </w:numPr>
+      </w:pPr>
+      <w:r>
+        <w:rPr>
+          <w:rStyle w:val="Strong"/>
+        </w:rPr>
+        <w:t>Gradient Checkpointing</w:t>
+      </w:r>
+      <w:r>
+        <w:t xml:space="preserve">: Enabled using </w:t>
+      </w:r>
+      <w:r>
+        <w:rPr>
+          <w:rStyle w:val="text-sm"/>
+        </w:rPr>
+        <w:t>model.gradient_checkpointing_enable()</w:t>
+      </w:r>
+      <w:r>
+        <w:t xml:space="preserve"> to reduce memory usage by recomputing intermediate activations during the backward pass, at the cost of increased computation time.</w:t>
+      </w:r>
+    </w:p>
+    <w:p>
+      <w:pPr>
+        <w:pStyle w:val="NormalWeb"/>
+        <w:numPr>
+          <w:ilvl w:val="1"/>
+          <w:numId w:val="5"/>
+        </w:numPr>
+      </w:pPr>
+      <w:r>
+        <w:rPr>
+          <w:rStyle w:val="Strong"/>
+        </w:rPr>
+        <w:t>Dropout</w:t>
+      </w:r>
+      <w:r>
+        <w:t>: Set to 0.5 (</w:t>
+      </w:r>
+      <w:r>
+        <w:rPr>
+          <w:rStyle w:val="text-sm"/>
+        </w:rPr>
+        <w:t>model.config.dropout = 0.5</w:t>
+      </w:r>
+      <w:r>
+        <w:t>) to prevent overfitting by randomly dropping 50% of the neurons during training.</w:t>
+      </w:r>
+    </w:p>
+    <w:p>
+      <w:pPr>
+        <w:pStyle w:val="NormalWeb"/>
+        <w:numPr>
+          <w:ilvl w:val="1"/>
+          <w:numId w:val="5"/>
+        </w:numPr>
+      </w:pPr>
+      <w:r>
+        <w:rPr>
+          <w:rStyle w:val="Strong"/>
+        </w:rPr>
+        <w:t>Mixed Precision</w:t>
+      </w:r>
+      <w:r>
+        <w:t xml:space="preserve">: Utilized </w:t>
+      </w:r>
+      <w:r>
+        <w:rPr>
+          <w:rStyle w:val="text-sm"/>
+        </w:rPr>
+        <w:t>torch.cuda.amp</w:t>
+      </w:r>
+      <w:r>
+        <w:t xml:space="preserve"> with </w:t>
+      </w:r>
+      <w:r>
+        <w:rPr>
+          <w:rStyle w:val="text-sm"/>
+        </w:rPr>
+        <w:t>GradScaler</w:t>
+      </w:r>
+      <w:r>
+        <w:t xml:space="preserve"> for FP16 training, which reduces memory usage and speeds up training by using 16-bit floating-point precision instead of 32-bit.</w:t>
+      </w:r>
+    </w:p>
+    <w:p>
+      <w:pPr>
+        <w:pStyle w:val="NormalWeb"/>
+        <w:numPr>
+          <w:ilvl w:val="1"/>
+          <w:numId w:val="5"/>
+        </w:numPr>
+      </w:pPr>
+      <w:r>
+        <w:rPr>
+          <w:rStyle w:val="Strong"/>
+        </w:rPr>
+        <w:t>Gradient Accumulation</w:t>
+      </w:r>
+      <w:r>
+        <w:t>: Set to 8 steps (</w:t>
+      </w:r>
+      <w:r>
+        <w:rPr>
+          <w:rStyle w:val="text-sm"/>
+        </w:rPr>
+        <w:t>gradient_accumulation_steps=8</w:t>
+      </w:r>
+      <w:r>
+        <w:t>) to simulate a larger batch size (effective batch size = 8) while keeping the per-device batch size at 1, accommodating GPU memory constraints.</w:t>
+      </w:r>
+    </w:p>
+    <w:p>
+      <w:pPr>
+        <w:pStyle w:val="Heading2"/>
+      </w:pPr>
+    </w:p>
+    <w:p>
+      <w:pPr>
+        <w:rPr>
+          <w:lang w:bidi="ar-EG"/>
+        </w:rPr>
+      </w:pPr>
+      <w:r>
+        <w:rPr>
+          <w:lang w:bidi="ar-EG"/>
+        </w:rPr>
+        <w:br w:type="page"/>
+      </w:r>
+    </w:p>
+    <w:p>
+      <w:pPr>
+        <w:spacing w:before="100" w:beforeAutospacing="1" w:after="100" w:afterAutospacing="1" w:line="240" w:lineRule="auto"/>
+        <w:rPr>
+          <w:rFonts w:asciiTheme="majorBidi" w:eastAsia="Times New Roman" w:hAnsiTheme="majorBidi" w:cstheme="majorBidi"/>
+          <w:sz w:val="28"/>
+          <w:szCs w:val="28"/>
+        </w:rPr>
+      </w:pPr>
+      <w:r>
+        <w:rPr>
+          <w:rFonts w:asciiTheme="majorBidi" w:eastAsia="Times New Roman" w:hAnsiTheme="majorBidi" w:cstheme="majorBidi"/>
+          <w:sz w:val="28"/>
+          <w:szCs w:val="28"/>
+        </w:rPr>
+        <w:lastRenderedPageBreak/>
+        <w:t xml:space="preserve">  </w:t>
+      </w:r>
+      <w:r>
+        <w:rPr>
+          <w:rFonts w:asciiTheme="majorBidi" w:eastAsia="Times New Roman" w:hAnsiTheme="majorBidi" w:cstheme="majorBidi"/>
+          <w:b/>
+          <w:bCs/>
+          <w:sz w:val="28"/>
+          <w:szCs w:val="28"/>
+        </w:rPr>
+        <w:t>Training Configuration</w:t>
+      </w:r>
+      <w:r>
+        <w:rPr>
+          <w:rFonts w:asciiTheme="majorBidi" w:eastAsia="Times New Roman" w:hAnsiTheme="majorBidi" w:cstheme="majorBidi"/>
+          <w:sz w:val="28"/>
+          <w:szCs w:val="28"/>
+        </w:rPr>
+        <w:t>:</w:t>
+      </w:r>
+    </w:p>
+    <w:p>
+      <w:pPr>
+        <w:numPr>
+          <w:ilvl w:val="0"/>
+          <w:numId w:val="6"/>
+        </w:numPr>
+        <w:spacing w:before="100" w:beforeAutospacing="1" w:after="100" w:afterAutospacing="1" w:line="240" w:lineRule="auto"/>
+        <w:rPr>
+          <w:rFonts w:asciiTheme="majorBidi" w:eastAsia="Times New Roman" w:hAnsiTheme="majorBidi" w:cstheme="majorBidi"/>
+          <w:sz w:val="28"/>
+          <w:szCs w:val="28"/>
+        </w:rPr>
+      </w:pPr>
+      <w:r>
+        <w:rPr>
+          <w:rFonts w:asciiTheme="majorBidi" w:eastAsia="Times New Roman" w:hAnsiTheme="majorBidi" w:cstheme="majorBidi"/>
+          <w:b/>
+          <w:bCs/>
+          <w:sz w:val="28"/>
+          <w:szCs w:val="28"/>
+        </w:rPr>
+        <w:t>Training Arguments</w:t>
+      </w:r>
+      <w:r>
+        <w:rPr>
+          <w:rFonts w:asciiTheme="majorBidi" w:eastAsia="Times New Roman" w:hAnsiTheme="majorBidi" w:cstheme="majorBidi"/>
+          <w:sz w:val="28"/>
+          <w:szCs w:val="28"/>
+        </w:rPr>
+        <w:t xml:space="preserve"> (using TrainingArguments):</w:t>
+      </w:r>
+    </w:p>
+    <w:p>
+      <w:pPr>
+        <w:numPr>
+          <w:ilvl w:val="1"/>
+          <w:numId w:val="6"/>
+        </w:numPr>
+        <w:spacing w:before="100" w:beforeAutospacing="1" w:after="100" w:afterAutospacing="1" w:line="240" w:lineRule="auto"/>
+        <w:rPr>
+          <w:rFonts w:asciiTheme="majorBidi" w:eastAsia="Times New Roman" w:hAnsiTheme="majorBidi" w:cstheme="majorBidi"/>
+          <w:sz w:val="28"/>
+          <w:szCs w:val="28"/>
+        </w:rPr>
+      </w:pPr>
+      <w:r>
+        <w:rPr>
+          <w:rFonts w:asciiTheme="majorBidi" w:eastAsia="Times New Roman" w:hAnsiTheme="majorBidi" w:cstheme="majorBidi"/>
+          <w:sz w:val="28"/>
+          <w:szCs w:val="28"/>
+        </w:rPr>
+        <w:t>Output directory: MODEL_SAVE_PATH.</w:t>
+      </w:r>
+    </w:p>
+    <w:p>
+      <w:pPr>
+        <w:numPr>
+          <w:ilvl w:val="1"/>
+          <w:numId w:val="6"/>
+        </w:numPr>
+        <w:spacing w:before="100" w:beforeAutospacing="1" w:after="100" w:afterAutospacing="1" w:line="240" w:lineRule="auto"/>
+        <w:rPr>
+          <w:rFonts w:asciiTheme="majorBidi" w:eastAsia="Times New Roman" w:hAnsiTheme="majorBidi" w:cstheme="majorBidi"/>
+          <w:sz w:val="28"/>
+          <w:szCs w:val="28"/>
+        </w:rPr>
+      </w:pPr>
+      <w:r>
+        <w:rPr>
+          <w:rFonts w:asciiTheme="majorBidi" w:eastAsia="Times New Roman" w:hAnsiTheme="majorBidi" w:cstheme="majorBidi"/>
+          <w:sz w:val="28"/>
+          <w:szCs w:val="28"/>
+        </w:rPr>
+        <w:t>Evaluation strategy: Evaluated at the end of each epoch (eval_strategy="epoch").</w:t>
+      </w:r>
+    </w:p>
+    <w:p>
+      <w:pPr>
+        <w:numPr>
+          <w:ilvl w:val="1"/>
+          <w:numId w:val="6"/>
+        </w:numPr>
+        <w:spacing w:before="100" w:beforeAutospacing="1" w:after="100" w:afterAutospacing="1" w:line="240" w:lineRule="auto"/>
+        <w:rPr>
+          <w:rFonts w:asciiTheme="majorBidi" w:eastAsia="Times New Roman" w:hAnsiTheme="majorBidi" w:cstheme="majorBidi"/>
+          <w:sz w:val="28"/>
+          <w:szCs w:val="28"/>
+        </w:rPr>
+      </w:pPr>
+      <w:r>
+        <w:rPr>
+          <w:rFonts w:asciiTheme="majorBidi" w:eastAsia="Times New Roman" w:hAnsiTheme="majorBidi" w:cstheme="majorBidi"/>
+          <w:sz w:val="28"/>
+          <w:szCs w:val="28"/>
+        </w:rPr>
+        <w:t>Learning rate: 2e-5 with a cosine scheduler (lr_scheduler_type="cosine_with_restarts") and 300 warmup steps (warmup_steps=300) to stabilize training.</w:t>
+      </w:r>
+    </w:p>
+    <w:p>
+      <w:pPr>
+        <w:numPr>
+          <w:ilvl w:val="1"/>
+          <w:numId w:val="6"/>
+        </w:numPr>
+        <w:spacing w:before="100" w:beforeAutospacing="1" w:after="100" w:afterAutospacing="1" w:line="240" w:lineRule="auto"/>
+        <w:rPr>
+          <w:rFonts w:asciiTheme="majorBidi" w:eastAsia="Times New Roman" w:hAnsiTheme="majorBidi" w:cstheme="majorBidi"/>
+          <w:sz w:val="28"/>
+          <w:szCs w:val="28"/>
+        </w:rPr>
+      </w:pPr>
+      <w:r>
+        <w:rPr>
+          <w:rFonts w:asciiTheme="majorBidi" w:eastAsia="Times New Roman" w:hAnsiTheme="majorBidi" w:cstheme="majorBidi"/>
+          <w:sz w:val="28"/>
+          <w:szCs w:val="28"/>
+        </w:rPr>
+        <w:t>Epochs: 10 (num_train_epochs=10).</w:t>
+      </w:r>
+    </w:p>
+    <w:p>
+      <w:pPr>
+        <w:numPr>
+          <w:ilvl w:val="1"/>
+          <w:numId w:val="6"/>
+        </w:numPr>
+        <w:spacing w:before="100" w:beforeAutospacing="1" w:after="100" w:afterAutospacing="1" w:line="240" w:lineRule="auto"/>
+        <w:rPr>
+          <w:rFonts w:asciiTheme="majorBidi" w:eastAsia="Times New Roman" w:hAnsiTheme="majorBidi" w:cstheme="majorBidi"/>
+          <w:sz w:val="28"/>
+          <w:szCs w:val="28"/>
+        </w:rPr>
+      </w:pPr>
+      <w:r>
+        <w:rPr>
+          <w:rFonts w:asciiTheme="majorBidi" w:eastAsia="Times New Roman" w:hAnsiTheme="majorBidi" w:cstheme="majorBidi"/>
+          <w:sz w:val="28"/>
+          <w:szCs w:val="28"/>
+        </w:rPr>
+        <w:t>Weight decay: 0.1 (weight_decay=0.1) to regularize the model and prevent overfitting.</w:t>
+      </w:r>
+    </w:p>
+    <w:p>
+      <w:pPr>
+        <w:numPr>
+          <w:ilvl w:val="1"/>
+          <w:numId w:val="6"/>
+        </w:numPr>
+        <w:spacing w:before="100" w:beforeAutospacing="1" w:after="100" w:afterAutospacing="1" w:line="240" w:lineRule="auto"/>
+        <w:rPr>
+          <w:rFonts w:asciiTheme="majorBidi" w:eastAsia="Times New Roman" w:hAnsiTheme="majorBidi" w:cstheme="majorBidi"/>
+          <w:sz w:val="28"/>
+          <w:szCs w:val="28"/>
+        </w:rPr>
+      </w:pPr>
+      <w:r>
+        <w:rPr>
+          <w:rFonts w:asciiTheme="majorBidi" w:eastAsia="Times New Roman" w:hAnsiTheme="majorBidi" w:cstheme="majorBidi"/>
+          <w:sz w:val="28"/>
+          <w:szCs w:val="28"/>
+        </w:rPr>
+        <w:t>Early stopping: Used EarlyStoppingCallback with a patience of 8 epochs and a threshold of 0.005 to stop training if validation loss did not improve significantly.</w:t>
+      </w:r>
+    </w:p>
+    <w:p>
+      <w:pPr>
+        <w:numPr>
+          <w:ilvl w:val="1"/>
+          <w:numId w:val="6"/>
+        </w:numPr>
+        <w:spacing w:before="100" w:beforeAutospacing="1" w:after="100" w:afterAutospacing="1" w:line="240" w:lineRule="auto"/>
+        <w:rPr>
+          <w:rFonts w:asciiTheme="majorBidi" w:eastAsia="Times New Roman" w:hAnsiTheme="majorBidi" w:cstheme="majorBidi"/>
+          <w:sz w:val="28"/>
+          <w:szCs w:val="28"/>
+        </w:rPr>
+      </w:pPr>
+      <w:r>
+        <w:rPr>
+          <w:rFonts w:asciiTheme="majorBidi" w:eastAsia="Times New Roman" w:hAnsiTheme="majorBidi" w:cstheme="majorBidi"/>
+          <w:sz w:val="28"/>
+          <w:szCs w:val="28"/>
+        </w:rPr>
+        <w:t>Logging: Saved logs every 5 steps (logging_steps=5) to ./logs for monitoring training progress.</w:t>
+      </w:r>
+    </w:p>
+    <w:p>
+      <w:pPr>
+        <w:numPr>
+          <w:ilvl w:val="1"/>
+          <w:numId w:val="6"/>
+        </w:numPr>
+        <w:spacing w:before="100" w:beforeAutospacing="1" w:after="100" w:afterAutospacing="1" w:line="240" w:lineRule="auto"/>
+        <w:rPr>
+          <w:rFonts w:asciiTheme="majorBidi" w:eastAsia="Times New Roman" w:hAnsiTheme="majorBidi" w:cstheme="majorBidi"/>
+          <w:sz w:val="28"/>
+          <w:szCs w:val="28"/>
+        </w:rPr>
+      </w:pPr>
+      <w:r>
+        <w:rPr>
+          <w:rFonts w:asciiTheme="majorBidi" w:eastAsia="Times New Roman" w:hAnsiTheme="majorBidi" w:cstheme="majorBidi"/>
+          <w:sz w:val="28"/>
+          <w:szCs w:val="28"/>
+        </w:rPr>
+        <w:t>Mixed precision: Enabled FP16 training (fp16=True) for efficiency.</w:t>
+      </w:r>
+    </w:p>
+    <w:p>
+      <w:pPr>
+        <w:spacing w:before="100" w:beforeAutospacing="1" w:after="100" w:afterAutospacing="1" w:line="240" w:lineRule="auto"/>
+        <w:ind w:left="1440"/>
+        <w:rPr>
+          <w:rFonts w:asciiTheme="majorBidi" w:eastAsia="Times New Roman" w:hAnsiTheme="majorBidi" w:cstheme="majorBidi"/>
+          <w:sz w:val="28"/>
+          <w:szCs w:val="28"/>
+        </w:rPr>
+      </w:pPr>
+    </w:p>
+    <w:p>
+      <w:pPr>
+        <w:numPr>
+          <w:ilvl w:val="0"/>
+          <w:numId w:val="6"/>
+        </w:numPr>
+        <w:spacing w:before="100" w:beforeAutospacing="1" w:after="100" w:afterAutospacing="1" w:line="240" w:lineRule="auto"/>
+        <w:rPr>
+          <w:rFonts w:asciiTheme="majorBidi" w:eastAsia="Times New Roman" w:hAnsiTheme="majorBidi" w:cstheme="majorBidi"/>
+          <w:sz w:val="28"/>
+          <w:szCs w:val="28"/>
+        </w:rPr>
+      </w:pPr>
+      <w:r>
+        <w:rPr>
+          <w:rFonts w:asciiTheme="majorBidi" w:eastAsia="Times New Roman" w:hAnsiTheme="majorBidi" w:cstheme="majorBidi"/>
+          <w:b/>
+          <w:bCs/>
+          <w:sz w:val="28"/>
+          <w:szCs w:val="28"/>
+        </w:rPr>
+        <w:t>Optimizer</w:t>
+      </w:r>
+      <w:r>
+        <w:rPr>
+          <w:rFonts w:asciiTheme="majorBidi" w:eastAsia="Times New Roman" w:hAnsiTheme="majorBidi" w:cstheme="majorBidi"/>
+          <w:sz w:val="28"/>
+          <w:szCs w:val="28"/>
+        </w:rPr>
+        <w:t>: Used AdamW optimizer with a learning rate of 2e-5 and weight decay of 0.1, which is well-suited for transformer models due to its adaptive learning rate and regularization properties.</w:t>
+      </w:r>
+    </w:p>
+    <w:p>
+      <w:pPr>
+        <w:spacing w:before="100" w:beforeAutospacing="1" w:after="100" w:afterAutospacing="1" w:line="240" w:lineRule="auto"/>
+        <w:ind w:left="720"/>
+        <w:rPr>
+          <w:rFonts w:asciiTheme="majorBidi" w:eastAsia="Times New Roman" w:hAnsiTheme="majorBidi" w:cstheme="majorBidi"/>
+          <w:sz w:val="28"/>
+          <w:szCs w:val="28"/>
+        </w:rPr>
+      </w:pPr>
+    </w:p>
+    <w:p>
+      <w:pPr>
+        <w:numPr>
+          <w:ilvl w:val="0"/>
+          <w:numId w:val="6"/>
+        </w:numPr>
+        <w:spacing w:before="100" w:beforeAutospacing="1" w:after="100" w:afterAutospacing="1" w:line="240" w:lineRule="auto"/>
+        <w:rPr>
+          <w:rFonts w:asciiTheme="majorBidi" w:eastAsia="Times New Roman" w:hAnsiTheme="majorBidi" w:cstheme="majorBidi"/>
+          <w:sz w:val="28"/>
+          <w:szCs w:val="28"/>
+        </w:rPr>
+      </w:pPr>
+      <w:r>
+        <w:rPr>
+          <w:rFonts w:asciiTheme="majorBidi" w:eastAsia="Times New Roman" w:hAnsiTheme="majorBidi" w:cstheme="majorBidi"/>
+          <w:b/>
+          <w:bCs/>
+          <w:sz w:val="28"/>
+          <w:szCs w:val="28"/>
+        </w:rPr>
+        <w:t>Custom Trainer</w:t>
+      </w:r>
+      <w:r>
+        <w:rPr>
+          <w:rFonts w:asciiTheme="majorBidi" w:eastAsia="Times New Roman" w:hAnsiTheme="majorBidi" w:cstheme="majorBidi"/>
+          <w:sz w:val="28"/>
+          <w:szCs w:val="28"/>
+        </w:rPr>
+        <w:t>: Extended transformers.Trainer to:</w:t>
+      </w:r>
+    </w:p>
+    <w:p>
+      <w:pPr>
+        <w:numPr>
+          <w:ilvl w:val="1"/>
+          <w:numId w:val="6"/>
+        </w:numPr>
+        <w:spacing w:before="100" w:beforeAutospacing="1" w:after="100" w:afterAutospacing="1" w:line="240" w:lineRule="auto"/>
+        <w:rPr>
+          <w:rFonts w:asciiTheme="majorBidi" w:eastAsia="Times New Roman" w:hAnsiTheme="majorBidi" w:cstheme="majorBidi"/>
+          <w:sz w:val="28"/>
+          <w:szCs w:val="28"/>
+        </w:rPr>
+      </w:pPr>
+      <w:r>
+        <w:rPr>
+          <w:rFonts w:asciiTheme="majorBidi" w:eastAsia="Times New Roman" w:hAnsiTheme="majorBidi" w:cstheme="majorBidi"/>
+          <w:sz w:val="28"/>
+          <w:szCs w:val="28"/>
+        </w:rPr>
+        <w:t>Compute loss with label smoothing (0.2) to improve generalization by softening the target distribution.</w:t>
+      </w:r>
+    </w:p>
+    <w:p>
+      <w:pPr>
+        <w:numPr>
+          <w:ilvl w:val="1"/>
+          <w:numId w:val="6"/>
+        </w:numPr>
+        <w:spacing w:before="100" w:beforeAutospacing="1" w:after="100" w:afterAutospacing="1" w:line="240" w:lineRule="auto"/>
+        <w:rPr>
+          <w:rFonts w:asciiTheme="majorBidi" w:eastAsia="Times New Roman" w:hAnsiTheme="majorBidi" w:cstheme="majorBidi"/>
+          <w:sz w:val="28"/>
+          <w:szCs w:val="28"/>
+        </w:rPr>
+      </w:pPr>
+      <w:r>
+        <w:rPr>
+          <w:rFonts w:asciiTheme="majorBidi" w:eastAsia="Times New Roman" w:hAnsiTheme="majorBidi" w:cstheme="majorBidi"/>
+          <w:sz w:val="28"/>
+          <w:szCs w:val="28"/>
+        </w:rPr>
+        <w:t>Track training and validation losses per epoch.</w:t>
+      </w:r>
+    </w:p>
+    <w:p>
+      <w:pPr>
+        <w:numPr>
+          <w:ilvl w:val="1"/>
+          <w:numId w:val="6"/>
+        </w:numPr>
+        <w:spacing w:before="100" w:beforeAutospacing="1" w:after="100" w:afterAutospacing="1" w:line="240" w:lineRule="auto"/>
+        <w:rPr>
+          <w:rFonts w:asciiTheme="majorBidi" w:eastAsia="Times New Roman" w:hAnsiTheme="majorBidi" w:cstheme="majorBidi"/>
+          <w:sz w:val="28"/>
+          <w:szCs w:val="28"/>
+        </w:rPr>
+      </w:pPr>
+      <w:r>
+        <w:rPr>
+          <w:rFonts w:asciiTheme="majorBidi" w:eastAsia="Times New Roman" w:hAnsiTheme="majorBidi" w:cstheme="majorBidi"/>
+          <w:sz w:val="28"/>
+          <w:szCs w:val="28"/>
+        </w:rPr>
+        <w:t>Compute METEOR-based accuracy on the validation set for additional performance monitoring.</w:t>
+      </w:r>
+    </w:p>
+    <w:p>
+      <w:pPr>
+        <w:ind w:left="720"/>
+        <w:rPr>
+          <w:rFonts w:asciiTheme="majorBidi" w:hAnsiTheme="majorBidi" w:cstheme="majorBidi"/>
+          <w:sz w:val="28"/>
+          <w:szCs w:val="28"/>
+          <w:lang w:bidi="ar-EG"/>
+        </w:rPr>
+      </w:pPr>
+    </w:p>
+    <w:p>
+      <w:pPr>
+        <w:ind w:left="720"/>
+        <w:rPr>
+          <w:rFonts w:asciiTheme="majorBidi" w:hAnsiTheme="majorBidi" w:cstheme="majorBidi"/>
+          <w:sz w:val="28"/>
+          <w:szCs w:val="28"/>
+          <w:lang w:bidi="ar-EG"/>
+        </w:rPr>
+      </w:pPr>
+    </w:p>
+    <w:p>
+      <w:pPr>
+        <w:ind w:left="720"/>
+        <w:rPr>
+          <w:rFonts w:asciiTheme="majorBidi" w:hAnsiTheme="majorBidi" w:cstheme="majorBidi"/>
+          <w:sz w:val="28"/>
+          <w:szCs w:val="28"/>
+          <w:lang w:bidi="ar-EG"/>
+        </w:rPr>
+      </w:pPr>
+    </w:p>
+    <w:p>
+      <w:pPr>
+        <w:ind w:left="720"/>
+        <w:rPr>
+          <w:rFonts w:asciiTheme="majorBidi" w:hAnsiTheme="majorBidi" w:cstheme="majorBidi"/>
+          <w:sz w:val="28"/>
+          <w:szCs w:val="28"/>
+          <w:lang w:bidi="ar-EG"/>
+        </w:rPr>
+      </w:pPr>
+    </w:p>
+    <w:p>
+      <w:pPr>
+        <w:numPr>
+          <w:ilvl w:val="0"/>
+          <w:numId w:val="7"/>
+        </w:numPr>
+        <w:spacing w:before="100" w:beforeAutospacing="1" w:after="100" w:afterAutospacing="1" w:line="240" w:lineRule="auto"/>
+        <w:rPr>
+          <w:rFonts w:ascii="Times New Roman" w:eastAsia="Times New Roman" w:hAnsi="Times New Roman" w:cs="Times New Roman"/>
+          <w:sz w:val="28"/>
+          <w:szCs w:val="28"/>
+        </w:rPr>
+      </w:pPr>
+      <w:r>
+        <w:rPr>
+          <w:rFonts w:ascii="Times New Roman" w:eastAsia="Times New Roman" w:hAnsi="Times New Roman" w:cs="Times New Roman"/>
+          <w:b/>
+          <w:bCs/>
+          <w:sz w:val="28"/>
+          <w:szCs w:val="28"/>
+        </w:rPr>
+        <w:lastRenderedPageBreak/>
+        <w:t>Preprocessing Function</w:t>
+      </w:r>
+      <w:r>
+        <w:rPr>
+          <w:rFonts w:ascii="Times New Roman" w:eastAsia="Times New Roman" w:hAnsi="Times New Roman" w:cs="Times New Roman"/>
+          <w:sz w:val="28"/>
+          <w:szCs w:val="28"/>
+        </w:rPr>
+        <w:t>:</w:t>
+      </w:r>
+    </w:p>
+    <w:p>
+      <w:pPr>
+        <w:numPr>
+          <w:ilvl w:val="1"/>
+          <w:numId w:val="7"/>
+        </w:numPr>
+        <w:spacing w:before="100" w:beforeAutospacing="1" w:after="100" w:afterAutospacing="1" w:line="240" w:lineRule="auto"/>
+        <w:rPr>
+          <w:rFonts w:ascii="Times New Roman" w:eastAsia="Times New Roman" w:hAnsi="Times New Roman" w:cs="Times New Roman"/>
+          <w:sz w:val="28"/>
+          <w:szCs w:val="28"/>
+        </w:rPr>
+      </w:pPr>
+      <w:r>
+        <w:rPr>
+          <w:rFonts w:ascii="Times New Roman" w:eastAsia="Times New Roman" w:hAnsi="Times New Roman" w:cs="Times New Roman"/>
+          <w:sz w:val="28"/>
+          <w:szCs w:val="28"/>
+        </w:rPr>
+        <w:t>Defined a preprocess_function to tokenize inputs and targets:</w:t>
+      </w:r>
+    </w:p>
+    <w:p>
+      <w:pPr>
+        <w:numPr>
+          <w:ilvl w:val="2"/>
+          <w:numId w:val="7"/>
+        </w:numPr>
+        <w:spacing w:before="100" w:beforeAutospacing="1" w:after="100" w:afterAutospacing="1" w:line="240" w:lineRule="auto"/>
+        <w:rPr>
+          <w:rFonts w:ascii="Times New Roman" w:eastAsia="Times New Roman" w:hAnsi="Times New Roman" w:cs="Times New Roman"/>
+          <w:sz w:val="28"/>
+          <w:szCs w:val="28"/>
+        </w:rPr>
+      </w:pPr>
+      <w:r>
+        <w:rPr>
+          <w:rFonts w:ascii="Times New Roman" w:eastAsia="Times New Roman" w:hAnsi="Times New Roman" w:cs="Times New Roman"/>
+          <w:sz w:val="28"/>
+          <w:szCs w:val="28"/>
+        </w:rPr>
+        <w:t>English inputs were tokenized using tokenizer(inputs, max_length=80, truncation=True, padding="max_length").</w:t>
+      </w:r>
+    </w:p>
+    <w:p>
+      <w:pPr>
+        <w:numPr>
+          <w:ilvl w:val="2"/>
+          <w:numId w:val="7"/>
+        </w:numPr>
+        <w:spacing w:before="100" w:beforeAutospacing="1" w:after="100" w:afterAutospacing="1" w:line="240" w:lineRule="auto"/>
+        <w:rPr>
+          <w:rFonts w:ascii="Times New Roman" w:eastAsia="Times New Roman" w:hAnsi="Times New Roman" w:cs="Times New Roman"/>
+          <w:sz w:val="28"/>
+          <w:szCs w:val="28"/>
+        </w:rPr>
+      </w:pPr>
+      <w:r>
+        <w:rPr>
+          <w:rFonts w:ascii="Times New Roman" w:eastAsia="Times New Roman" w:hAnsi="Times New Roman" w:cs="Times New Roman"/>
+          <w:sz w:val="28"/>
+          <w:szCs w:val="28"/>
+        </w:rPr>
+        <w:t>French targets were tokenized in target mode using tokenizer.as_target_tokenizer() to generate labels (input_ids).</w:t>
+      </w:r>
+    </w:p>
+    <w:p>
+      <w:pPr>
+        <w:numPr>
+          <w:ilvl w:val="2"/>
+          <w:numId w:val="7"/>
+        </w:numPr>
+        <w:spacing w:before="100" w:beforeAutospacing="1" w:after="100" w:afterAutospacing="1" w:line="240" w:lineRule="auto"/>
+        <w:rPr>
+          <w:rFonts w:ascii="Times New Roman" w:eastAsia="Times New Roman" w:hAnsi="Times New Roman" w:cs="Times New Roman"/>
+          <w:sz w:val="28"/>
+          <w:szCs w:val="28"/>
+        </w:rPr>
+      </w:pPr>
+      <w:r>
+        <w:rPr>
+          <w:rFonts w:ascii="Times New Roman" w:eastAsia="Times New Roman" w:hAnsi="Times New Roman" w:cs="Times New Roman"/>
+          <w:sz w:val="28"/>
+          <w:szCs w:val="28"/>
+        </w:rPr>
+        <w:t>The function was applied to the training, validation, and test datasets using map(batched=True) for efficient batch processing.</w:t>
+      </w:r>
+    </w:p>
+    <w:p>
+      <w:pPr>
+        <w:spacing w:before="100" w:beforeAutospacing="1" w:after="100" w:afterAutospacing="1" w:line="240" w:lineRule="auto"/>
+        <w:ind w:left="1800"/>
+        <w:rPr>
+          <w:rFonts w:ascii="Times New Roman" w:eastAsia="Times New Roman" w:hAnsi="Times New Roman" w:cs="Times New Roman"/>
+          <w:sz w:val="28"/>
+          <w:szCs w:val="28"/>
+        </w:rPr>
+      </w:pPr>
+    </w:p>
+    <w:p>
+      <w:pPr>
+        <w:numPr>
+          <w:ilvl w:val="0"/>
+          <w:numId w:val="7"/>
+        </w:numPr>
+        <w:spacing w:before="100" w:beforeAutospacing="1" w:after="100" w:afterAutospacing="1" w:line="240" w:lineRule="auto"/>
+        <w:rPr>
+          <w:rFonts w:ascii="Times New Roman" w:eastAsia="Times New Roman" w:hAnsi="Times New Roman" w:cs="Times New Roman"/>
+          <w:sz w:val="28"/>
+          <w:szCs w:val="28"/>
+        </w:rPr>
+      </w:pPr>
+      <w:r>
+        <w:rPr>
+          <w:rFonts w:ascii="Times New Roman" w:eastAsia="Times New Roman" w:hAnsi="Times New Roman" w:cs="Times New Roman"/>
+          <w:b/>
+          <w:bCs/>
+          <w:sz w:val="28"/>
+          <w:szCs w:val="28"/>
+        </w:rPr>
+        <w:t>Training Process</w:t>
+      </w:r>
+      <w:r>
+        <w:rPr>
+          <w:rFonts w:ascii="Times New Roman" w:eastAsia="Times New Roman" w:hAnsi="Times New Roman" w:cs="Times New Roman"/>
+          <w:sz w:val="28"/>
+          <w:szCs w:val="28"/>
+        </w:rPr>
+        <w:t>:</w:t>
+      </w:r>
+    </w:p>
+    <w:p>
+      <w:pPr>
+        <w:numPr>
+          <w:ilvl w:val="1"/>
+          <w:numId w:val="7"/>
+        </w:numPr>
+        <w:spacing w:before="100" w:beforeAutospacing="1" w:after="100" w:afterAutospacing="1" w:line="240" w:lineRule="auto"/>
+        <w:rPr>
+          <w:rFonts w:ascii="Times New Roman" w:eastAsia="Times New Roman" w:hAnsi="Times New Roman" w:cs="Times New Roman"/>
+          <w:sz w:val="28"/>
+          <w:szCs w:val="28"/>
+        </w:rPr>
+      </w:pPr>
+      <w:r>
+        <w:rPr>
+          <w:rFonts w:ascii="Times New Roman" w:eastAsia="Times New Roman" w:hAnsi="Times New Roman" w:cs="Times New Roman"/>
+          <w:sz w:val="28"/>
+          <w:szCs w:val="28"/>
+        </w:rPr>
+        <w:t>The model was trained using the CustomTrainer, which logged training loss, validation loss, and METEOR-based accuracy per epoch.</w:t>
+      </w:r>
+    </w:p>
+    <w:p>
+      <w:pPr>
+        <w:numPr>
+          <w:ilvl w:val="1"/>
+          <w:numId w:val="7"/>
+        </w:numPr>
+        <w:spacing w:before="100" w:beforeAutospacing="1" w:after="100" w:afterAutospacing="1" w:line="240" w:lineRule="auto"/>
+        <w:rPr>
+          <w:rFonts w:ascii="Times New Roman" w:eastAsia="Times New Roman" w:hAnsi="Times New Roman" w:cs="Times New Roman"/>
+          <w:sz w:val="28"/>
+          <w:szCs w:val="28"/>
+        </w:rPr>
+      </w:pPr>
+      <w:r>
+        <w:rPr>
+          <w:rFonts w:ascii="Times New Roman" w:eastAsia="Times New Roman" w:hAnsi="Times New Roman" w:cs="Times New Roman"/>
+          <w:sz w:val="28"/>
+          <w:szCs w:val="28"/>
+        </w:rPr>
+        <w:t>Early stopping ensured the model did not overfit by stopping training if validation loss did not improve for 8 consecutive epochs.</w:t>
+      </w:r>
+    </w:p>
+    <w:p>
+      <w:pPr>
+        <w:numPr>
+          <w:ilvl w:val="1"/>
+          <w:numId w:val="7"/>
+        </w:numPr>
+        <w:spacing w:before="100" w:beforeAutospacing="1" w:after="100" w:afterAutospacing="1" w:line="240" w:lineRule="auto"/>
+        <w:rPr>
+          <w:rFonts w:ascii="Times New Roman" w:eastAsia="Times New Roman" w:hAnsi="Times New Roman" w:cs="Times New Roman"/>
+          <w:sz w:val="28"/>
+          <w:szCs w:val="28"/>
+        </w:rPr>
+      </w:pPr>
+      <w:r>
+        <w:rPr>
+          <w:rFonts w:ascii="Times New Roman" w:eastAsia="Times New Roman" w:hAnsi="Times New Roman" w:cs="Times New Roman"/>
+          <w:sz w:val="28"/>
+          <w:szCs w:val="28"/>
+        </w:rPr>
+        <w:t>The best model (based on the lowest validation loss) was saved to MODEL_SAVE_PATH along with the tokenizer.</w:t>
+      </w:r>
+    </w:p>
+    <w:p>
+      <w:pPr>
+        <w:rPr>
+          <w:rFonts w:asciiTheme="majorBidi" w:hAnsiTheme="majorBidi" w:cstheme="majorBidi"/>
+          <w:sz w:val="28"/>
+          <w:szCs w:val="28"/>
+          <w:lang w:bidi="ar-EG"/>
+        </w:rPr>
+      </w:pPr>
+    </w:p>
+    <w:p>
+      <w:pPr>
+        <w:spacing w:before="100" w:beforeAutospacing="1" w:after="100" w:afterAutospacing="1" w:line="240" w:lineRule="auto"/>
+        <w:rPr>
+          <w:rFonts w:asciiTheme="majorBidi" w:eastAsia="Times New Roman" w:hAnsiTheme="majorBidi" w:cstheme="majorBidi"/>
+          <w:sz w:val="28"/>
+          <w:szCs w:val="28"/>
+        </w:rPr>
+      </w:pPr>
+      <w:r>
+        <w:rPr>
+          <w:rFonts w:asciiTheme="majorBidi" w:eastAsia="Times New Roman" w:hAnsiTheme="majorBidi" w:cstheme="majorBidi"/>
+          <w:sz w:val="28"/>
+          <w:szCs w:val="28"/>
+        </w:rPr>
+        <w:t xml:space="preserve">  </w:t>
+      </w:r>
+      <w:r>
+        <w:rPr>
+          <w:rFonts w:asciiTheme="majorBidi" w:eastAsia="Times New Roman" w:hAnsiTheme="majorBidi" w:cstheme="majorBidi"/>
+          <w:b/>
+          <w:bCs/>
+          <w:sz w:val="28"/>
+          <w:szCs w:val="28"/>
+        </w:rPr>
+        <w:t>Visualization</w:t>
+      </w:r>
+      <w:r>
+        <w:rPr>
+          <w:rFonts w:asciiTheme="majorBidi" w:eastAsia="Times New Roman" w:hAnsiTheme="majorBidi" w:cstheme="majorBidi"/>
+          <w:sz w:val="28"/>
+          <w:szCs w:val="28"/>
+        </w:rPr>
+        <w:t>:</w:t>
+      </w:r>
+    </w:p>
+    <w:p>
+      <w:pPr>
+        <w:numPr>
+          <w:ilvl w:val="0"/>
+          <w:numId w:val="8"/>
+        </w:numPr>
+        <w:spacing w:before="100" w:beforeAutospacing="1" w:after="100" w:afterAutospacing="1" w:line="240" w:lineRule="auto"/>
+        <w:rPr>
+          <w:rFonts w:asciiTheme="majorBidi" w:eastAsia="Times New Roman" w:hAnsiTheme="majorBidi" w:cstheme="majorBidi"/>
+          <w:sz w:val="28"/>
+          <w:szCs w:val="28"/>
+        </w:rPr>
+      </w:pPr>
+      <w:r>
+        <w:rPr>
+          <w:rFonts w:asciiTheme="majorBidi" w:eastAsia="Times New Roman" w:hAnsiTheme="majorBidi" w:cstheme="majorBidi"/>
+          <w:sz w:val="28"/>
+          <w:szCs w:val="28"/>
+        </w:rPr>
+        <w:t>Plotted training and validation losses against epochs to monitor convergence.</w:t>
+      </w:r>
+    </w:p>
+    <w:p>
+      <w:pPr>
+        <w:numPr>
+          <w:ilvl w:val="0"/>
+          <w:numId w:val="8"/>
+        </w:numPr>
+        <w:spacing w:before="100" w:beforeAutospacing="1" w:after="100" w:afterAutospacing="1" w:line="240" w:lineRule="auto"/>
+        <w:rPr>
+          <w:rFonts w:asciiTheme="majorBidi" w:eastAsia="Times New Roman" w:hAnsiTheme="majorBidi" w:cstheme="majorBidi"/>
+          <w:sz w:val="28"/>
+          <w:szCs w:val="28"/>
+        </w:rPr>
+      </w:pPr>
+      <w:r>
+        <w:rPr>
+          <w:rFonts w:asciiTheme="majorBidi" w:eastAsia="Times New Roman" w:hAnsiTheme="majorBidi" w:cstheme="majorBidi"/>
+          <w:sz w:val="28"/>
+          <w:szCs w:val="28"/>
+        </w:rPr>
+        <w:t>Plotted METEOR-based accuracy to assess performance improvements over time.</w:t>
+      </w:r>
+    </w:p>
+    <w:p>
+      <w:pPr>
+        <w:numPr>
+          <w:ilvl w:val="0"/>
+          <w:numId w:val="8"/>
+        </w:numPr>
+        <w:spacing w:before="100" w:beforeAutospacing="1" w:after="100" w:afterAutospacing="1" w:line="240" w:lineRule="auto"/>
+        <w:rPr>
+          <w:rFonts w:asciiTheme="majorBidi" w:eastAsia="Times New Roman" w:hAnsiTheme="majorBidi" w:cstheme="majorBidi"/>
+          <w:sz w:val="28"/>
+          <w:szCs w:val="28"/>
+        </w:rPr>
+      </w:pPr>
+      <w:r>
+        <w:rPr>
+          <w:rFonts w:asciiTheme="majorBidi" w:eastAsia="Times New Roman" w:hAnsiTheme="majorBidi" w:cstheme="majorBidi"/>
+          <w:sz w:val="28"/>
+          <w:szCs w:val="28"/>
+        </w:rPr>
+        <w:t>Saved the plots as loss_accuracy_visualization.png using plt.savefig().</w:t>
+      </w:r>
+    </w:p>
+    <w:p>
+      <w:pPr>
+        <w:rPr>
+          <w:rFonts w:asciiTheme="majorBidi" w:hAnsiTheme="majorBidi" w:cstheme="majorBidi"/>
+          <w:sz w:val="28"/>
+          <w:szCs w:val="28"/>
+          <w:lang w:bidi="ar-EG"/>
+        </w:rPr>
+      </w:pPr>
+      <w:r>
+        <w:rPr>
+          <w:rFonts w:asciiTheme="majorBidi" w:hAnsiTheme="majorBidi" w:cstheme="majorBidi"/>
+          <w:sz w:val="28"/>
+          <w:szCs w:val="28"/>
+          <w:lang w:bidi="ar-EG"/>
+        </w:rPr>
+        <w:br w:type="page"/>
+      </w:r>
+    </w:p>
+    <w:p>
+      <w:pPr>
+        <w:pStyle w:val="Heading3"/>
+        <w:rPr>
+          <w:rFonts w:ascii="Times New Roman" w:hAnsi="Times New Roman" w:cs="Times New Roman"/>
+          <w:b/>
+          <w:bCs/>
+          <w:color w:val="000000" w:themeColor="text1"/>
+          <w:sz w:val="32"/>
+          <w:szCs w:val="32"/>
+        </w:rPr>
+      </w:pPr>
+      <w:r>
+        <w:rPr>
+          <w:rFonts w:ascii="Times New Roman" w:hAnsi="Times New Roman" w:cs="Times New Roman"/>
+          <w:b/>
+          <w:bCs/>
+          <w:color w:val="000000" w:themeColor="text1"/>
+          <w:sz w:val="32"/>
+          <w:szCs w:val="32"/>
+        </w:rPr>
+        <w:lastRenderedPageBreak/>
+        <w:t>4.3 Code Breakdown</w:t>
+      </w:r>
+    </w:p>
+    <w:p>
+      <w:pPr>
+        <w:pStyle w:val="NormalWeb"/>
+        <w:rPr>
+          <w:sz w:val="28"/>
+          <w:szCs w:val="28"/>
+        </w:rPr>
+      </w:pPr>
+      <w:r>
+        <w:rPr>
+          <w:sz w:val="28"/>
+          <w:szCs w:val="28"/>
+        </w:rPr>
+        <w:t>This section explains the major components of the code to provide a deeper understanding of the implementation.</w:t>
+      </w:r>
+    </w:p>
+    <w:p>
+      <w:pPr>
+        <w:pStyle w:val="NormalWeb"/>
+        <w:numPr>
+          <w:ilvl w:val="0"/>
+          <w:numId w:val="9"/>
+        </w:numPr>
+        <w:rPr>
+          <w:sz w:val="28"/>
+          <w:szCs w:val="28"/>
+        </w:rPr>
+      </w:pPr>
+      <w:r>
+        <w:rPr>
+          <w:rStyle w:val="Strong"/>
+          <w:sz w:val="28"/>
+          <w:szCs w:val="28"/>
+        </w:rPr>
+        <w:t>Environment Setup and Imports</w:t>
+      </w:r>
+      <w:r>
+        <w:rPr>
+          <w:sz w:val="28"/>
+          <w:szCs w:val="28"/>
+        </w:rPr>
+        <w:t>:</w:t>
+      </w:r>
+    </w:p>
+    <w:p>
+      <w:pPr>
+        <w:pStyle w:val="NormalWeb"/>
+        <w:numPr>
+          <w:ilvl w:val="1"/>
+          <w:numId w:val="9"/>
+        </w:numPr>
+        <w:rPr>
+          <w:sz w:val="28"/>
+          <w:szCs w:val="28"/>
+        </w:rPr>
+      </w:pPr>
+      <w:r>
+        <w:rPr>
+          <w:sz w:val="28"/>
+          <w:szCs w:val="28"/>
+        </w:rPr>
+        <w:t>The code begins by setting up the environment:</w:t>
+      </w:r>
+    </w:p>
+    <w:p>
+      <w:pPr>
+        <w:rPr>
+          <w:rFonts w:asciiTheme="majorBidi" w:hAnsiTheme="majorBidi" w:cstheme="majorBidi"/>
+          <w:sz w:val="28"/>
+          <w:szCs w:val="28"/>
+          <w:lang w:bidi="ar-EG"/>
+        </w:rPr>
+      </w:pPr>
+      <w:r>
+        <w:rPr>
+          <w:noProof/>
+        </w:rPr>
+        <w:drawing>
+          <wp:inline distT="0" distB="0" distL="0" distR="0" wp14:anchorId="65975708" wp14:editId="79F2B035">
+            <wp:extent cx="5943600" cy="898525"/>
+            <wp:effectExtent l="0" t="0" r="0" b="0"/>
+            <wp:docPr id="1" name="Picture 1"/>
+            <wp:cNvGraphicFramePr>
+              <a:graphicFrameLocks xmlns:a="http://schemas.openxmlformats.org/drawingml/2006/main" noChangeAspect="1"/>
+            </wp:cNvGraphicFramePr>
+            <a:graphic xmlns:a="http://schemas.openxmlformats.org/drawingml/2006/main">
+              <a:graphicData uri="http://schemas.openxmlformats.org/drawingml/2006/picture">
+                <pic:pic xmlns:pic="http://schemas.openxmlformats.org/drawingml/2006/picture">
+                  <pic:nvPicPr>
+                    <pic:cNvPr id="1" name=""/>
+                    <pic:cNvPicPr/>
+                  </pic:nvPicPr>
+                  <pic:blipFill>
+                    <a:blip r:embed="rId9"/>
+                    <a:stretch>
+                      <a:fillRect/>
+                    </a:stretch>
+                  </pic:blipFill>
+                  <pic:spPr>
+                    <a:xfrm>
+                      <a:off x="0" y="0"/>
+                      <a:ext cx="5943600" cy="898525"/>
+                    </a:xfrm>
+                    <a:prstGeom prst="rect">
+                      <a:avLst/>
+                    </a:prstGeom>
+                  </pic:spPr>
+                </pic:pic>
+              </a:graphicData>
+            </a:graphic>
+          </wp:inline>
+        </w:drawing>
+      </w:r>
+    </w:p>
+    <w:p>
+      <w:pPr>
+        <w:numPr>
+          <w:ilvl w:val="0"/>
+          <w:numId w:val="10"/>
+        </w:numPr>
+        <w:spacing w:before="100" w:beforeAutospacing="1" w:after="100" w:afterAutospacing="1" w:line="240" w:lineRule="auto"/>
+        <w:rPr>
+          <w:rFonts w:ascii="Times New Roman" w:eastAsia="Times New Roman" w:hAnsi="Times New Roman" w:cs="Times New Roman"/>
+          <w:sz w:val="28"/>
+          <w:szCs w:val="28"/>
+        </w:rPr>
+      </w:pPr>
+      <w:r>
+        <w:rPr>
+          <w:rFonts w:ascii="Times New Roman" w:eastAsia="Times New Roman" w:hAnsi="Times New Roman" w:cs="Times New Roman"/>
+          <w:sz w:val="28"/>
+          <w:szCs w:val="28"/>
+        </w:rPr>
+        <w:t>This line optimizes CUDA memory allocation to reduce fragmentation, which is crucial for training on a GPU with limited memory.</w:t>
+      </w:r>
+    </w:p>
+    <w:p>
+      <w:pPr>
+        <w:numPr>
+          <w:ilvl w:val="0"/>
+          <w:numId w:val="10"/>
+        </w:numPr>
+        <w:spacing w:before="100" w:beforeAutospacing="1" w:after="100" w:afterAutospacing="1" w:line="240" w:lineRule="auto"/>
+        <w:rPr>
+          <w:rFonts w:ascii="Times New Roman" w:eastAsia="Times New Roman" w:hAnsi="Times New Roman" w:cs="Times New Roman"/>
+          <w:sz w:val="28"/>
+          <w:szCs w:val="28"/>
+        </w:rPr>
+      </w:pPr>
+      <w:r>
+        <w:rPr>
+          <w:rFonts w:ascii="Times New Roman" w:eastAsia="Times New Roman" w:hAnsi="Times New Roman" w:cs="Times New Roman"/>
+          <w:sz w:val="28"/>
+          <w:szCs w:val="28"/>
+        </w:rPr>
+        <w:t>Imported necessary libraries for data handling (pandas, numpy), model training (torch, transformers), evaluation (sacrebleu, rouge_score, nltk), and visualization (matplotlib).</w:t>
+      </w:r>
+    </w:p>
+    <w:p>
+      <w:pPr>
+        <w:rPr>
+          <w:rFonts w:asciiTheme="majorBidi" w:hAnsiTheme="majorBidi" w:cstheme="majorBidi"/>
+          <w:sz w:val="28"/>
+          <w:szCs w:val="28"/>
+          <w:lang w:bidi="ar-EG"/>
+        </w:rPr>
+      </w:pPr>
+    </w:p>
+    <w:p>
+      <w:pPr>
+        <w:spacing w:before="100" w:beforeAutospacing="1" w:after="100" w:afterAutospacing="1" w:line="240" w:lineRule="auto"/>
+        <w:ind w:left="360"/>
+        <w:rPr>
+          <w:rFonts w:ascii="Times New Roman" w:eastAsia="Times New Roman" w:hAnsi="Times New Roman" w:cs="Times New Roman"/>
+          <w:sz w:val="28"/>
+          <w:szCs w:val="28"/>
+        </w:rPr>
+      </w:pPr>
+      <w:r>
+        <w:rPr>
+          <w:rFonts w:ascii="Times New Roman" w:eastAsia="Times New Roman" w:hAnsi="Symbol" w:cs="Times New Roman"/>
+          <w:sz w:val="28"/>
+          <w:szCs w:val="28"/>
+        </w:rPr>
+        <w:t></w:t>
+      </w:r>
+      <w:r>
+        <w:rPr>
+          <w:rFonts w:ascii="Times New Roman" w:eastAsia="Times New Roman" w:hAnsi="Times New Roman" w:cs="Times New Roman"/>
+          <w:sz w:val="28"/>
+          <w:szCs w:val="28"/>
+        </w:rPr>
+        <w:t xml:space="preserve">  </w:t>
+      </w:r>
+      <w:r>
+        <w:rPr>
+          <w:rFonts w:ascii="Times New Roman" w:eastAsia="Times New Roman" w:hAnsi="Times New Roman" w:cs="Times New Roman"/>
+          <w:b/>
+          <w:bCs/>
+          <w:sz w:val="28"/>
+          <w:szCs w:val="28"/>
+        </w:rPr>
+        <w:t>Dataset Loading and Preprocessing</w:t>
+      </w:r>
+      <w:r>
+        <w:rPr>
+          <w:rFonts w:ascii="Times New Roman" w:eastAsia="Times New Roman" w:hAnsi="Times New Roman" w:cs="Times New Roman"/>
+          <w:sz w:val="28"/>
+          <w:szCs w:val="28"/>
+        </w:rPr>
+        <w:t>:</w:t>
+      </w:r>
+    </w:p>
+    <w:p>
+      <w:pPr>
+        <w:numPr>
+          <w:ilvl w:val="0"/>
+          <w:numId w:val="11"/>
+        </w:numPr>
+        <w:tabs>
+          <w:tab w:val="clear" w:pos="720"/>
+          <w:tab w:val="num" w:pos="1080"/>
+        </w:tabs>
+        <w:spacing w:before="100" w:beforeAutospacing="1" w:after="100" w:afterAutospacing="1" w:line="240" w:lineRule="auto"/>
+        <w:ind w:left="1080"/>
+        <w:rPr>
+          <w:rFonts w:ascii="Times New Roman" w:eastAsia="Times New Roman" w:hAnsi="Times New Roman" w:cs="Times New Roman"/>
+          <w:sz w:val="28"/>
+          <w:szCs w:val="28"/>
+        </w:rPr>
+      </w:pPr>
+      <w:r>
+        <w:rPr>
+          <w:rFonts w:ascii="Times New Roman" w:eastAsia="Times New Roman" w:hAnsi="Times New Roman" w:cs="Times New Roman"/>
+          <w:sz w:val="28"/>
+          <w:szCs w:val="28"/>
+        </w:rPr>
+        <w:t>Loaded the dataset using pandas:</w:t>
+      </w:r>
+    </w:p>
+    <w:p>
+      <w:pPr>
+        <w:ind w:left="360"/>
+        <w:rPr>
+          <w:rFonts w:asciiTheme="majorBidi" w:hAnsiTheme="majorBidi" w:cstheme="majorBidi"/>
+          <w:sz w:val="28"/>
+          <w:szCs w:val="28"/>
+          <w:lang w:bidi="ar-EG"/>
+        </w:rPr>
+      </w:pPr>
+      <w:r>
+        <w:rPr>
+          <w:noProof/>
+        </w:rPr>
+        <w:drawing>
+          <wp:inline distT="0" distB="0" distL="0" distR="0" wp14:anchorId="7F2E1097" wp14:editId="253F7ED9">
+            <wp:extent cx="5943600" cy="1183640"/>
+            <wp:effectExtent l="0" t="0" r="0" b="0"/>
+            <wp:docPr id="2" name="Picture 2"/>
+            <wp:cNvGraphicFramePr>
+              <a:graphicFrameLocks xmlns:a="http://schemas.openxmlformats.org/drawingml/2006/main" noChangeAspect="1"/>
+            </wp:cNvGraphicFramePr>
+            <a:graphic xmlns:a="http://schemas.openxmlformats.org/drawingml/2006/main">
+              <a:graphicData uri="http://schemas.openxmlformats.org/drawingml/2006/picture">
+                <pic:pic xmlns:pic="http://schemas.openxmlformats.org/drawingml/2006/picture">
+                  <pic:nvPicPr>
+                    <pic:cNvPr id="1" name=""/>
+                    <pic:cNvPicPr/>
+                  </pic:nvPicPr>
+                  <pic:blipFill>
+                    <a:blip r:embed="rId10"/>
+                    <a:stretch>
+                      <a:fillRect/>
+                    </a:stretch>
+                  </pic:blipFill>
+                  <pic:spPr>
+                    <a:xfrm>
+                      <a:off x="0" y="0"/>
+                      <a:ext cx="5943600" cy="1183640"/>
+                    </a:xfrm>
+                    <a:prstGeom prst="rect">
+                      <a:avLst/>
+                    </a:prstGeom>
+                  </pic:spPr>
+                </pic:pic>
+              </a:graphicData>
+            </a:graphic>
+          </wp:inline>
+        </w:drawing>
+      </w:r>
+    </w:p>
+    <w:p>
+      <w:pPr>
+        <w:pStyle w:val="NormalWeb"/>
+        <w:ind w:left="360"/>
+        <w:rPr>
+          <w:sz w:val="28"/>
+          <w:szCs w:val="28"/>
+        </w:rPr>
+      </w:pPr>
+      <w:r>
+        <w:rPr>
+          <w:sz w:val="28"/>
+          <w:szCs w:val="28"/>
+        </w:rPr>
+        <w:t>This loads the CSV file, renames columns for clarity, and removes missing values to ensure data quality.</w:t>
+      </w:r>
+    </w:p>
+    <w:p>
+      <w:pPr>
+        <w:ind w:left="360"/>
+        <w:rPr>
+          <w:rFonts w:asciiTheme="majorBidi" w:hAnsiTheme="majorBidi" w:cstheme="majorBidi"/>
+          <w:sz w:val="28"/>
+          <w:szCs w:val="28"/>
+          <w:lang w:bidi="ar-EG"/>
+        </w:rPr>
+      </w:pPr>
+      <w:r>
+        <w:rPr>
+          <w:rFonts w:asciiTheme="majorBidi" w:hAnsiTheme="majorBidi" w:cstheme="majorBidi"/>
+          <w:sz w:val="28"/>
+          <w:szCs w:val="28"/>
+          <w:lang w:bidi="ar-EG"/>
+        </w:rPr>
+        <w:br w:type="page"/>
+      </w:r>
+    </w:p>
+    <w:p>
+      <w:pPr>
+        <w:numPr>
+          <w:ilvl w:val="0"/>
+          <w:numId w:val="12"/>
+        </w:numPr>
+        <w:spacing w:before="100" w:beforeAutospacing="1" w:after="100" w:afterAutospacing="1" w:line="240" w:lineRule="auto"/>
+        <w:rPr>
+          <w:rFonts w:ascii="Times New Roman" w:eastAsia="Times New Roman" w:hAnsi="Times New Roman" w:cs="Times New Roman"/>
+          <w:sz w:val="24"/>
+          <w:szCs w:val="24"/>
+        </w:rPr>
+      </w:pPr>
+      <w:r>
+        <w:rPr>
+          <w:rFonts w:ascii="Times New Roman" w:eastAsia="Times New Roman" w:hAnsi="Times New Roman" w:cs="Times New Roman"/>
+          <w:sz w:val="24"/>
+          <w:szCs w:val="24"/>
+        </w:rPr>
+        <w:lastRenderedPageBreak/>
+        <w:t>Define a clean function to normalize text:</w:t>
+      </w:r>
+    </w:p>
+    <w:p>
+      <w:pPr>
+        <w:spacing w:before="100" w:beforeAutospacing="1" w:after="100" w:afterAutospacing="1" w:line="240" w:lineRule="auto"/>
+        <w:ind w:left="720"/>
+        <w:rPr>
+          <w:rFonts w:ascii="Times New Roman" w:eastAsia="Times New Roman" w:hAnsi="Times New Roman" w:cs="Times New Roman"/>
+          <w:sz w:val="24"/>
+          <w:szCs w:val="24"/>
+        </w:rPr>
+      </w:pPr>
+      <w:r>
+        <w:rPr>
+          <w:noProof/>
+        </w:rPr>
+        <w:drawing>
+          <wp:inline distT="0" distB="0" distL="0" distR="0" wp14:anchorId="505CD036" wp14:editId="327D8BC5">
+            <wp:extent cx="4941277" cy="2082165"/>
+            <wp:effectExtent l="0" t="0" r="0" b="0"/>
+            <wp:docPr id="3" name="Picture 3"/>
+            <wp:cNvGraphicFramePr>
+              <a:graphicFrameLocks xmlns:a="http://schemas.openxmlformats.org/drawingml/2006/main" noChangeAspect="1"/>
+            </wp:cNvGraphicFramePr>
+            <a:graphic xmlns:a="http://schemas.openxmlformats.org/drawingml/2006/main">
+              <a:graphicData uri="http://schemas.openxmlformats.org/drawingml/2006/picture">
+                <pic:pic xmlns:pic="http://schemas.openxmlformats.org/drawingml/2006/picture">
+                  <pic:nvPicPr>
+                    <pic:cNvPr id="1" name=""/>
+                    <pic:cNvPicPr/>
+                  </pic:nvPicPr>
+                  <pic:blipFill>
+                    <a:blip r:embed="rId11"/>
+                    <a:stretch>
+                      <a:fillRect/>
+                    </a:stretch>
+                  </pic:blipFill>
+                  <pic:spPr>
+                    <a:xfrm>
+                      <a:off x="0" y="0"/>
+                      <a:ext cx="4949473" cy="2085618"/>
+                    </a:xfrm>
+                    <a:prstGeom prst="rect">
+                      <a:avLst/>
+                    </a:prstGeom>
+                  </pic:spPr>
+                </pic:pic>
+              </a:graphicData>
+            </a:graphic>
+          </wp:inline>
+        </w:drawing>
+      </w:r>
+    </w:p>
+    <w:p>
+      <w:pPr>
+        <w:pStyle w:val="NormalWeb"/>
+        <w:ind w:left="720"/>
+        <w:rPr>
+          <w:sz w:val="28"/>
+          <w:szCs w:val="28"/>
+        </w:rPr>
+      </w:pPr>
+      <w:r>
+        <w:rPr>
+          <w:sz w:val="28"/>
+          <w:szCs w:val="28"/>
+        </w:rPr>
+        <w:t>This function converts text to lowercase, removes punctuation (except hyphens and apostrophes), digits, and excessive whitespace, ensuring clean and consistent input for tokenization.</w:t>
+      </w:r>
+    </w:p>
+    <w:p>
+      <w:pPr>
+        <w:ind w:left="720"/>
+        <w:rPr>
           <w:rtl/>
           <w:lang w:bidi="ar-EG"/>
+        </w:rPr>
+      </w:pPr>
+    </w:p>
+    <w:p>
+      <w:pPr>
+        <w:numPr>
+          <w:ilvl w:val="0"/>
+          <w:numId w:val="13"/>
+        </w:numPr>
+        <w:spacing w:before="100" w:beforeAutospacing="1" w:after="100" w:afterAutospacing="1" w:line="240" w:lineRule="auto"/>
+        <w:rPr>
+          <w:rFonts w:ascii="Times New Roman" w:eastAsia="Times New Roman" w:hAnsi="Times New Roman" w:cs="Times New Roman"/>
+          <w:sz w:val="28"/>
+          <w:szCs w:val="28"/>
+        </w:rPr>
+      </w:pPr>
+      <w:r>
+        <w:rPr>
+          <w:rFonts w:ascii="Times New Roman" w:eastAsia="Times New Roman" w:hAnsi="Times New Roman" w:cs="Times New Roman"/>
+          <w:sz w:val="28"/>
+          <w:szCs w:val="28"/>
+        </w:rPr>
+        <w:t>Applied data augmentation and subsampling:</w:t>
+      </w:r>
+    </w:p>
+    <w:p>
+      <w:pPr>
+        <w:spacing w:before="100" w:beforeAutospacing="1" w:after="100" w:afterAutospacing="1" w:line="240" w:lineRule="auto"/>
+        <w:ind w:firstLine="360"/>
+        <w:rPr>
+          <w:rFonts w:ascii="Times New Roman" w:eastAsia="Times New Roman" w:hAnsi="Times New Roman" w:cs="Times New Roman"/>
+          <w:sz w:val="24"/>
+          <w:szCs w:val="24"/>
+        </w:rPr>
+      </w:pPr>
+      <w:r>
+        <w:rPr>
+          <w:noProof/>
+        </w:rPr>
+        <w:drawing>
+          <wp:inline distT="0" distB="0" distL="0" distR="0" wp14:anchorId="4B0AD379" wp14:editId="4177DAE0">
+            <wp:extent cx="5556885" cy="1572986"/>
+            <wp:effectExtent l="0" t="0" r="5715" b="8255"/>
+            <wp:docPr id="5" name="Picture 5"/>
+            <wp:cNvGraphicFramePr>
+              <a:graphicFrameLocks xmlns:a="http://schemas.openxmlformats.org/drawingml/2006/main" noChangeAspect="1"/>
+            </wp:cNvGraphicFramePr>
+            <a:graphic xmlns:a="http://schemas.openxmlformats.org/drawingml/2006/main">
+              <a:graphicData uri="http://schemas.openxmlformats.org/drawingml/2006/picture">
+                <pic:pic xmlns:pic="http://schemas.openxmlformats.org/drawingml/2006/picture">
+                  <pic:nvPicPr>
+                    <pic:cNvPr id="1" name=""/>
+                    <pic:cNvPicPr/>
+                  </pic:nvPicPr>
+                  <pic:blipFill>
+                    <a:blip r:embed="rId12"/>
+                    <a:stretch>
+                      <a:fillRect/>
+                    </a:stretch>
+                  </pic:blipFill>
+                  <pic:spPr>
+                    <a:xfrm>
+                      <a:off x="0" y="0"/>
+                      <a:ext cx="5577245" cy="1578749"/>
+                    </a:xfrm>
+                    <a:prstGeom prst="rect">
+                      <a:avLst/>
+                    </a:prstGeom>
+                  </pic:spPr>
+                </pic:pic>
+              </a:graphicData>
+            </a:graphic>
+          </wp:inline>
+        </w:drawing>
+      </w:r>
+    </w:p>
+    <w:p>
+      <w:pPr>
+        <w:rPr>
+          <w:lang w:bidi="ar-EG"/>
+        </w:rPr>
+      </w:pPr>
+    </w:p>
+    <w:p>
+      <w:pPr>
+        <w:pStyle w:val="NormalWeb"/>
+        <w:rPr>
+          <w:sz w:val="28"/>
+          <w:szCs w:val="28"/>
+        </w:rPr>
+      </w:pPr>
+      <w:r>
+        <w:rPr>
+          <w:sz w:val="28"/>
+          <w:szCs w:val="28"/>
+        </w:rPr>
+        <w:t>This duplicates 10% of the data for augmentation and then subsamples to 8% to manage computational resources.</w:t>
+      </w:r>
+    </w:p>
+    <w:p>
+      <w:pPr>
+        <w:rPr>
+          <w:lang w:bidi="ar-EG"/>
+        </w:rPr>
+      </w:pPr>
+    </w:p>
+    <w:p>
+      <w:pPr>
+        <w:rPr>
+          <w:lang w:bidi="ar-EG"/>
+        </w:rPr>
+      </w:pPr>
+      <w:r>
+        <w:rPr>
+          <w:lang w:bidi="ar-EG"/>
+        </w:rPr>
+        <w:br w:type="page"/>
+      </w:r>
+    </w:p>
+    <w:p>
+      <w:pPr>
+        <w:numPr>
+          <w:ilvl w:val="0"/>
+          <w:numId w:val="14"/>
+        </w:numPr>
+        <w:spacing w:before="100" w:beforeAutospacing="1" w:after="100" w:afterAutospacing="1" w:line="240" w:lineRule="auto"/>
+        <w:rPr>
+          <w:rFonts w:ascii="Times New Roman" w:eastAsia="Times New Roman" w:hAnsi="Times New Roman" w:cs="Times New Roman"/>
+          <w:sz w:val="28"/>
+          <w:szCs w:val="28"/>
+        </w:rPr>
+      </w:pPr>
+      <w:r>
+        <w:rPr>
+          <w:rFonts w:ascii="Times New Roman" w:eastAsia="Times New Roman" w:hAnsi="Times New Roman" w:cs="Times New Roman"/>
+          <w:b/>
+          <w:bCs/>
+          <w:sz w:val="28"/>
+          <w:szCs w:val="28"/>
+        </w:rPr>
+        <w:lastRenderedPageBreak/>
+        <w:t>Model Initialization and Preprocessing</w:t>
+      </w:r>
+      <w:r>
+        <w:rPr>
+          <w:rFonts w:ascii="Times New Roman" w:eastAsia="Times New Roman" w:hAnsi="Times New Roman" w:cs="Times New Roman"/>
+          <w:sz w:val="28"/>
+          <w:szCs w:val="28"/>
+        </w:rPr>
+        <w:t>:</w:t>
+      </w:r>
+    </w:p>
+    <w:p>
+      <w:pPr>
+        <w:numPr>
+          <w:ilvl w:val="1"/>
+          <w:numId w:val="14"/>
+        </w:numPr>
+        <w:spacing w:before="100" w:beforeAutospacing="1" w:after="100" w:afterAutospacing="1" w:line="240" w:lineRule="auto"/>
+        <w:rPr>
+          <w:rFonts w:ascii="Times New Roman" w:eastAsia="Times New Roman" w:hAnsi="Times New Roman" w:cs="Times New Roman"/>
+          <w:sz w:val="28"/>
+          <w:szCs w:val="28"/>
+        </w:rPr>
+      </w:pPr>
+      <w:r>
+        <w:rPr>
+          <w:rFonts w:ascii="Times New Roman" w:eastAsia="Times New Roman" w:hAnsi="Times New Roman" w:cs="Times New Roman"/>
+          <w:sz w:val="28"/>
+          <w:szCs w:val="28"/>
+        </w:rPr>
+        <w:t>Loaded the model and tokenizer:</w:t>
+      </w:r>
+    </w:p>
+    <w:p>
+      <w:pPr>
+        <w:spacing w:before="100" w:beforeAutospacing="1" w:after="100" w:afterAutospacing="1" w:line="240" w:lineRule="auto"/>
+        <w:ind w:left="720"/>
+        <w:rPr>
+          <w:rFonts w:ascii="Times New Roman" w:eastAsia="Times New Roman" w:hAnsi="Times New Roman" w:cs="Times New Roman"/>
+          <w:sz w:val="24"/>
+          <w:szCs w:val="24"/>
+        </w:rPr>
+      </w:pPr>
+      <w:r>
+        <w:rPr>
+          <w:noProof/>
+        </w:rPr>
+        <w:drawing>
+          <wp:inline distT="0" distB="0" distL="0" distR="0" wp14:anchorId="097EAF7E" wp14:editId="5C1F2C25">
+            <wp:extent cx="5943600" cy="1490345"/>
+            <wp:effectExtent l="0" t="0" r="0" b="0"/>
+            <wp:docPr id="6" name="Picture 6"/>
+            <wp:cNvGraphicFramePr>
+              <a:graphicFrameLocks xmlns:a="http://schemas.openxmlformats.org/drawingml/2006/main" noChangeAspect="1"/>
+            </wp:cNvGraphicFramePr>
+            <a:graphic xmlns:a="http://schemas.openxmlformats.org/drawingml/2006/main">
+              <a:graphicData uri="http://schemas.openxmlformats.org/drawingml/2006/picture">
+                <pic:pic xmlns:pic="http://schemas.openxmlformats.org/drawingml/2006/picture">
+                  <pic:nvPicPr>
+                    <pic:cNvPr id="1" name=""/>
+                    <pic:cNvPicPr/>
+                  </pic:nvPicPr>
+                  <pic:blipFill>
+                    <a:blip r:embed="rId13"/>
+                    <a:stretch>
+                      <a:fillRect/>
+                    </a:stretch>
+                  </pic:blipFill>
+                  <pic:spPr>
+                    <a:xfrm>
+                      <a:off x="0" y="0"/>
+                      <a:ext cx="5943600" cy="1490345"/>
+                    </a:xfrm>
+                    <a:prstGeom prst="rect">
+                      <a:avLst/>
+                    </a:prstGeom>
+                  </pic:spPr>
+                </pic:pic>
+              </a:graphicData>
+            </a:graphic>
+          </wp:inline>
+        </w:drawing>
+      </w:r>
+    </w:p>
+    <w:p>
+      <w:pPr>
+        <w:spacing w:before="100" w:beforeAutospacing="1" w:after="100" w:afterAutospacing="1" w:line="240" w:lineRule="auto"/>
+        <w:ind w:left="1440"/>
+        <w:rPr>
+          <w:rFonts w:ascii="Times New Roman" w:eastAsia="Times New Roman" w:hAnsi="Times New Roman" w:cs="Times New Roman"/>
+          <w:sz w:val="28"/>
+          <w:szCs w:val="28"/>
+        </w:rPr>
+      </w:pPr>
+      <w:r>
+        <w:rPr>
+          <w:rFonts w:ascii="Times New Roman" w:eastAsia="Times New Roman" w:hAnsi="Times New Roman" w:cs="Times New Roman"/>
+          <w:sz w:val="28"/>
+          <w:szCs w:val="28"/>
+        </w:rPr>
+        <w:t xml:space="preserve">This checks for a pre-trained model; if not found, it loads the </w:t>
+      </w:r>
+      <w:r>
+        <w:rPr>
+          <w:rFonts w:ascii="Times New Roman" w:eastAsia="Times New Roman" w:hAnsi="Times New Roman" w:cs="Times New Roman"/>
+          <w:sz w:val="28"/>
+          <w:szCs w:val="28"/>
+        </w:rPr>
+        <w:t>Helsinki-NLP/opus-mt-en-fr</w:t>
+      </w:r>
+      <w:r>
+        <w:rPr>
+          <w:rFonts w:ascii="Times New Roman" w:eastAsia="Times New Roman" w:hAnsi="Times New Roman" w:cs="Times New Roman"/>
+          <w:sz w:val="28"/>
+          <w:szCs w:val="28"/>
+        </w:rPr>
+        <w:t xml:space="preserve"> model and tokenizer from Hugging Face.</w:t>
+      </w:r>
+    </w:p>
+    <w:p>
+      <w:pPr>
+        <w:spacing w:before="100" w:beforeAutospacing="1" w:after="100" w:afterAutospacing="1" w:line="240" w:lineRule="auto"/>
+        <w:ind w:left="1440"/>
+        <w:rPr>
+          <w:rFonts w:ascii="Times New Roman" w:eastAsia="Times New Roman" w:hAnsi="Times New Roman" w:cs="Times New Roman"/>
+          <w:sz w:val="28"/>
+          <w:szCs w:val="28"/>
+        </w:rPr>
+      </w:pPr>
+    </w:p>
+    <w:p>
+      <w:pPr>
+        <w:numPr>
+          <w:ilvl w:val="1"/>
+          <w:numId w:val="14"/>
+        </w:numPr>
+        <w:spacing w:before="100" w:beforeAutospacing="1" w:after="100" w:afterAutospacing="1" w:line="240" w:lineRule="auto"/>
+        <w:rPr>
+          <w:rFonts w:ascii="Times New Roman" w:eastAsia="Times New Roman" w:hAnsi="Times New Roman" w:cs="Times New Roman"/>
+          <w:sz w:val="28"/>
+          <w:szCs w:val="28"/>
+        </w:rPr>
+      </w:pPr>
+      <w:r>
+        <w:rPr>
+          <w:rFonts w:ascii="Times New Roman" w:eastAsia="Times New Roman" w:hAnsi="Times New Roman" w:cs="Times New Roman"/>
+          <w:sz w:val="28"/>
+          <w:szCs w:val="28"/>
+        </w:rPr>
+        <w:t xml:space="preserve">Defined the </w:t>
+      </w:r>
+      <w:r>
+        <w:rPr>
+          <w:rFonts w:ascii="Times New Roman" w:eastAsia="Times New Roman" w:hAnsi="Times New Roman" w:cs="Times New Roman"/>
+          <w:sz w:val="28"/>
+          <w:szCs w:val="28"/>
+        </w:rPr>
+        <w:t>preprocess_function</w:t>
+      </w:r>
+      <w:r>
+        <w:rPr>
+          <w:rFonts w:ascii="Times New Roman" w:eastAsia="Times New Roman" w:hAnsi="Times New Roman" w:cs="Times New Roman"/>
+          <w:sz w:val="28"/>
+          <w:szCs w:val="28"/>
+        </w:rPr>
+        <w:t xml:space="preserve"> for tokenization:</w:t>
+      </w:r>
+    </w:p>
+    <w:p>
+      <w:pPr>
+        <w:spacing w:before="100" w:beforeAutospacing="1" w:after="100" w:afterAutospacing="1" w:line="240" w:lineRule="auto"/>
+        <w:ind w:left="1080"/>
+        <w:rPr>
+          <w:rFonts w:ascii="Times New Roman" w:eastAsia="Times New Roman" w:hAnsi="Times New Roman" w:cs="Times New Roman"/>
+          <w:sz w:val="28"/>
+          <w:szCs w:val="28"/>
+        </w:rPr>
+      </w:pPr>
+      <w:r>
+        <w:rPr>
+          <w:noProof/>
+          <w:sz w:val="24"/>
+          <w:szCs w:val="24"/>
+        </w:rPr>
+        <w:drawing>
+          <wp:inline distT="0" distB="0" distL="0" distR="0" wp14:anchorId="435047DA" wp14:editId="51187F9A">
+            <wp:extent cx="4899212" cy="1830705"/>
+            <wp:effectExtent l="0" t="0" r="0" b="0"/>
+            <wp:docPr id="8" name="Picture 8"/>
+            <wp:cNvGraphicFramePr>
+              <a:graphicFrameLocks xmlns:a="http://schemas.openxmlformats.org/drawingml/2006/main" noChangeAspect="1"/>
+            </wp:cNvGraphicFramePr>
+            <a:graphic xmlns:a="http://schemas.openxmlformats.org/drawingml/2006/main">
+              <a:graphicData uri="http://schemas.openxmlformats.org/drawingml/2006/picture">
+                <pic:pic xmlns:pic="http://schemas.openxmlformats.org/drawingml/2006/picture">
+                  <pic:nvPicPr>
+                    <pic:cNvPr id="1" name=""/>
+                    <pic:cNvPicPr/>
+                  </pic:nvPicPr>
+                  <pic:blipFill>
+                    <a:blip r:embed="rId14"/>
+                    <a:stretch>
+                      <a:fillRect/>
+                    </a:stretch>
+                  </pic:blipFill>
+                  <pic:spPr>
+                    <a:xfrm>
+                      <a:off x="0" y="0"/>
+                      <a:ext cx="4902229" cy="1831832"/>
+                    </a:xfrm>
+                    <a:prstGeom prst="rect">
+                      <a:avLst/>
+                    </a:prstGeom>
+                  </pic:spPr>
+                </pic:pic>
+              </a:graphicData>
+            </a:graphic>
+          </wp:inline>
+        </w:drawing>
+      </w:r>
+    </w:p>
+    <w:p>
+      <w:pPr>
+        <w:spacing w:before="100" w:beforeAutospacing="1" w:after="100" w:afterAutospacing="1" w:line="240" w:lineRule="auto"/>
+        <w:ind w:left="1440"/>
+        <w:rPr>
+          <w:rFonts w:ascii="Times New Roman" w:eastAsia="Times New Roman" w:hAnsi="Times New Roman" w:cs="Times New Roman"/>
+          <w:sz w:val="28"/>
+          <w:szCs w:val="28"/>
+        </w:rPr>
+      </w:pPr>
+      <w:r>
+        <w:rPr>
+          <w:rFonts w:ascii="Times New Roman" w:eastAsia="Times New Roman" w:hAnsi="Times New Roman" w:cs="Times New Roman"/>
+          <w:sz w:val="28"/>
+          <w:szCs w:val="28"/>
+        </w:rPr>
+        <w:t xml:space="preserve">This function tokenizes English inputs and French targets, ensuring they are padded to a uniform length of 80 tokens. The </w:t>
+      </w:r>
+      <w:r>
+        <w:rPr>
+          <w:rFonts w:ascii="Times New Roman" w:eastAsia="Times New Roman" w:hAnsi="Times New Roman" w:cs="Times New Roman"/>
+          <w:sz w:val="28"/>
+          <w:szCs w:val="28"/>
+        </w:rPr>
+        <w:t>labels</w:t>
+      </w:r>
+      <w:r>
+        <w:rPr>
+          <w:rFonts w:ascii="Times New Roman" w:eastAsia="Times New Roman" w:hAnsi="Times New Roman" w:cs="Times New Roman"/>
+          <w:sz w:val="28"/>
+          <w:szCs w:val="28"/>
+        </w:rPr>
+        <w:t xml:space="preserve"> are generated for training the model to predict French translations.</w:t>
+      </w:r>
+    </w:p>
+    <w:p>
+      <w:pPr>
+        <w:spacing w:before="100" w:beforeAutospacing="1" w:after="100" w:afterAutospacing="1" w:line="240" w:lineRule="auto"/>
+        <w:rPr>
+          <w:rFonts w:ascii="Times New Roman" w:eastAsia="Times New Roman" w:hAnsi="Times New Roman" w:cs="Times New Roman"/>
+          <w:sz w:val="24"/>
+          <w:szCs w:val="24"/>
+        </w:rPr>
+      </w:pPr>
+    </w:p>
+    <w:p>
+      <w:pPr>
+        <w:spacing w:before="100" w:beforeAutospacing="1" w:after="100" w:afterAutospacing="1" w:line="240" w:lineRule="auto"/>
+        <w:rPr>
+          <w:rFonts w:ascii="Times New Roman" w:eastAsia="Times New Roman" w:hAnsi="Times New Roman" w:cs="Times New Roman"/>
+          <w:sz w:val="24"/>
+          <w:szCs w:val="24"/>
+        </w:rPr>
+      </w:pPr>
+    </w:p>
+    <w:p>
+      <w:pPr>
+        <w:spacing w:before="100" w:beforeAutospacing="1" w:after="100" w:afterAutospacing="1" w:line="240" w:lineRule="auto"/>
+        <w:rPr>
+          <w:rFonts w:ascii="Times New Roman" w:eastAsia="Times New Roman" w:hAnsi="Times New Roman" w:cs="Times New Roman"/>
+          <w:sz w:val="24"/>
+          <w:szCs w:val="24"/>
+        </w:rPr>
+      </w:pPr>
+    </w:p>
+    <w:p>
+      <w:pPr>
+        <w:spacing w:before="100" w:beforeAutospacing="1" w:after="100" w:afterAutospacing="1" w:line="240" w:lineRule="auto"/>
+        <w:rPr>
+          <w:rFonts w:ascii="Times New Roman" w:eastAsia="Times New Roman" w:hAnsi="Times New Roman" w:cs="Times New Roman"/>
+          <w:sz w:val="24"/>
+          <w:szCs w:val="24"/>
+        </w:rPr>
+      </w:pPr>
+    </w:p>
+    <w:p>
+      <w:pPr>
+        <w:spacing w:before="100" w:beforeAutospacing="1" w:after="100" w:afterAutospacing="1" w:line="240" w:lineRule="auto"/>
+        <w:rPr>
+          <w:rFonts w:ascii="Times New Roman" w:eastAsia="Times New Roman" w:hAnsi="Times New Roman" w:cs="Times New Roman"/>
+          <w:sz w:val="24"/>
+          <w:szCs w:val="24"/>
+        </w:rPr>
+      </w:pPr>
+    </w:p>
+    <w:p>
+      <w:pPr>
+        <w:numPr>
+          <w:ilvl w:val="0"/>
+          <w:numId w:val="14"/>
+        </w:numPr>
+        <w:spacing w:before="100" w:beforeAutospacing="1" w:after="100" w:afterAutospacing="1" w:line="240" w:lineRule="auto"/>
+        <w:rPr>
+          <w:rFonts w:ascii="Times New Roman" w:eastAsia="Times New Roman" w:hAnsi="Times New Roman" w:cs="Times New Roman"/>
+          <w:sz w:val="28"/>
+          <w:szCs w:val="28"/>
+        </w:rPr>
+      </w:pPr>
+      <w:r>
+        <w:rPr>
+          <w:rFonts w:ascii="Times New Roman" w:eastAsia="Times New Roman" w:hAnsi="Times New Roman" w:cs="Times New Roman"/>
+          <w:b/>
+          <w:bCs/>
+          <w:sz w:val="28"/>
+          <w:szCs w:val="28"/>
+        </w:rPr>
+        <w:lastRenderedPageBreak/>
+        <w:t>Training Setup</w:t>
+      </w:r>
+      <w:r>
+        <w:rPr>
+          <w:rFonts w:ascii="Times New Roman" w:eastAsia="Times New Roman" w:hAnsi="Times New Roman" w:cs="Times New Roman"/>
+          <w:sz w:val="28"/>
+          <w:szCs w:val="28"/>
+        </w:rPr>
+        <w:t>:</w:t>
+      </w:r>
+    </w:p>
+    <w:p>
+      <w:pPr>
+        <w:numPr>
+          <w:ilvl w:val="1"/>
+          <w:numId w:val="14"/>
+        </w:numPr>
+        <w:spacing w:before="100" w:beforeAutospacing="1" w:after="100" w:afterAutospacing="1" w:line="240" w:lineRule="auto"/>
+        <w:rPr>
+          <w:rFonts w:ascii="Times New Roman" w:eastAsia="Times New Roman" w:hAnsi="Times New Roman" w:cs="Times New Roman"/>
+          <w:sz w:val="28"/>
+          <w:szCs w:val="28"/>
+        </w:rPr>
+      </w:pPr>
+      <w:r>
+        <w:rPr>
+          <w:rFonts w:ascii="Times New Roman" w:eastAsia="Times New Roman" w:hAnsi="Times New Roman" w:cs="Times New Roman"/>
+          <w:sz w:val="28"/>
+          <w:szCs w:val="28"/>
+        </w:rPr>
+        <w:t>Configured training arguments:</w:t>
+      </w:r>
+    </w:p>
+    <w:p>
+      <w:pPr>
+        <w:spacing w:before="100" w:beforeAutospacing="1" w:after="100" w:afterAutospacing="1" w:line="240" w:lineRule="auto"/>
+        <w:ind w:left="1440"/>
+        <w:rPr>
+          <w:rFonts w:ascii="Times New Roman" w:eastAsia="Times New Roman" w:hAnsi="Times New Roman" w:cs="Times New Roman"/>
+          <w:sz w:val="28"/>
+          <w:szCs w:val="28"/>
+        </w:rPr>
+      </w:pPr>
+      <w:r>
+        <w:rPr>
+          <w:noProof/>
+          <w:sz w:val="24"/>
+          <w:szCs w:val="24"/>
+        </w:rPr>
+        <w:drawing>
+          <wp:inline distT="0" distB="0" distL="0" distR="0" wp14:anchorId="0C6BBBF9" wp14:editId="078A3313">
+            <wp:extent cx="3624943" cy="5469255"/>
+            <wp:effectExtent l="0" t="0" r="0" b="0"/>
+            <wp:docPr id="9" name="Picture 9"/>
+            <wp:cNvGraphicFramePr>
+              <a:graphicFrameLocks xmlns:a="http://schemas.openxmlformats.org/drawingml/2006/main" noChangeAspect="1"/>
+            </wp:cNvGraphicFramePr>
+            <a:graphic xmlns:a="http://schemas.openxmlformats.org/drawingml/2006/main">
+              <a:graphicData uri="http://schemas.openxmlformats.org/drawingml/2006/picture">
+                <pic:pic xmlns:pic="http://schemas.openxmlformats.org/drawingml/2006/picture">
+                  <pic:nvPicPr>
+                    <pic:cNvPr id="1" name=""/>
+                    <pic:cNvPicPr/>
+                  </pic:nvPicPr>
+                  <pic:blipFill>
+                    <a:blip r:embed="rId15"/>
+                    <a:stretch>
+                      <a:fillRect/>
+                    </a:stretch>
+                  </pic:blipFill>
+                  <pic:spPr>
+                    <a:xfrm>
+                      <a:off x="0" y="0"/>
+                      <a:ext cx="3632977" cy="5481376"/>
+                    </a:xfrm>
+                    <a:prstGeom prst="rect">
+                      <a:avLst/>
+                    </a:prstGeom>
+                  </pic:spPr>
+                </pic:pic>
+              </a:graphicData>
+            </a:graphic>
+          </wp:inline>
+        </w:drawing>
+      </w:r>
+    </w:p>
+    <w:p>
+      <w:pPr>
+        <w:spacing w:before="100" w:beforeAutospacing="1" w:after="100" w:afterAutospacing="1" w:line="240" w:lineRule="auto"/>
+        <w:ind w:left="1440"/>
+        <w:rPr>
+          <w:rFonts w:ascii="Times New Roman" w:eastAsia="Times New Roman" w:hAnsi="Times New Roman" w:cs="Times New Roman"/>
+          <w:sz w:val="28"/>
+          <w:szCs w:val="28"/>
+        </w:rPr>
+      </w:pPr>
+      <w:r>
+        <w:rPr>
+          <w:rFonts w:ascii="Times New Roman" w:eastAsia="Times New Roman" w:hAnsi="Times New Roman" w:cs="Times New Roman"/>
+          <w:sz w:val="28"/>
+          <w:szCs w:val="28"/>
+        </w:rPr>
+        <w:t>This sets up the training pipeline with a learning rate of 2e-5, 10 epochs, FP16 training, and gradient accumulation to handle small batch sizes. The cosine scheduler with restarts and warmup steps ensures smooth learning rate adjustments.</w:t>
+      </w:r>
+    </w:p>
+    <w:p>
+      <w:pPr>
+        <w:spacing w:before="100" w:beforeAutospacing="1" w:after="100" w:afterAutospacing="1" w:line="240" w:lineRule="auto"/>
+        <w:ind w:left="1440"/>
+        <w:rPr>
+          <w:rFonts w:ascii="Times New Roman" w:eastAsia="Times New Roman" w:hAnsi="Times New Roman" w:cs="Times New Roman"/>
+          <w:sz w:val="28"/>
+          <w:szCs w:val="28"/>
+        </w:rPr>
+      </w:pPr>
+    </w:p>
+    <w:p>
+      <w:pPr>
+        <w:spacing w:before="100" w:beforeAutospacing="1" w:after="100" w:afterAutospacing="1" w:line="240" w:lineRule="auto"/>
+        <w:ind w:left="1440"/>
+        <w:rPr>
+          <w:rFonts w:ascii="Times New Roman" w:eastAsia="Times New Roman" w:hAnsi="Times New Roman" w:cs="Times New Roman"/>
+          <w:sz w:val="28"/>
+          <w:szCs w:val="28"/>
+        </w:rPr>
+      </w:pPr>
+    </w:p>
+    <w:p>
+      <w:pPr>
+        <w:spacing w:before="100" w:beforeAutospacing="1" w:after="100" w:afterAutospacing="1" w:line="240" w:lineRule="auto"/>
+        <w:ind w:left="1440"/>
+        <w:rPr>
+          <w:rFonts w:ascii="Times New Roman" w:eastAsia="Times New Roman" w:hAnsi="Times New Roman" w:cs="Times New Roman"/>
+          <w:sz w:val="28"/>
+          <w:szCs w:val="28"/>
+        </w:rPr>
+      </w:pPr>
+    </w:p>
+    <w:p>
+      <w:pPr>
+        <w:spacing w:before="100" w:beforeAutospacing="1" w:after="100" w:afterAutospacing="1" w:line="240" w:lineRule="auto"/>
+        <w:ind w:left="1440"/>
+        <w:rPr>
+          <w:rFonts w:ascii="Times New Roman" w:eastAsia="Times New Roman" w:hAnsi="Times New Roman" w:cs="Times New Roman"/>
+          <w:sz w:val="28"/>
+          <w:szCs w:val="28"/>
+        </w:rPr>
+      </w:pPr>
+      <w:r>
+        <w:rPr>
+          <w:rFonts w:ascii="Times New Roman" w:eastAsia="Times New Roman" w:hAnsi="Times New Roman" w:cs="Times New Roman"/>
+          <w:sz w:val="28"/>
+          <w:szCs w:val="28"/>
+        </w:rPr>
+        <w:lastRenderedPageBreak/>
+        <w:t xml:space="preserve">Model Training: </w:t>
+      </w:r>
+    </w:p>
+    <w:p>
+      <w:pPr>
+        <w:spacing w:before="100" w:beforeAutospacing="1" w:after="100" w:afterAutospacing="1" w:line="240" w:lineRule="auto"/>
+        <w:ind w:left="1440"/>
+        <w:rPr>
+          <w:rFonts w:ascii="Times New Roman" w:eastAsia="Times New Roman" w:hAnsi="Times New Roman" w:cs="Times New Roman"/>
+          <w:sz w:val="28"/>
+          <w:szCs w:val="28"/>
+        </w:rPr>
+      </w:pPr>
+    </w:p>
+    <w:p>
+      <w:pPr>
+        <w:spacing w:before="100" w:beforeAutospacing="1" w:after="100" w:afterAutospacing="1" w:line="240" w:lineRule="auto"/>
+        <w:ind w:left="1440"/>
+        <w:rPr>
+          <w:rFonts w:ascii="Times New Roman" w:eastAsia="Times New Roman" w:hAnsi="Times New Roman" w:cs="Times New Roman"/>
+          <w:sz w:val="28"/>
+          <w:szCs w:val="28"/>
+        </w:rPr>
+      </w:pPr>
+      <w:r>
+        <w:rPr>
+          <w:noProof/>
+        </w:rPr>
+        <w:drawing>
+          <wp:inline distT="0" distB="0" distL="0" distR="0" wp14:anchorId="0B7EE686" wp14:editId="2BAA825B">
+            <wp:extent cx="4969329" cy="5502275"/>
+            <wp:effectExtent l="0" t="0" r="3175" b="3175"/>
+            <wp:docPr id="4" name="Picture 4"/>
+            <wp:cNvGraphicFramePr>
+              <a:graphicFrameLocks xmlns:a="http://schemas.openxmlformats.org/drawingml/2006/main" noChangeAspect="1"/>
+            </wp:cNvGraphicFramePr>
+            <a:graphic xmlns:a="http://schemas.openxmlformats.org/drawingml/2006/main">
+              <a:graphicData uri="http://schemas.openxmlformats.org/drawingml/2006/picture">
+                <pic:pic xmlns:pic="http://schemas.openxmlformats.org/drawingml/2006/picture">
+                  <pic:nvPicPr>
+                    <pic:cNvPr id="1" name=""/>
+                    <pic:cNvPicPr/>
+                  </pic:nvPicPr>
+                  <pic:blipFill>
+                    <a:blip r:embed="rId16"/>
+                    <a:stretch>
+                      <a:fillRect/>
+                    </a:stretch>
+                  </pic:blipFill>
+                  <pic:spPr>
+                    <a:xfrm>
+                      <a:off x="0" y="0"/>
+                      <a:ext cx="4988897" cy="5523941"/>
+                    </a:xfrm>
+                    <a:prstGeom prst="rect">
+                      <a:avLst/>
+                    </a:prstGeom>
+                  </pic:spPr>
+                </pic:pic>
+              </a:graphicData>
+            </a:graphic>
+          </wp:inline>
+        </w:drawing>
+      </w:r>
+    </w:p>
+    <w:p>
+      <w:pPr>
+        <w:spacing w:before="100" w:beforeAutospacing="1" w:after="100" w:afterAutospacing="1" w:line="240" w:lineRule="auto"/>
+        <w:ind w:left="1440"/>
+        <w:rPr>
+          <w:rFonts w:ascii="Times New Roman" w:eastAsia="Times New Roman" w:hAnsi="Times New Roman" w:cs="Times New Roman"/>
+          <w:sz w:val="28"/>
+          <w:szCs w:val="28"/>
+        </w:rPr>
+      </w:pPr>
+    </w:p>
+    <w:p>
+      <w:pPr>
+        <w:spacing w:before="100" w:beforeAutospacing="1" w:after="100" w:afterAutospacing="1" w:line="240" w:lineRule="auto"/>
+        <w:rPr>
+          <w:rFonts w:ascii="Times New Roman" w:eastAsia="Times New Roman" w:hAnsi="Times New Roman" w:cs="Times New Roman"/>
+          <w:sz w:val="28"/>
+          <w:szCs w:val="28"/>
+        </w:rPr>
+      </w:pPr>
+    </w:p>
+    <w:p>
+      <w:pPr>
+        <w:spacing w:before="100" w:beforeAutospacing="1" w:after="100" w:afterAutospacing="1" w:line="240" w:lineRule="auto"/>
+        <w:rPr>
+          <w:rFonts w:ascii="Times New Roman" w:eastAsia="Times New Roman" w:hAnsi="Times New Roman" w:cs="Times New Roman"/>
+          <w:sz w:val="28"/>
+          <w:szCs w:val="28"/>
+        </w:rPr>
+      </w:pPr>
+    </w:p>
+    <w:p>
+      <w:pPr>
+        <w:spacing w:before="100" w:beforeAutospacing="1" w:after="100" w:afterAutospacing="1" w:line="240" w:lineRule="auto"/>
+        <w:rPr>
+          <w:rFonts w:ascii="Times New Roman" w:eastAsia="Times New Roman" w:hAnsi="Times New Roman" w:cs="Times New Roman"/>
+          <w:sz w:val="28"/>
+          <w:szCs w:val="28"/>
+        </w:rPr>
+      </w:pPr>
+    </w:p>
+    <w:p>
+      <w:pPr>
+        <w:spacing w:before="100" w:beforeAutospacing="1" w:after="100" w:afterAutospacing="1" w:line="240" w:lineRule="auto"/>
+        <w:rPr>
+          <w:rFonts w:ascii="Times New Roman" w:eastAsia="Times New Roman" w:hAnsi="Times New Roman" w:cs="Times New Roman"/>
+          <w:sz w:val="28"/>
+          <w:szCs w:val="28"/>
+        </w:rPr>
+      </w:pPr>
+    </w:p>
+    <w:p>
+      <w:pPr>
+        <w:spacing w:before="100" w:beforeAutospacing="1" w:after="100" w:afterAutospacing="1" w:line="240" w:lineRule="auto"/>
+        <w:rPr>
+          <w:rFonts w:ascii="Times New Roman" w:eastAsia="Times New Roman" w:hAnsi="Times New Roman" w:cs="Times New Roman"/>
+          <w:sz w:val="28"/>
+          <w:szCs w:val="28"/>
+        </w:rPr>
+      </w:pPr>
+    </w:p>
+    <w:p>
+      <w:pPr>
+        <w:numPr>
+          <w:ilvl w:val="1"/>
+          <w:numId w:val="14"/>
+        </w:numPr>
+        <w:spacing w:before="100" w:beforeAutospacing="1" w:after="100" w:afterAutospacing="1" w:line="240" w:lineRule="auto"/>
+        <w:rPr>
+          <w:rFonts w:ascii="Times New Roman" w:eastAsia="Times New Roman" w:hAnsi="Times New Roman" w:cs="Times New Roman"/>
+          <w:sz w:val="28"/>
+          <w:szCs w:val="28"/>
+        </w:rPr>
+      </w:pPr>
+      <w:r>
+        <w:rPr>
+          <w:rFonts w:ascii="Times New Roman" w:eastAsia="Times New Roman" w:hAnsi="Times New Roman" w:cs="Times New Roman"/>
+          <w:sz w:val="28"/>
+          <w:szCs w:val="28"/>
+        </w:rPr>
+        <w:t>Defined a custom trainer:</w:t>
+      </w:r>
+    </w:p>
+    <w:p>
+      <w:pPr>
+        <w:spacing w:before="100" w:beforeAutospacing="1" w:after="100" w:afterAutospacing="1" w:line="240" w:lineRule="auto"/>
+        <w:ind w:left="1080"/>
+        <w:rPr>
+          <w:rFonts w:ascii="Times New Roman" w:eastAsia="Times New Roman" w:hAnsi="Times New Roman" w:cs="Times New Roman"/>
+          <w:sz w:val="28"/>
+          <w:szCs w:val="28"/>
+        </w:rPr>
+      </w:pPr>
+      <w:r>
+        <w:rPr>
+          <w:noProof/>
+          <w:sz w:val="24"/>
+          <w:szCs w:val="24"/>
+        </w:rPr>
+        <w:drawing>
+          <wp:inline distT="0" distB="0" distL="0" distR="0" wp14:anchorId="71EF9FEB" wp14:editId="1C75F0BE">
+            <wp:extent cx="4821641" cy="2906486"/>
+            <wp:effectExtent l="0" t="0" r="0" b="8255"/>
+            <wp:docPr id="10" name="Picture 10"/>
+            <wp:cNvGraphicFramePr>
+              <a:graphicFrameLocks xmlns:a="http://schemas.openxmlformats.org/drawingml/2006/main" noChangeAspect="1"/>
+            </wp:cNvGraphicFramePr>
+            <a:graphic xmlns:a="http://schemas.openxmlformats.org/drawingml/2006/main">
+              <a:graphicData uri="http://schemas.openxmlformats.org/drawingml/2006/picture">
+                <pic:pic xmlns:pic="http://schemas.openxmlformats.org/drawingml/2006/picture">
+                  <pic:nvPicPr>
+                    <pic:cNvPr id="1" name=""/>
+                    <pic:cNvPicPr/>
+                  </pic:nvPicPr>
+                  <pic:blipFill>
+                    <a:blip r:embed="rId17"/>
+                    <a:stretch>
+                      <a:fillRect/>
+                    </a:stretch>
+                  </pic:blipFill>
+                  <pic:spPr>
+                    <a:xfrm>
+                      <a:off x="0" y="0"/>
+                      <a:ext cx="4865116" cy="2932693"/>
+                    </a:xfrm>
+                    <a:prstGeom prst="rect">
+                      <a:avLst/>
+                    </a:prstGeom>
+                  </pic:spPr>
+                </pic:pic>
+              </a:graphicData>
+            </a:graphic>
+          </wp:inline>
+        </w:drawing>
+      </w:r>
+    </w:p>
+    <w:p>
+      <w:pPr>
+        <w:spacing w:before="100" w:beforeAutospacing="1" w:after="100" w:afterAutospacing="1" w:line="240" w:lineRule="auto"/>
+        <w:ind w:left="1440"/>
+        <w:rPr>
+          <w:rFonts w:ascii="Times New Roman" w:eastAsia="Times New Roman" w:hAnsi="Times New Roman" w:cs="Times New Roman"/>
+          <w:sz w:val="28"/>
+          <w:szCs w:val="28"/>
+        </w:rPr>
+      </w:pPr>
+      <w:r>
+        <w:rPr>
+          <w:rFonts w:ascii="Times New Roman" w:eastAsia="Times New Roman" w:hAnsi="Times New Roman" w:cs="Times New Roman"/>
+          <w:sz w:val="28"/>
+          <w:szCs w:val="28"/>
+        </w:rPr>
+        <w:t xml:space="preserve">This custom trainer overrides the </w:t>
+      </w:r>
+      <w:r>
+        <w:rPr>
+          <w:rFonts w:ascii="Times New Roman" w:eastAsia="Times New Roman" w:hAnsi="Times New Roman" w:cs="Times New Roman"/>
+          <w:sz w:val="28"/>
+          <w:szCs w:val="28"/>
+        </w:rPr>
+        <w:t>compute_loss</w:t>
+      </w:r>
+      <w:r>
+        <w:rPr>
+          <w:rFonts w:ascii="Times New Roman" w:eastAsia="Times New Roman" w:hAnsi="Times New Roman" w:cs="Times New Roman"/>
+          <w:sz w:val="28"/>
+          <w:szCs w:val="28"/>
+        </w:rPr>
+        <w:t xml:space="preserve"> method to apply label smoothing (0.2), which improves generalization by preventing the model from becoming overconfident in its predictions.</w:t>
+      </w:r>
+    </w:p>
+    <w:p>
+      <w:pPr>
+        <w:spacing w:before="100" w:beforeAutospacing="1" w:after="100" w:afterAutospacing="1" w:line="240" w:lineRule="auto"/>
+        <w:ind w:left="1440"/>
+        <w:rPr>
+          <w:rFonts w:ascii="Times New Roman" w:eastAsia="Times New Roman" w:hAnsi="Times New Roman" w:cs="Times New Roman"/>
+          <w:sz w:val="28"/>
+          <w:szCs w:val="28"/>
+        </w:rPr>
+      </w:pPr>
+    </w:p>
+    <w:p>
+      <w:pPr>
+        <w:spacing w:before="100" w:beforeAutospacing="1" w:after="100" w:afterAutospacing="1" w:line="240" w:lineRule="auto"/>
+        <w:ind w:left="1440"/>
+        <w:rPr>
+          <w:rFonts w:ascii="Times New Roman" w:eastAsia="Times New Roman" w:hAnsi="Times New Roman" w:cs="Times New Roman"/>
+          <w:sz w:val="28"/>
+          <w:szCs w:val="28"/>
+        </w:rPr>
+      </w:pPr>
+    </w:p>
+    <w:p>
+      <w:pPr>
+        <w:spacing w:before="100" w:beforeAutospacing="1" w:after="100" w:afterAutospacing="1" w:line="240" w:lineRule="auto"/>
+        <w:ind w:left="1440"/>
+        <w:rPr>
+          <w:rFonts w:ascii="Times New Roman" w:eastAsia="Times New Roman" w:hAnsi="Times New Roman" w:cs="Times New Roman"/>
+          <w:sz w:val="28"/>
+          <w:szCs w:val="28"/>
+        </w:rPr>
+      </w:pPr>
+    </w:p>
+    <w:p>
+      <w:pPr>
+        <w:spacing w:before="100" w:beforeAutospacing="1" w:after="100" w:afterAutospacing="1" w:line="240" w:lineRule="auto"/>
+        <w:ind w:left="1440"/>
+        <w:rPr>
+          <w:rFonts w:ascii="Times New Roman" w:eastAsia="Times New Roman" w:hAnsi="Times New Roman" w:cs="Times New Roman"/>
+          <w:sz w:val="28"/>
+          <w:szCs w:val="28"/>
+        </w:rPr>
+      </w:pPr>
+    </w:p>
+    <w:p>
+      <w:pPr>
+        <w:spacing w:before="100" w:beforeAutospacing="1" w:after="100" w:afterAutospacing="1" w:line="240" w:lineRule="auto"/>
+        <w:ind w:left="1440"/>
+        <w:rPr>
+          <w:rFonts w:ascii="Times New Roman" w:eastAsia="Times New Roman" w:hAnsi="Times New Roman" w:cs="Times New Roman"/>
+          <w:sz w:val="28"/>
+          <w:szCs w:val="28"/>
+        </w:rPr>
+      </w:pPr>
+    </w:p>
+    <w:p>
+      <w:pPr>
+        <w:spacing w:before="100" w:beforeAutospacing="1" w:after="100" w:afterAutospacing="1" w:line="240" w:lineRule="auto"/>
+        <w:ind w:left="1440"/>
+        <w:rPr>
+          <w:rFonts w:ascii="Times New Roman" w:eastAsia="Times New Roman" w:hAnsi="Times New Roman" w:cs="Times New Roman"/>
+          <w:sz w:val="28"/>
+          <w:szCs w:val="28"/>
+        </w:rPr>
+      </w:pPr>
+    </w:p>
+    <w:p>
+      <w:pPr>
+        <w:spacing w:before="100" w:beforeAutospacing="1" w:after="100" w:afterAutospacing="1" w:line="240" w:lineRule="auto"/>
+        <w:ind w:left="1440"/>
+        <w:rPr>
+          <w:rFonts w:ascii="Times New Roman" w:eastAsia="Times New Roman" w:hAnsi="Times New Roman" w:cs="Times New Roman"/>
+          <w:sz w:val="28"/>
+          <w:szCs w:val="28"/>
+        </w:rPr>
+      </w:pPr>
+    </w:p>
+    <w:p>
+      <w:pPr>
+        <w:spacing w:before="100" w:beforeAutospacing="1" w:after="100" w:afterAutospacing="1" w:line="240" w:lineRule="auto"/>
+        <w:ind w:left="1440"/>
+        <w:rPr>
+          <w:rFonts w:ascii="Times New Roman" w:eastAsia="Times New Roman" w:hAnsi="Times New Roman" w:cs="Times New Roman"/>
+          <w:sz w:val="28"/>
+          <w:szCs w:val="28"/>
+        </w:rPr>
+      </w:pPr>
+    </w:p>
+    <w:p>
+      <w:pPr>
+        <w:spacing w:before="100" w:beforeAutospacing="1" w:after="100" w:afterAutospacing="1" w:line="240" w:lineRule="auto"/>
+        <w:ind w:left="1440"/>
+        <w:rPr>
+          <w:rFonts w:ascii="Times New Roman" w:eastAsia="Times New Roman" w:hAnsi="Times New Roman" w:cs="Times New Roman"/>
+          <w:sz w:val="28"/>
+          <w:szCs w:val="28"/>
+        </w:rPr>
+      </w:pPr>
+    </w:p>
+    <w:p>
+      <w:pPr>
+        <w:spacing w:before="100" w:beforeAutospacing="1" w:after="100" w:afterAutospacing="1" w:line="240" w:lineRule="auto"/>
+        <w:ind w:left="1440"/>
+        <w:rPr>
+          <w:rFonts w:ascii="Times New Roman" w:eastAsia="Times New Roman" w:hAnsi="Times New Roman" w:cs="Times New Roman"/>
+          <w:sz w:val="28"/>
+          <w:szCs w:val="28"/>
+        </w:rPr>
+      </w:pPr>
+    </w:p>
+    <w:p>
+      <w:pPr>
+        <w:numPr>
+          <w:ilvl w:val="0"/>
+          <w:numId w:val="15"/>
+        </w:numPr>
+        <w:spacing w:before="100" w:beforeAutospacing="1" w:after="100" w:afterAutospacing="1" w:line="240" w:lineRule="auto"/>
+        <w:rPr>
+          <w:rFonts w:ascii="Times New Roman" w:eastAsia="Times New Roman" w:hAnsi="Times New Roman" w:cs="Times New Roman"/>
+          <w:sz w:val="28"/>
+          <w:szCs w:val="28"/>
+        </w:rPr>
+      </w:pPr>
+      <w:r>
+        <w:rPr>
+          <w:rFonts w:ascii="Times New Roman" w:eastAsia="Times New Roman" w:hAnsi="Times New Roman" w:cs="Times New Roman"/>
+          <w:b/>
+          <w:bCs/>
+          <w:sz w:val="28"/>
+          <w:szCs w:val="28"/>
+        </w:rPr>
+        <w:t>Evaluation and Metrics</w:t>
+      </w:r>
+      <w:r>
+        <w:rPr>
+          <w:rFonts w:ascii="Times New Roman" w:eastAsia="Times New Roman" w:hAnsi="Times New Roman" w:cs="Times New Roman"/>
+          <w:sz w:val="28"/>
+          <w:szCs w:val="28"/>
+        </w:rPr>
+        <w:t>:</w:t>
+      </w:r>
+    </w:p>
+    <w:p>
+      <w:pPr>
+        <w:numPr>
+          <w:ilvl w:val="1"/>
+          <w:numId w:val="15"/>
+        </w:numPr>
+        <w:spacing w:before="100" w:beforeAutospacing="1" w:after="100" w:afterAutospacing="1" w:line="240" w:lineRule="auto"/>
+        <w:rPr>
+          <w:rFonts w:ascii="Times New Roman" w:eastAsia="Times New Roman" w:hAnsi="Times New Roman" w:cs="Times New Roman"/>
+          <w:sz w:val="28"/>
+          <w:szCs w:val="28"/>
+        </w:rPr>
+      </w:pPr>
+      <w:r>
+        <w:rPr>
+          <w:rFonts w:ascii="Times New Roman" w:eastAsia="Times New Roman" w:hAnsi="Times New Roman" w:cs="Times New Roman"/>
+          <w:sz w:val="28"/>
+          <w:szCs w:val="28"/>
+        </w:rPr>
+        <w:t xml:space="preserve">Defined a </w:t>
+      </w:r>
+      <w:r>
+        <w:rPr>
+          <w:rFonts w:ascii="Times New Roman" w:eastAsia="Times New Roman" w:hAnsi="Times New Roman" w:cs="Times New Roman"/>
+          <w:sz w:val="28"/>
+          <w:szCs w:val="28"/>
+        </w:rPr>
+        <w:t>compute_accuracy</w:t>
+      </w:r>
+      <w:r>
+        <w:rPr>
+          <w:rFonts w:ascii="Times New Roman" w:eastAsia="Times New Roman" w:hAnsi="Times New Roman" w:cs="Times New Roman"/>
+          <w:sz w:val="28"/>
+          <w:szCs w:val="28"/>
+        </w:rPr>
+        <w:t xml:space="preserve"> function using METEOR:</w:t>
+      </w:r>
+    </w:p>
+    <w:p>
+      <w:pPr>
+        <w:spacing w:before="100" w:beforeAutospacing="1" w:after="100" w:afterAutospacing="1" w:line="240" w:lineRule="auto"/>
+        <w:ind w:left="1440"/>
+        <w:rPr>
+          <w:rFonts w:ascii="Times New Roman" w:eastAsia="Times New Roman" w:hAnsi="Times New Roman" w:cs="Times New Roman"/>
+          <w:sz w:val="28"/>
+          <w:szCs w:val="28"/>
+        </w:rPr>
+      </w:pPr>
+      <w:r>
+        <w:rPr>
+          <w:noProof/>
+          <w:sz w:val="24"/>
+          <w:szCs w:val="24"/>
+        </w:rPr>
+        <w:drawing>
+          <wp:inline distT="0" distB="0" distL="0" distR="0" wp14:anchorId="51EAD149" wp14:editId="16FE5C51">
+            <wp:extent cx="4762500" cy="3395980"/>
+            <wp:effectExtent l="0" t="0" r="0" b="0"/>
+            <wp:docPr id="11" name="Picture 11"/>
+            <wp:cNvGraphicFramePr>
+              <a:graphicFrameLocks xmlns:a="http://schemas.openxmlformats.org/drawingml/2006/main" noChangeAspect="1"/>
+            </wp:cNvGraphicFramePr>
+            <a:graphic xmlns:a="http://schemas.openxmlformats.org/drawingml/2006/main">
+              <a:graphicData uri="http://schemas.openxmlformats.org/drawingml/2006/picture">
+                <pic:pic xmlns:pic="http://schemas.openxmlformats.org/drawingml/2006/picture">
+                  <pic:nvPicPr>
+                    <pic:cNvPr id="1" name=""/>
+                    <pic:cNvPicPr/>
+                  </pic:nvPicPr>
+                  <pic:blipFill>
+                    <a:blip r:embed="rId18"/>
+                    <a:stretch>
+                      <a:fillRect/>
+                    </a:stretch>
+                  </pic:blipFill>
+                  <pic:spPr>
+                    <a:xfrm>
+                      <a:off x="0" y="0"/>
+                      <a:ext cx="4806740" cy="3427526"/>
+                    </a:xfrm>
+                    <a:prstGeom prst="rect">
+                      <a:avLst/>
+                    </a:prstGeom>
+                  </pic:spPr>
+                </pic:pic>
+              </a:graphicData>
+            </a:graphic>
+          </wp:inline>
+        </w:drawing>
+      </w:r>
+    </w:p>
+    <w:p>
+      <w:pPr>
+        <w:spacing w:before="100" w:beforeAutospacing="1" w:after="100" w:afterAutospacing="1" w:line="240" w:lineRule="auto"/>
+        <w:ind w:left="1440"/>
+        <w:rPr>
+          <w:rFonts w:ascii="Times New Roman" w:eastAsia="Times New Roman" w:hAnsi="Times New Roman" w:cs="Times New Roman"/>
+          <w:sz w:val="28"/>
+          <w:szCs w:val="28"/>
+        </w:rPr>
+      </w:pPr>
+      <w:r>
+        <w:rPr>
+          <w:rFonts w:ascii="Times New Roman" w:eastAsia="Times New Roman" w:hAnsi="Times New Roman" w:cs="Times New Roman"/>
+          <w:sz w:val="28"/>
+          <w:szCs w:val="28"/>
+        </w:rPr>
+        <w:t>This function evaluates the model on the validation set by generating translations and computing METEOR scores, which account for synonyms and stemming, providing a semantic measure of accuracy.</w:t>
+      </w:r>
+    </w:p>
+    <w:p>
+      <w:pPr>
+        <w:numPr>
+          <w:ilvl w:val="1"/>
+          <w:numId w:val="15"/>
+        </w:numPr>
+        <w:spacing w:before="100" w:beforeAutospacing="1" w:after="100" w:afterAutospacing="1" w:line="240" w:lineRule="auto"/>
+        <w:rPr>
+          <w:rFonts w:ascii="Times New Roman" w:eastAsia="Times New Roman" w:hAnsi="Times New Roman" w:cs="Times New Roman"/>
+          <w:sz w:val="28"/>
+          <w:szCs w:val="28"/>
+        </w:rPr>
+      </w:pPr>
+      <w:r>
+        <w:rPr>
+          <w:rFonts w:ascii="Times New Roman" w:eastAsia="Times New Roman" w:hAnsi="Times New Roman" w:cs="Times New Roman"/>
+          <w:sz w:val="28"/>
+          <w:szCs w:val="28"/>
+        </w:rPr>
+        <w:t>Computed multiple metrics during evaluation:</w:t>
+      </w:r>
+    </w:p>
+    <w:p>
+      <w:pPr>
+        <w:spacing w:before="100" w:beforeAutospacing="1" w:after="100" w:afterAutospacing="1" w:line="240" w:lineRule="auto"/>
+        <w:ind w:left="1440"/>
+        <w:rPr>
+          <w:rFonts w:ascii="Times New Roman" w:eastAsia="Times New Roman" w:hAnsi="Times New Roman" w:cs="Times New Roman"/>
+          <w:sz w:val="28"/>
+          <w:szCs w:val="28"/>
+        </w:rPr>
+      </w:pPr>
+      <w:r>
+        <w:rPr>
+          <w:noProof/>
+          <w:sz w:val="24"/>
+          <w:szCs w:val="24"/>
+        </w:rPr>
+        <w:drawing>
+          <wp:inline distT="0" distB="0" distL="0" distR="0" wp14:anchorId="416A786B" wp14:editId="7E0AD1CA">
+            <wp:extent cx="5099957" cy="861060"/>
+            <wp:effectExtent l="0" t="0" r="5715" b="0"/>
+            <wp:docPr id="12" name="Picture 12"/>
+            <wp:cNvGraphicFramePr>
+              <a:graphicFrameLocks xmlns:a="http://schemas.openxmlformats.org/drawingml/2006/main" noChangeAspect="1"/>
+            </wp:cNvGraphicFramePr>
+            <a:graphic xmlns:a="http://schemas.openxmlformats.org/drawingml/2006/main">
+              <a:graphicData uri="http://schemas.openxmlformats.org/drawingml/2006/picture">
+                <pic:pic xmlns:pic="http://schemas.openxmlformats.org/drawingml/2006/picture">
+                  <pic:nvPicPr>
+                    <pic:cNvPr id="1" name=""/>
+                    <pic:cNvPicPr/>
+                  </pic:nvPicPr>
+                  <pic:blipFill>
+                    <a:blip r:embed="rId19"/>
+                    <a:stretch>
+                      <a:fillRect/>
+                    </a:stretch>
+                  </pic:blipFill>
+                  <pic:spPr>
+                    <a:xfrm>
+                      <a:off x="0" y="0"/>
+                      <a:ext cx="5106502" cy="862165"/>
+                    </a:xfrm>
+                    <a:prstGeom prst="rect">
+                      <a:avLst/>
+                    </a:prstGeom>
+                  </pic:spPr>
+                </pic:pic>
+              </a:graphicData>
+            </a:graphic>
+          </wp:inline>
+        </w:drawing>
+      </w:r>
+    </w:p>
+    <w:p>
+      <w:pPr>
+        <w:spacing w:before="100" w:beforeAutospacing="1" w:after="100" w:afterAutospacing="1" w:line="240" w:lineRule="auto"/>
+        <w:ind w:left="1440"/>
+        <w:rPr>
+          <w:rFonts w:ascii="Times New Roman" w:eastAsia="Times New Roman" w:hAnsi="Times New Roman" w:cs="Times New Roman"/>
+          <w:sz w:val="28"/>
+          <w:szCs w:val="28"/>
+        </w:rPr>
+      </w:pPr>
+      <w:r>
+        <w:rPr>
+          <w:rFonts w:ascii="Times New Roman" w:eastAsia="Times New Roman" w:hAnsi="Times New Roman" w:cs="Times New Roman"/>
+          <w:sz w:val="28"/>
+          <w:szCs w:val="28"/>
+        </w:rPr>
+        <w:t>This calculates BLEU for n-gram overlap and ROUGE for structural similarity, ensuring a comprehensive evaluation.</w:t>
+      </w:r>
+    </w:p>
+    <w:p>
+      <w:pPr>
+        <w:spacing w:before="100" w:beforeAutospacing="1" w:after="100" w:afterAutospacing="1" w:line="240" w:lineRule="auto"/>
+        <w:ind w:left="1440"/>
+        <w:rPr>
+          <w:rFonts w:ascii="Times New Roman" w:eastAsia="Times New Roman" w:hAnsi="Times New Roman" w:cs="Times New Roman"/>
+          <w:sz w:val="28"/>
+          <w:szCs w:val="28"/>
+        </w:rPr>
+      </w:pPr>
+    </w:p>
+    <w:p>
+      <w:pPr>
+        <w:spacing w:before="100" w:beforeAutospacing="1" w:after="100" w:afterAutospacing="1" w:line="240" w:lineRule="auto"/>
+        <w:ind w:left="1440"/>
+        <w:rPr>
+          <w:rFonts w:ascii="Times New Roman" w:eastAsia="Times New Roman" w:hAnsi="Times New Roman" w:cs="Times New Roman"/>
+          <w:sz w:val="28"/>
+          <w:szCs w:val="28"/>
+        </w:rPr>
+      </w:pPr>
+    </w:p>
+    <w:p>
+      <w:pPr>
+        <w:spacing w:before="100" w:beforeAutospacing="1" w:after="100" w:afterAutospacing="1" w:line="240" w:lineRule="auto"/>
+        <w:ind w:left="1440"/>
+        <w:rPr>
+          <w:rFonts w:ascii="Times New Roman" w:eastAsia="Times New Roman" w:hAnsi="Times New Roman" w:cs="Times New Roman"/>
+          <w:sz w:val="28"/>
+          <w:szCs w:val="28"/>
+        </w:rPr>
+      </w:pPr>
+    </w:p>
+    <w:p>
+      <w:pPr>
+        <w:numPr>
+          <w:ilvl w:val="0"/>
+          <w:numId w:val="15"/>
+        </w:numPr>
+        <w:spacing w:before="100" w:beforeAutospacing="1" w:after="100" w:afterAutospacing="1" w:line="240" w:lineRule="auto"/>
+        <w:rPr>
+          <w:rFonts w:ascii="Times New Roman" w:eastAsia="Times New Roman" w:hAnsi="Times New Roman" w:cs="Times New Roman"/>
+          <w:sz w:val="28"/>
+          <w:szCs w:val="28"/>
+        </w:rPr>
+      </w:pPr>
+      <w:r>
+        <w:rPr>
+          <w:rFonts w:ascii="Times New Roman" w:eastAsia="Times New Roman" w:hAnsi="Times New Roman" w:cs="Times New Roman"/>
+          <w:b/>
+          <w:bCs/>
+          <w:sz w:val="28"/>
+          <w:szCs w:val="28"/>
+        </w:rPr>
+        <w:t>Inference and Performance Measurement</w:t>
+      </w:r>
+      <w:r>
+        <w:rPr>
+          <w:rFonts w:ascii="Times New Roman" w:eastAsia="Times New Roman" w:hAnsi="Times New Roman" w:cs="Times New Roman"/>
+          <w:sz w:val="28"/>
+          <w:szCs w:val="28"/>
+        </w:rPr>
+        <w:t>:</w:t>
+      </w:r>
+    </w:p>
+    <w:p>
+      <w:pPr>
+        <w:numPr>
+          <w:ilvl w:val="1"/>
+          <w:numId w:val="15"/>
+        </w:numPr>
+        <w:spacing w:before="100" w:beforeAutospacing="1" w:after="100" w:afterAutospacing="1" w:line="240" w:lineRule="auto"/>
+        <w:rPr>
+          <w:rFonts w:ascii="Times New Roman" w:eastAsia="Times New Roman" w:hAnsi="Times New Roman" w:cs="Times New Roman"/>
+          <w:sz w:val="28"/>
+          <w:szCs w:val="28"/>
+        </w:rPr>
+      </w:pPr>
+      <w:r>
+        <w:rPr>
+          <w:rFonts w:ascii="Times New Roman" w:eastAsia="Times New Roman" w:hAnsi="Times New Roman" w:cs="Times New Roman"/>
+          <w:sz w:val="28"/>
+          <w:szCs w:val="28"/>
+        </w:rPr>
+        <w:t xml:space="preserve">Defined a </w:t>
+      </w:r>
+      <w:r>
+        <w:rPr>
+          <w:rFonts w:ascii="Times New Roman" w:eastAsia="Times New Roman" w:hAnsi="Times New Roman" w:cs="Times New Roman"/>
+          <w:sz w:val="28"/>
+          <w:szCs w:val="28"/>
+        </w:rPr>
+        <w:t>translate_text_with_metrics</w:t>
+      </w:r>
+      <w:r>
+        <w:rPr>
+          <w:rFonts w:ascii="Times New Roman" w:eastAsia="Times New Roman" w:hAnsi="Times New Roman" w:cs="Times New Roman"/>
+          <w:sz w:val="28"/>
+          <w:szCs w:val="28"/>
+        </w:rPr>
+        <w:t xml:space="preserve"> function:</w:t>
+      </w:r>
+    </w:p>
+    <w:p>
+      <w:pPr>
+        <w:spacing w:before="100" w:beforeAutospacing="1" w:after="100" w:afterAutospacing="1" w:line="240" w:lineRule="auto"/>
+        <w:ind w:left="1440"/>
+        <w:rPr>
+          <w:rFonts w:ascii="Times New Roman" w:eastAsia="Times New Roman" w:hAnsi="Times New Roman" w:cs="Times New Roman"/>
+          <w:sz w:val="28"/>
+          <w:szCs w:val="28"/>
+        </w:rPr>
+      </w:pPr>
+      <w:r>
+        <w:rPr>
+          <w:noProof/>
+          <w:sz w:val="24"/>
+          <w:szCs w:val="24"/>
+        </w:rPr>
+        <w:drawing>
+          <wp:inline distT="0" distB="0" distL="0" distR="0" wp14:anchorId="3D9B890D" wp14:editId="77A99EBA">
+            <wp:extent cx="4935694" cy="3695700"/>
+            <wp:effectExtent l="0" t="0" r="0" b="0"/>
+            <wp:docPr id="13" name="Picture 13"/>
+            <wp:cNvGraphicFramePr>
+              <a:graphicFrameLocks xmlns:a="http://schemas.openxmlformats.org/drawingml/2006/main" noChangeAspect="1"/>
+            </wp:cNvGraphicFramePr>
+            <a:graphic xmlns:a="http://schemas.openxmlformats.org/drawingml/2006/main">
+              <a:graphicData uri="http://schemas.openxmlformats.org/drawingml/2006/picture">
+                <pic:pic xmlns:pic="http://schemas.openxmlformats.org/drawingml/2006/picture">
+                  <pic:nvPicPr>
+                    <pic:cNvPr id="1" name=""/>
+                    <pic:cNvPicPr/>
+                  </pic:nvPicPr>
+                  <pic:blipFill>
+                    <a:blip r:embed="rId20"/>
+                    <a:stretch>
+                      <a:fillRect/>
+                    </a:stretch>
+                  </pic:blipFill>
+                  <pic:spPr>
+                    <a:xfrm>
+                      <a:off x="0" y="0"/>
+                      <a:ext cx="4961280" cy="3714858"/>
+                    </a:xfrm>
+                    <a:prstGeom prst="rect">
+                      <a:avLst/>
+                    </a:prstGeom>
+                  </pic:spPr>
+                </pic:pic>
+              </a:graphicData>
+            </a:graphic>
+          </wp:inline>
+        </w:drawing>
+      </w:r>
+    </w:p>
+    <w:p>
+      <w:pPr>
+        <w:spacing w:before="100" w:beforeAutospacing="1" w:after="100" w:afterAutospacing="1" w:line="240" w:lineRule="auto"/>
+        <w:ind w:left="1440"/>
+        <w:rPr>
+          <w:rFonts w:ascii="Times New Roman" w:eastAsia="Times New Roman" w:hAnsi="Times New Roman" w:cs="Times New Roman"/>
+          <w:sz w:val="28"/>
+          <w:szCs w:val="28"/>
+        </w:rPr>
+      </w:pPr>
+    </w:p>
+    <w:p>
+      <w:pPr>
+        <w:spacing w:before="100" w:beforeAutospacing="1" w:after="100" w:afterAutospacing="1" w:line="240" w:lineRule="auto"/>
+        <w:ind w:left="1440"/>
+        <w:rPr>
+          <w:rFonts w:ascii="Times New Roman" w:eastAsia="Times New Roman" w:hAnsi="Times New Roman" w:cs="Times New Roman"/>
+          <w:sz w:val="28"/>
+          <w:szCs w:val="28"/>
+        </w:rPr>
+      </w:pPr>
+      <w:r>
+        <w:rPr>
+          <w:rFonts w:ascii="Times New Roman" w:eastAsia="Times New Roman" w:hAnsi="Times New Roman" w:cs="Times New Roman"/>
+          <w:sz w:val="28"/>
+          <w:szCs w:val="28"/>
+        </w:rPr>
+        <w:t>This function measures inference time and memory usage while generating translations, providing insights into the model’s practical performance.</w:t>
+      </w:r>
+    </w:p>
+    <w:p>
+      <w:pPr>
+        <w:rPr>
+          <w:sz w:val="24"/>
+          <w:szCs w:val="24"/>
+          <w:lang w:bidi="ar-EG"/>
+        </w:rPr>
+      </w:pPr>
+      <w:r>
+        <w:rPr>
+          <w:sz w:val="24"/>
+          <w:szCs w:val="24"/>
+          <w:lang w:bidi="ar-EG"/>
+        </w:rPr>
+        <w:br w:type="page"/>
+      </w:r>
+    </w:p>
+    <w:p>
+      <w:pPr>
+        <w:pStyle w:val="Heading3"/>
+        <w:rPr>
+          <w:rFonts w:asciiTheme="majorBidi" w:hAnsiTheme="majorBidi"/>
+          <w:b/>
+          <w:bCs/>
+          <w:color w:val="000000" w:themeColor="text1"/>
+          <w:sz w:val="32"/>
+          <w:szCs w:val="32"/>
+        </w:rPr>
+      </w:pPr>
+      <w:r>
+        <w:rPr>
+          <w:rFonts w:asciiTheme="majorBidi" w:hAnsiTheme="majorBidi"/>
+          <w:b/>
+          <w:bCs/>
+          <w:color w:val="000000" w:themeColor="text1"/>
+          <w:sz w:val="32"/>
+          <w:szCs w:val="32"/>
+        </w:rPr>
+        <w:lastRenderedPageBreak/>
+        <w:t>4.4 Evaluation</w:t>
+      </w:r>
+    </w:p>
+    <w:p>
+      <w:pPr>
+        <w:pStyle w:val="NormalWeb"/>
+        <w:numPr>
+          <w:ilvl w:val="0"/>
+          <w:numId w:val="16"/>
+        </w:numPr>
+        <w:rPr>
+          <w:sz w:val="28"/>
+          <w:szCs w:val="28"/>
+        </w:rPr>
+      </w:pPr>
+      <w:r>
+        <w:rPr>
+          <w:rStyle w:val="Strong"/>
+          <w:sz w:val="28"/>
+          <w:szCs w:val="28"/>
+        </w:rPr>
+        <w:t>Metrics</w:t>
+      </w:r>
+      <w:r>
+        <w:rPr>
+          <w:sz w:val="28"/>
+          <w:szCs w:val="28"/>
+        </w:rPr>
+        <w:t>:</w:t>
+      </w:r>
+    </w:p>
+    <w:p>
+      <w:pPr>
+        <w:pStyle w:val="NormalWeb"/>
+        <w:numPr>
+          <w:ilvl w:val="1"/>
+          <w:numId w:val="16"/>
+        </w:numPr>
+        <w:rPr>
+          <w:sz w:val="28"/>
+          <w:szCs w:val="28"/>
+        </w:rPr>
+      </w:pPr>
+      <w:r>
+        <w:rPr>
+          <w:rStyle w:val="Strong"/>
+          <w:sz w:val="28"/>
+          <w:szCs w:val="28"/>
+        </w:rPr>
+        <w:t>BLEU</w:t>
+      </w:r>
+      <w:r>
+        <w:rPr>
+          <w:sz w:val="28"/>
+          <w:szCs w:val="28"/>
+        </w:rPr>
+        <w:t xml:space="preserve">: Measured using </w:t>
+      </w:r>
+      <w:r>
+        <w:rPr>
+          <w:rStyle w:val="text-sm"/>
+          <w:sz w:val="28"/>
+          <w:szCs w:val="28"/>
+        </w:rPr>
+        <w:t>sacrebleu.corpus_bleu</w:t>
+      </w:r>
+      <w:r>
+        <w:rPr>
+          <w:sz w:val="28"/>
+          <w:szCs w:val="28"/>
+        </w:rPr>
+        <w:t xml:space="preserve"> to evaluate n-gram overlap, focusing on translation fluency and correctness.</w:t>
+      </w:r>
+    </w:p>
+    <w:p>
+      <w:pPr>
+        <w:pStyle w:val="NormalWeb"/>
+        <w:numPr>
+          <w:ilvl w:val="1"/>
+          <w:numId w:val="16"/>
+        </w:numPr>
+        <w:rPr>
+          <w:sz w:val="28"/>
+          <w:szCs w:val="28"/>
+        </w:rPr>
+      </w:pPr>
+      <w:r>
+        <w:rPr>
+          <w:rStyle w:val="Strong"/>
+          <w:sz w:val="28"/>
+          <w:szCs w:val="28"/>
+        </w:rPr>
+        <w:t>ROUGE</w:t>
+      </w:r>
+      <w:r>
+        <w:rPr>
+          <w:sz w:val="28"/>
+          <w:szCs w:val="28"/>
+        </w:rPr>
+        <w:t xml:space="preserve">: Calculated ROUGE-1 and ROUGE-L using </w:t>
+      </w:r>
+      <w:r>
+        <w:rPr>
+          <w:rStyle w:val="text-sm"/>
+          <w:sz w:val="28"/>
+          <w:szCs w:val="28"/>
+        </w:rPr>
+        <w:t>rouge_scorer</w:t>
+      </w:r>
+      <w:r>
+        <w:rPr>
+          <w:sz w:val="28"/>
+          <w:szCs w:val="28"/>
+        </w:rPr>
+        <w:t xml:space="preserve"> to assess structural and lexical similarity.</w:t>
+      </w:r>
+    </w:p>
+    <w:p>
+      <w:pPr>
+        <w:pStyle w:val="NormalWeb"/>
+        <w:numPr>
+          <w:ilvl w:val="1"/>
+          <w:numId w:val="16"/>
+        </w:numPr>
+        <w:rPr>
+          <w:sz w:val="28"/>
+          <w:szCs w:val="28"/>
+        </w:rPr>
+      </w:pPr>
+      <w:r>
+        <w:rPr>
+          <w:rStyle w:val="Strong"/>
+          <w:sz w:val="28"/>
+          <w:szCs w:val="28"/>
+        </w:rPr>
+        <w:t>METEOR</w:t>
+      </w:r>
+      <w:r>
+        <w:rPr>
+          <w:sz w:val="28"/>
+          <w:szCs w:val="28"/>
+        </w:rPr>
+        <w:t xml:space="preserve">: Used </w:t>
+      </w:r>
+      <w:r>
+        <w:rPr>
+          <w:rStyle w:val="text-sm"/>
+          <w:sz w:val="28"/>
+          <w:szCs w:val="28"/>
+        </w:rPr>
+        <w:t>nltk.translate.meteor_score</w:t>
+      </w:r>
+      <w:r>
+        <w:rPr>
+          <w:sz w:val="28"/>
+          <w:szCs w:val="28"/>
+        </w:rPr>
+        <w:t xml:space="preserve"> for token-level accuracy, considering synonyms and stemming for semantic evaluation.</w:t>
+      </w:r>
+    </w:p>
+    <w:p>
+      <w:pPr>
+        <w:pStyle w:val="NormalWeb"/>
+        <w:numPr>
+          <w:ilvl w:val="1"/>
+          <w:numId w:val="16"/>
+        </w:numPr>
+        <w:rPr>
+          <w:sz w:val="28"/>
+          <w:szCs w:val="28"/>
+        </w:rPr>
+      </w:pPr>
+      <w:r>
+        <w:rPr>
+          <w:rStyle w:val="Strong"/>
+          <w:sz w:val="28"/>
+          <w:szCs w:val="28"/>
+        </w:rPr>
+        <w:t>Token-Level Metrics</w:t>
+      </w:r>
+      <w:r>
+        <w:rPr>
+          <w:sz w:val="28"/>
+          <w:szCs w:val="28"/>
+        </w:rPr>
+        <w:t>: Computed precision, recall, and F1 based on unique tokens to evaluate vocabulary overlap.</w:t>
+      </w:r>
+    </w:p>
+    <w:p>
+      <w:pPr>
+        <w:pStyle w:val="NormalWeb"/>
+        <w:numPr>
+          <w:ilvl w:val="1"/>
+          <w:numId w:val="16"/>
+        </w:numPr>
+        <w:rPr>
+          <w:sz w:val="28"/>
+          <w:szCs w:val="28"/>
+        </w:rPr>
+      </w:pPr>
+      <w:r>
+        <w:rPr>
+          <w:rStyle w:val="Strong"/>
+          <w:sz w:val="28"/>
+          <w:szCs w:val="28"/>
+        </w:rPr>
+        <w:t>Evaluation Loss</w:t>
+      </w:r>
+      <w:r>
+        <w:rPr>
+          <w:sz w:val="28"/>
+          <w:szCs w:val="28"/>
+        </w:rPr>
+        <w:t>: Average cross-entropy loss on the test set to measure model fit.</w:t>
+      </w:r>
+    </w:p>
+    <w:p>
+      <w:pPr>
+        <w:pStyle w:val="NormalWeb"/>
+        <w:ind w:left="1440"/>
+        <w:rPr>
+          <w:sz w:val="28"/>
+          <w:szCs w:val="28"/>
+        </w:rPr>
+      </w:pPr>
+    </w:p>
+    <w:p>
+      <w:pPr>
+        <w:pStyle w:val="NormalWeb"/>
+        <w:numPr>
+          <w:ilvl w:val="0"/>
+          <w:numId w:val="16"/>
+        </w:numPr>
+        <w:rPr>
+          <w:sz w:val="28"/>
+          <w:szCs w:val="28"/>
+        </w:rPr>
+      </w:pPr>
+      <w:r>
+        <w:rPr>
+          <w:rStyle w:val="Strong"/>
+          <w:sz w:val="28"/>
+          <w:szCs w:val="28"/>
+        </w:rPr>
+        <w:t>Evaluation Process</w:t>
+      </w:r>
+      <w:r>
+        <w:rPr>
+          <w:sz w:val="28"/>
+          <w:szCs w:val="28"/>
+        </w:rPr>
+        <w:t>:</w:t>
+      </w:r>
+    </w:p>
+    <w:p>
+      <w:pPr>
+        <w:pStyle w:val="NormalWeb"/>
+        <w:numPr>
+          <w:ilvl w:val="1"/>
+          <w:numId w:val="16"/>
+        </w:numPr>
+        <w:rPr>
+          <w:sz w:val="28"/>
+          <w:szCs w:val="28"/>
+        </w:rPr>
+      </w:pPr>
+      <w:r>
+        <w:rPr>
+          <w:sz w:val="28"/>
+          <w:szCs w:val="28"/>
+        </w:rPr>
+        <w:t xml:space="preserve">Set the model to evaluation mode with </w:t>
+      </w:r>
+      <w:r>
+        <w:rPr>
+          <w:rStyle w:val="text-sm"/>
+          <w:sz w:val="28"/>
+          <w:szCs w:val="28"/>
+        </w:rPr>
+        <w:t>model.eval()</w:t>
+      </w:r>
+      <w:r>
+        <w:rPr>
+          <w:sz w:val="28"/>
+          <w:szCs w:val="28"/>
+        </w:rPr>
+        <w:t xml:space="preserve"> to disable dropout and batch normalization updates.</w:t>
+      </w:r>
+    </w:p>
+    <w:p>
+      <w:pPr>
+        <w:pStyle w:val="NormalWeb"/>
+        <w:numPr>
+          <w:ilvl w:val="1"/>
+          <w:numId w:val="16"/>
+        </w:numPr>
+        <w:rPr>
+          <w:sz w:val="28"/>
+          <w:szCs w:val="28"/>
+        </w:rPr>
+      </w:pPr>
+      <w:r>
+        <w:rPr>
+          <w:sz w:val="28"/>
+          <w:szCs w:val="28"/>
+        </w:rPr>
+        <w:t>For each test sample, tokenized inputs and generated translations using beam search (8 beams, length penalty 1.2, no-repeat n-grams of size 3, early stopping enabled) to ensure high-quality translations.</w:t>
+      </w:r>
+    </w:p>
+    <w:p>
+      <w:pPr>
+        <w:pStyle w:val="NormalWeb"/>
+        <w:numPr>
+          <w:ilvl w:val="1"/>
+          <w:numId w:val="16"/>
+        </w:numPr>
+        <w:rPr>
+          <w:sz w:val="28"/>
+          <w:szCs w:val="28"/>
+        </w:rPr>
+      </w:pPr>
+      <w:r>
+        <w:rPr>
+          <w:sz w:val="28"/>
+          <w:szCs w:val="28"/>
+        </w:rPr>
+        <w:t>Decoded predictions and references, computed metrics, and stored results for analysis.</w:t>
+      </w:r>
+    </w:p>
+    <w:p>
+      <w:pPr>
+        <w:pStyle w:val="NormalWeb"/>
+        <w:numPr>
+          <w:ilvl w:val="1"/>
+          <w:numId w:val="16"/>
+        </w:numPr>
+        <w:rPr>
+          <w:sz w:val="28"/>
+          <w:szCs w:val="28"/>
+        </w:rPr>
+      </w:pPr>
+      <w:r>
+        <w:rPr>
+          <w:sz w:val="28"/>
+          <w:szCs w:val="28"/>
+        </w:rPr>
+        <w:t xml:space="preserve">Cleared GPU memory after each batch using </w:t>
+      </w:r>
+      <w:r>
+        <w:rPr>
+          <w:rStyle w:val="text-sm"/>
+          <w:sz w:val="28"/>
+          <w:szCs w:val="28"/>
+        </w:rPr>
+        <w:t>torch.cuda.empty_cache()</w:t>
+      </w:r>
+      <w:r>
+        <w:rPr>
+          <w:sz w:val="28"/>
+          <w:szCs w:val="28"/>
+        </w:rPr>
+        <w:t xml:space="preserve"> to prevent memory overflow.</w:t>
+      </w:r>
+    </w:p>
+    <w:p>
+      <w:pPr>
+        <w:pStyle w:val="NormalWeb"/>
+        <w:ind w:left="1440"/>
+        <w:rPr>
+          <w:sz w:val="28"/>
+          <w:szCs w:val="28"/>
+        </w:rPr>
+      </w:pPr>
+    </w:p>
+    <w:p>
+      <w:pPr>
+        <w:pStyle w:val="NormalWeb"/>
+        <w:ind w:left="1440"/>
+        <w:rPr>
+          <w:sz w:val="28"/>
+          <w:szCs w:val="28"/>
+        </w:rPr>
+      </w:pPr>
+    </w:p>
+    <w:p>
+      <w:pPr>
+        <w:pStyle w:val="NormalWeb"/>
+        <w:ind w:left="1440"/>
+        <w:rPr>
+          <w:sz w:val="28"/>
+          <w:szCs w:val="28"/>
+        </w:rPr>
+      </w:pPr>
+    </w:p>
+    <w:p>
+      <w:pPr>
+        <w:pStyle w:val="NormalWeb"/>
+        <w:ind w:left="1440"/>
+        <w:rPr>
+          <w:sz w:val="28"/>
+          <w:szCs w:val="28"/>
+        </w:rPr>
+      </w:pPr>
+    </w:p>
+    <w:p>
+      <w:pPr>
+        <w:pStyle w:val="NormalWeb"/>
+        <w:ind w:left="1440"/>
+        <w:rPr>
+          <w:sz w:val="28"/>
+          <w:szCs w:val="28"/>
+        </w:rPr>
+      </w:pPr>
+    </w:p>
+    <w:p>
+      <w:pPr>
+        <w:pStyle w:val="NormalWeb"/>
+        <w:ind w:left="1440"/>
+        <w:rPr>
+          <w:sz w:val="28"/>
+          <w:szCs w:val="28"/>
+        </w:rPr>
+      </w:pPr>
+    </w:p>
+    <w:p>
+      <w:pPr>
+        <w:pStyle w:val="NormalWeb"/>
+        <w:ind w:left="1440"/>
+        <w:rPr>
+          <w:sz w:val="28"/>
+          <w:szCs w:val="28"/>
+        </w:rPr>
+      </w:pPr>
+    </w:p>
+    <w:p>
+      <w:pPr>
+        <w:pStyle w:val="NormalWeb"/>
+        <w:numPr>
+          <w:ilvl w:val="0"/>
+          <w:numId w:val="16"/>
+        </w:numPr>
+        <w:rPr>
+          <w:sz w:val="28"/>
+          <w:szCs w:val="28"/>
+        </w:rPr>
+      </w:pPr>
+      <w:r>
+        <w:rPr>
+          <w:rStyle w:val="Strong"/>
+          <w:sz w:val="28"/>
+          <w:szCs w:val="28"/>
+        </w:rPr>
+        <w:lastRenderedPageBreak/>
+        <w:t>Visualization</w:t>
+      </w:r>
+      <w:r>
+        <w:rPr>
+          <w:sz w:val="28"/>
+          <w:szCs w:val="28"/>
+        </w:rPr>
+        <w:t>:</w:t>
+      </w:r>
+    </w:p>
+    <w:p>
+      <w:pPr>
+        <w:pStyle w:val="NormalWeb"/>
+        <w:numPr>
+          <w:ilvl w:val="1"/>
+          <w:numId w:val="16"/>
+        </w:numPr>
+        <w:rPr>
+          <w:sz w:val="28"/>
+          <w:szCs w:val="28"/>
+        </w:rPr>
+      </w:pPr>
+      <w:r>
+        <w:rPr>
+          <w:sz w:val="28"/>
+          <w:szCs w:val="28"/>
+        </w:rPr>
+        <w:t xml:space="preserve">Created a bar plot of BLEU, Accuracy, Precision, Recall, and Loss using </w:t>
+      </w:r>
+      <w:r>
+        <w:rPr>
+          <w:rStyle w:val="text-sm"/>
+          <w:sz w:val="28"/>
+          <w:szCs w:val="28"/>
+        </w:rPr>
+        <w:t>matplotlib</w:t>
+      </w:r>
+      <w:r>
+        <w:rPr>
+          <w:sz w:val="28"/>
+          <w:szCs w:val="28"/>
+        </w:rPr>
+        <w:t xml:space="preserve">, saved as </w:t>
+      </w:r>
+      <w:r>
+        <w:rPr>
+          <w:rStyle w:val="text-sm"/>
+          <w:sz w:val="28"/>
+          <w:szCs w:val="28"/>
+        </w:rPr>
+        <w:t>metrics_visualization.png</w:t>
+      </w:r>
+      <w:r>
+        <w:rPr>
+          <w:sz w:val="28"/>
+          <w:szCs w:val="28"/>
+        </w:rPr>
+        <w:t>.</w:t>
+      </w:r>
+    </w:p>
+    <w:p>
+      <w:pPr>
+        <w:pStyle w:val="NormalWeb"/>
+        <w:numPr>
+          <w:ilvl w:val="1"/>
+          <w:numId w:val="16"/>
+        </w:numPr>
+        <w:rPr>
+          <w:sz w:val="28"/>
+          <w:szCs w:val="28"/>
+        </w:rPr>
+      </w:pPr>
+      <w:r>
+        <w:rPr>
+          <w:sz w:val="28"/>
+          <w:szCs w:val="28"/>
+        </w:rPr>
+        <w:t>Added text labels to the bars for clarity, with a grid for better readability.</w:t>
+      </w:r>
+    </w:p>
+    <w:p>
+      <w:pPr>
+        <w:pStyle w:val="NormalWeb"/>
+        <w:rPr>
+          <w:sz w:val="28"/>
+          <w:szCs w:val="28"/>
+        </w:rPr>
+      </w:pPr>
+    </w:p>
+    <w:p>
+      <w:pPr>
+        <w:pStyle w:val="NormalWeb"/>
+        <w:rPr>
+          <w:sz w:val="28"/>
+          <w:szCs w:val="28"/>
+        </w:rPr>
+      </w:pPr>
+      <w:r>
+        <w:rPr>
+          <w:noProof/>
+        </w:rPr>
+        <w:drawing>
+          <wp:inline distT="0" distB="0" distL="0" distR="0" wp14:anchorId="4540ACD8" wp14:editId="7B39130F">
+            <wp:extent cx="5943600" cy="4337958"/>
+            <wp:effectExtent l="0" t="0" r="0" b="5715"/>
+            <wp:docPr id="7" name="Picture 7"/>
+            <wp:cNvGraphicFramePr>
+              <a:graphicFrameLocks xmlns:a="http://schemas.openxmlformats.org/drawingml/2006/main" noChangeAspect="1"/>
+            </wp:cNvGraphicFramePr>
+            <a:graphic xmlns:a="http://schemas.openxmlformats.org/drawingml/2006/main">
+              <a:graphicData uri="http://schemas.openxmlformats.org/drawingml/2006/picture">
+                <pic:pic xmlns:pic="http://schemas.openxmlformats.org/drawingml/2006/picture">
+                  <pic:nvPicPr>
+                    <pic:cNvPr id="1" name=""/>
+                    <pic:cNvPicPr/>
+                  </pic:nvPicPr>
+                  <pic:blipFill>
+                    <a:blip r:embed="rId21"/>
+                    <a:stretch>
+                      <a:fillRect/>
+                    </a:stretch>
+                  </pic:blipFill>
+                  <pic:spPr>
+                    <a:xfrm>
+                      <a:off x="0" y="0"/>
+                      <a:ext cx="5947853" cy="4341062"/>
+                    </a:xfrm>
+                    <a:prstGeom prst="rect">
+                      <a:avLst/>
+                    </a:prstGeom>
+                  </pic:spPr>
+                </pic:pic>
+              </a:graphicData>
+            </a:graphic>
+          </wp:inline>
+        </w:drawing>
+      </w:r>
+    </w:p>
+    <w:p>
+      <w:pPr>
+        <w:pStyle w:val="NormalWeb"/>
+        <w:rPr>
+          <w:sz w:val="28"/>
+          <w:szCs w:val="28"/>
+        </w:rPr>
+      </w:pPr>
+    </w:p>
+    <w:p>
+      <w:pPr>
+        <w:pStyle w:val="NormalWeb"/>
+        <w:rPr>
+          <w:sz w:val="28"/>
+          <w:szCs w:val="28"/>
+        </w:rPr>
+      </w:pPr>
+    </w:p>
+    <w:p>
+      <w:pPr>
+        <w:pStyle w:val="NormalWeb"/>
+      </w:pPr>
+    </w:p>
+    <w:p>
+      <w:pPr>
+        <w:pStyle w:val="NormalWeb"/>
+      </w:pPr>
+    </w:p>
+    <w:p>
+      <w:pPr>
+        <w:pStyle w:val="NormalWeb"/>
+      </w:pPr>
+    </w:p>
+    <w:p>
+      <w:pPr>
+        <w:pStyle w:val="Heading3"/>
+        <w:rPr>
+          <w:rFonts w:ascii="Times New Roman" w:hAnsi="Times New Roman" w:cs="Times New Roman"/>
+          <w:b/>
+          <w:bCs/>
+          <w:color w:val="000000" w:themeColor="text1"/>
+          <w:sz w:val="32"/>
+          <w:szCs w:val="32"/>
+        </w:rPr>
+      </w:pPr>
+      <w:r>
+        <w:rPr>
+          <w:rFonts w:ascii="Times New Roman" w:hAnsi="Times New Roman" w:cs="Times New Roman"/>
+          <w:b/>
+          <w:bCs/>
+          <w:color w:val="000000" w:themeColor="text1"/>
+          <w:sz w:val="32"/>
+          <w:szCs w:val="32"/>
+        </w:rPr>
+        <w:lastRenderedPageBreak/>
+        <w:t>4.5 Translation Testing</w:t>
+      </w:r>
+    </w:p>
+    <w:p>
+      <w:pPr>
+        <w:pStyle w:val="NormalWeb"/>
+        <w:numPr>
+          <w:ilvl w:val="0"/>
+          <w:numId w:val="17"/>
+        </w:numPr>
+        <w:rPr>
+          <w:sz w:val="28"/>
+          <w:szCs w:val="28"/>
+        </w:rPr>
+      </w:pPr>
+      <w:r>
+        <w:rPr>
+          <w:rStyle w:val="Strong"/>
+          <w:sz w:val="28"/>
+          <w:szCs w:val="28"/>
+        </w:rPr>
+        <w:t>Sample Translations</w:t>
+      </w:r>
+      <w:r>
+        <w:rPr>
+          <w:sz w:val="28"/>
+          <w:szCs w:val="28"/>
+        </w:rPr>
+        <w:t>:</w:t>
+      </w:r>
+    </w:p>
+    <w:p>
+      <w:pPr>
+        <w:pStyle w:val="NormalWeb"/>
+        <w:numPr>
+          <w:ilvl w:val="1"/>
+          <w:numId w:val="17"/>
+        </w:numPr>
+        <w:rPr>
+          <w:sz w:val="28"/>
+          <w:szCs w:val="28"/>
+        </w:rPr>
+      </w:pPr>
+      <w:r>
+        <w:rPr>
+          <w:sz w:val="28"/>
+          <w:szCs w:val="28"/>
+        </w:rPr>
+        <w:t>Tested two sets of sentences:</w:t>
+      </w:r>
+    </w:p>
+    <w:p>
+      <w:pPr>
+        <w:pStyle w:val="NormalWeb"/>
+        <w:numPr>
+          <w:ilvl w:val="2"/>
+          <w:numId w:val="17"/>
+        </w:numPr>
+        <w:rPr>
+          <w:sz w:val="28"/>
+          <w:szCs w:val="28"/>
+        </w:rPr>
+      </w:pPr>
+      <w:r>
+        <w:rPr>
+          <w:sz w:val="28"/>
+          <w:szCs w:val="28"/>
+        </w:rPr>
+        <w:t>Short sentences (e.g., "I love drinking coffee in the morning") to evaluate performance on simple inputs.</w:t>
+      </w:r>
+    </w:p>
+    <w:p>
+      <w:pPr>
+        <w:pStyle w:val="NormalWeb"/>
+        <w:numPr>
+          <w:ilvl w:val="2"/>
+          <w:numId w:val="17"/>
+        </w:numPr>
+        <w:rPr>
+          <w:sz w:val="28"/>
+          <w:szCs w:val="28"/>
+        </w:rPr>
+      </w:pPr>
+      <w:r>
+        <w:rPr>
+          <w:sz w:val="28"/>
+          <w:szCs w:val="28"/>
+        </w:rPr>
+        <w:t>Complex sentences (e.g., planning a trip to Paris) to test the model’s ability to handle longer, more nuanced inputs.</w:t>
+      </w:r>
+    </w:p>
+    <w:p>
+      <w:pPr>
+        <w:pStyle w:val="NormalWeb"/>
+        <w:numPr>
+          <w:ilvl w:val="1"/>
+          <w:numId w:val="17"/>
+        </w:numPr>
+        <w:rPr>
+          <w:sz w:val="28"/>
+          <w:szCs w:val="28"/>
+        </w:rPr>
+      </w:pPr>
+      <w:r>
+        <w:rPr>
+          <w:sz w:val="28"/>
+          <w:szCs w:val="28"/>
+        </w:rPr>
+        <w:t>Provided reference translations for comparison.</w:t>
+      </w:r>
+    </w:p>
+    <w:p>
+      <w:pPr>
+        <w:pStyle w:val="NormalWeb"/>
+        <w:numPr>
+          <w:ilvl w:val="1"/>
+          <w:numId w:val="17"/>
+        </w:numPr>
+        <w:rPr>
+          <w:sz w:val="28"/>
+          <w:szCs w:val="28"/>
+        </w:rPr>
+      </w:pPr>
+      <w:r>
+        <w:rPr>
+          <w:sz w:val="28"/>
+          <w:szCs w:val="28"/>
+        </w:rPr>
+        <w:t>Computed BLEU, ROUGE-1, ROUGE-L, METEOR, precision, recall, and F1 for each sample.</w:t>
+      </w:r>
+    </w:p>
+    <w:p>
+      <w:pPr>
+        <w:pStyle w:val="NormalWeb"/>
+        <w:numPr>
+          <w:ilvl w:val="1"/>
+          <w:numId w:val="17"/>
+        </w:numPr>
+        <w:rPr>
+          <w:sz w:val="28"/>
+          <w:szCs w:val="28"/>
+        </w:rPr>
+      </w:pPr>
+      <w:r>
+        <w:rPr>
+          <w:sz w:val="28"/>
+          <w:szCs w:val="28"/>
+        </w:rPr>
+        <w:t xml:space="preserve">Measured inference time and memory usage using </w:t>
+      </w:r>
+      <w:r>
+        <w:rPr>
+          <w:rStyle w:val="text-sm"/>
+          <w:sz w:val="28"/>
+          <w:szCs w:val="28"/>
+        </w:rPr>
+        <w:t>translate_text_with_metrics</w:t>
+      </w:r>
+      <w:r>
+        <w:rPr>
+          <w:sz w:val="28"/>
+          <w:szCs w:val="28"/>
+        </w:rPr>
+        <w:t>.</w:t>
+      </w:r>
+    </w:p>
+    <w:p>
+      <w:pPr>
+        <w:pStyle w:val="NormalWeb"/>
+        <w:ind w:left="1440"/>
+        <w:rPr>
+          <w:sz w:val="28"/>
+          <w:szCs w:val="28"/>
+        </w:rPr>
+      </w:pPr>
+    </w:p>
+    <w:p>
+      <w:pPr>
+        <w:pStyle w:val="NormalWeb"/>
+        <w:numPr>
+          <w:ilvl w:val="0"/>
+          <w:numId w:val="17"/>
+        </w:numPr>
+        <w:rPr>
+          <w:sz w:val="28"/>
+          <w:szCs w:val="28"/>
+        </w:rPr>
+      </w:pPr>
+      <w:r>
+        <w:rPr>
+          <w:rStyle w:val="Strong"/>
+          <w:sz w:val="28"/>
+          <w:szCs w:val="28"/>
+        </w:rPr>
+        <w:t>Output</w:t>
+      </w:r>
+      <w:r>
+        <w:rPr>
+          <w:sz w:val="28"/>
+          <w:szCs w:val="28"/>
+        </w:rPr>
+        <w:t>:</w:t>
+      </w:r>
+    </w:p>
+    <w:p>
+      <w:pPr>
+        <w:pStyle w:val="NormalWeb"/>
+        <w:numPr>
+          <w:ilvl w:val="1"/>
+          <w:numId w:val="17"/>
+        </w:numPr>
+        <w:rPr>
+          <w:sz w:val="28"/>
+          <w:szCs w:val="28"/>
+        </w:rPr>
+      </w:pPr>
+      <w:r>
+        <w:rPr>
+          <w:sz w:val="28"/>
+          <w:szCs w:val="28"/>
+        </w:rPr>
+        <w:t>Printed translations, metrics, and performance details for each sample.</w:t>
+      </w:r>
+    </w:p>
+    <w:p>
+      <w:pPr>
+        <w:pStyle w:val="NormalWeb"/>
+        <w:numPr>
+          <w:ilvl w:val="1"/>
+          <w:numId w:val="17"/>
+        </w:numPr>
+        <w:rPr>
+          <w:sz w:val="28"/>
+          <w:szCs w:val="28"/>
+        </w:rPr>
+      </w:pPr>
+      <w:r>
+        <w:rPr>
+          <w:sz w:val="28"/>
+          <w:szCs w:val="28"/>
+        </w:rPr>
+        <w:t>Calculated average METEOR accuracy across all samples to summarize overall performance.</w:t>
+      </w:r>
+    </w:p>
+    <w:p>
+      <w:pPr>
+        <w:rPr>
+          <w:lang w:bidi="ar-EG"/>
+        </w:rPr>
+      </w:pPr>
+      <w:r>
+        <w:rPr>
+          <w:sz w:val="24"/>
+          <w:szCs w:val="24"/>
+          <w:lang w:bidi="ar-EG"/>
+        </w:rPr>
+        <w:br w:type="page"/>
+      </w:r>
+    </w:p>
+    <w:p>
+      <w:pPr>
+        <w:pStyle w:val="Heading2"/>
+        <w:rPr>
+          <w:sz w:val="32"/>
+          <w:szCs w:val="32"/>
+        </w:rPr>
+      </w:pPr>
+      <w:r>
+        <w:rPr>
+          <w:sz w:val="32"/>
+          <w:szCs w:val="32"/>
+        </w:rPr>
+        <w:lastRenderedPageBreak/>
+        <w:t>5. Results and Analysis</w:t>
+      </w:r>
+    </w:p>
+    <w:p>
+      <w:pPr>
+        <w:pStyle w:val="Heading3"/>
+        <w:rPr>
+          <w:rFonts w:asciiTheme="majorBidi" w:hAnsiTheme="majorBidi"/>
+          <w:b/>
+          <w:bCs/>
+          <w:color w:val="000000" w:themeColor="text1"/>
+          <w:sz w:val="28"/>
+          <w:szCs w:val="28"/>
+        </w:rPr>
+      </w:pPr>
+      <w:r>
+        <w:rPr>
+          <w:rFonts w:asciiTheme="majorBidi" w:hAnsiTheme="majorBidi"/>
+          <w:b/>
+          <w:bCs/>
+          <w:color w:val="000000" w:themeColor="text1"/>
+          <w:sz w:val="28"/>
+          <w:szCs w:val="28"/>
+        </w:rPr>
+        <w:t>5.1 Evaluation Results</w:t>
+      </w:r>
+    </w:p>
+    <w:p>
+      <w:pPr>
+        <w:pStyle w:val="NormalWeb"/>
+        <w:rPr>
+          <w:sz w:val="28"/>
+          <w:szCs w:val="28"/>
+        </w:rPr>
+      </w:pPr>
+      <w:r>
+        <w:rPr>
+          <w:sz w:val="28"/>
+          <w:szCs w:val="28"/>
+        </w:rPr>
+        <w:t>The model achieved the following metrics on the test set:</w:t>
+      </w:r>
+    </w:p>
+    <w:p>
+      <w:pPr>
+        <w:pStyle w:val="NormalWeb"/>
+        <w:numPr>
+          <w:ilvl w:val="0"/>
+          <w:numId w:val="18"/>
+        </w:numPr>
+        <w:rPr>
+          <w:sz w:val="28"/>
+          <w:szCs w:val="28"/>
+        </w:rPr>
+      </w:pPr>
+      <w:r>
+        <w:rPr>
+          <w:rStyle w:val="Strong"/>
+          <w:sz w:val="28"/>
+          <w:szCs w:val="28"/>
+        </w:rPr>
+        <w:t>BLEU Score</w:t>
+      </w:r>
+      <w:r>
+        <w:rPr>
+          <w:sz w:val="28"/>
+          <w:szCs w:val="28"/>
+        </w:rPr>
+        <w:t>: 53.9208</w:t>
+      </w:r>
+    </w:p>
+    <w:p>
+      <w:pPr>
+        <w:pStyle w:val="NormalWeb"/>
+        <w:numPr>
+          <w:ilvl w:val="0"/>
+          <w:numId w:val="18"/>
+        </w:numPr>
+        <w:rPr>
+          <w:sz w:val="28"/>
+          <w:szCs w:val="28"/>
+        </w:rPr>
+      </w:pPr>
+      <w:r>
+        <w:rPr>
+          <w:rStyle w:val="Strong"/>
+          <w:sz w:val="28"/>
+          <w:szCs w:val="28"/>
+        </w:rPr>
+        <w:t>ROUGE-1</w:t>
+      </w:r>
+      <w:r>
+        <w:rPr>
+          <w:sz w:val="28"/>
+          <w:szCs w:val="28"/>
+        </w:rPr>
+        <w:t>: Precision: 0.7628, Recall: 0.7685, F1: 0.7619</w:t>
+      </w:r>
+    </w:p>
+    <w:p>
+      <w:pPr>
+        <w:pStyle w:val="NormalWeb"/>
+        <w:numPr>
+          <w:ilvl w:val="0"/>
+          <w:numId w:val="18"/>
+        </w:numPr>
+        <w:rPr>
+          <w:sz w:val="28"/>
+          <w:szCs w:val="28"/>
+        </w:rPr>
+      </w:pPr>
+      <w:r>
+        <w:rPr>
+          <w:rStyle w:val="Strong"/>
+          <w:sz w:val="28"/>
+          <w:szCs w:val="28"/>
+        </w:rPr>
+        <w:t>ROUGE-L</w:t>
+      </w:r>
+      <w:r>
+        <w:rPr>
+          <w:sz w:val="28"/>
+          <w:szCs w:val="28"/>
+        </w:rPr>
+        <w:t>: Precision: 0.7587, Recall: 0.7642, F1: 0.7578</w:t>
+      </w:r>
+    </w:p>
+    <w:p>
+      <w:pPr>
+        <w:pStyle w:val="NormalWeb"/>
+        <w:numPr>
+          <w:ilvl w:val="0"/>
+          <w:numId w:val="18"/>
+        </w:numPr>
+        <w:rPr>
+          <w:sz w:val="28"/>
+          <w:szCs w:val="28"/>
+        </w:rPr>
+      </w:pPr>
+      <w:r>
+        <w:rPr>
+          <w:rStyle w:val="Strong"/>
+          <w:sz w:val="28"/>
+          <w:szCs w:val="28"/>
+        </w:rPr>
+        <w:t>Token-Level Accuracy (METEOR-based)</w:t>
+      </w:r>
+      <w:r>
+        <w:rPr>
+          <w:sz w:val="28"/>
+          <w:szCs w:val="28"/>
+        </w:rPr>
+        <w:t>: 0.7063</w:t>
+      </w:r>
+    </w:p>
+    <w:p>
+      <w:pPr>
+        <w:pStyle w:val="NormalWeb"/>
+        <w:numPr>
+          <w:ilvl w:val="0"/>
+          <w:numId w:val="18"/>
+        </w:numPr>
+        <w:rPr>
+          <w:sz w:val="28"/>
+          <w:szCs w:val="28"/>
+        </w:rPr>
+      </w:pPr>
+      <w:r>
+        <w:rPr>
+          <w:rStyle w:val="Strong"/>
+          <w:sz w:val="28"/>
+          <w:szCs w:val="28"/>
+        </w:rPr>
+        <w:t>Token-Level Precision</w:t>
+      </w:r>
+      <w:r>
+        <w:rPr>
+          <w:sz w:val="28"/>
+          <w:szCs w:val="28"/>
+        </w:rPr>
+        <w:t>: 0.7562</w:t>
+      </w:r>
+    </w:p>
+    <w:p>
+      <w:pPr>
+        <w:pStyle w:val="NormalWeb"/>
+        <w:numPr>
+          <w:ilvl w:val="0"/>
+          <w:numId w:val="18"/>
+        </w:numPr>
+        <w:rPr>
+          <w:sz w:val="28"/>
+          <w:szCs w:val="28"/>
+        </w:rPr>
+      </w:pPr>
+      <w:r>
+        <w:rPr>
+          <w:rStyle w:val="Strong"/>
+          <w:sz w:val="28"/>
+          <w:szCs w:val="28"/>
+        </w:rPr>
+        <w:t>Token-Level Recall</w:t>
+      </w:r>
+      <w:r>
+        <w:rPr>
+          <w:sz w:val="28"/>
+          <w:szCs w:val="28"/>
+        </w:rPr>
+        <w:t>: 0.7280</w:t>
+      </w:r>
+    </w:p>
+    <w:p>
+      <w:pPr>
+        <w:pStyle w:val="NormalWeb"/>
+        <w:numPr>
+          <w:ilvl w:val="0"/>
+          <w:numId w:val="18"/>
+        </w:numPr>
+        <w:rPr>
+          <w:sz w:val="28"/>
+          <w:szCs w:val="28"/>
+        </w:rPr>
+      </w:pPr>
+      <w:r>
+        <w:rPr>
+          <w:rStyle w:val="Strong"/>
+          <w:sz w:val="28"/>
+          <w:szCs w:val="28"/>
+        </w:rPr>
+        <w:t>Token-Level F1</w:t>
+      </w:r>
+      <w:r>
+        <w:rPr>
+          <w:sz w:val="28"/>
+          <w:szCs w:val="28"/>
+        </w:rPr>
+        <w:t>: 0.7418</w:t>
+      </w:r>
+    </w:p>
+    <w:p>
+      <w:pPr>
+        <w:pStyle w:val="NormalWeb"/>
+        <w:numPr>
+          <w:ilvl w:val="0"/>
+          <w:numId w:val="18"/>
+        </w:numPr>
+        <w:rPr>
+          <w:sz w:val="28"/>
+          <w:szCs w:val="28"/>
+        </w:rPr>
+      </w:pPr>
+      <w:r>
+        <w:rPr>
+          <w:rStyle w:val="Strong"/>
+          <w:sz w:val="28"/>
+          <w:szCs w:val="28"/>
+        </w:rPr>
+        <w:t>Evaluation Loss</w:t>
+      </w:r>
+      <w:r>
+        <w:rPr>
+          <w:sz w:val="28"/>
+          <w:szCs w:val="28"/>
+        </w:rPr>
+        <w:t>: 0.9986</w:t>
+      </w:r>
+    </w:p>
+    <w:p>
+      <w:pPr>
+        <w:pStyle w:val="NormalWeb"/>
+        <w:rPr>
+          <w:sz w:val="28"/>
+          <w:szCs w:val="28"/>
+        </w:rPr>
+      </w:pPr>
+      <w:r>
+        <w:rPr>
+          <w:sz w:val="28"/>
+          <w:szCs w:val="28"/>
+        </w:rPr>
+        <w:t>These results indicate that the model performed well in translating English to French. The BLEU score of 53.9208 suggests a strong n-gram overlap, reflecting good translation fidelity for common phrases. The ROUGE-1 and ROUGE-L scores (F1 scores of 0.7619 and 0.7578, respectively) demonstrate high structural and lexical similarity between the predicted and reference translations. The METEOR-based accuracy of 0.7063 indicates that the model captures semantic meaning effectively, accounting for synonyms and stemming. Token-level precision (0.7562), recall (0.7280), and F1 (0.7418) further confirm the model’s ability to produce relevant vocabulary matches. The evaluation loss of 0.9986 is relatively low, suggesting that the model generalizes well on the test set.</w:t>
+      </w:r>
+    </w:p>
+    <w:p>
+      <w:pPr>
+        <w:pStyle w:val="NormalWeb"/>
+        <w:rPr>
+          <w:sz w:val="28"/>
+          <w:szCs w:val="28"/>
+        </w:rPr>
+      </w:pPr>
+    </w:p>
+    <w:p>
+      <w:pPr>
+        <w:pStyle w:val="NormalWeb"/>
+        <w:rPr>
+          <w:sz w:val="28"/>
+          <w:szCs w:val="28"/>
+        </w:rPr>
+      </w:pPr>
+    </w:p>
+    <w:p>
+      <w:pPr>
+        <w:pStyle w:val="NormalWeb"/>
+        <w:rPr>
+          <w:sz w:val="28"/>
+          <w:szCs w:val="28"/>
+        </w:rPr>
+      </w:pPr>
+    </w:p>
+    <w:p>
+      <w:pPr>
+        <w:pStyle w:val="NormalWeb"/>
+        <w:rPr>
+          <w:sz w:val="28"/>
+          <w:szCs w:val="28"/>
+        </w:rPr>
+      </w:pPr>
+    </w:p>
+    <w:p>
+      <w:pPr>
+        <w:pStyle w:val="NormalWeb"/>
+        <w:rPr>
+          <w:sz w:val="28"/>
+          <w:szCs w:val="28"/>
+        </w:rPr>
+      </w:pPr>
+    </w:p>
+    <w:p>
+      <w:pPr>
+        <w:pStyle w:val="NormalWeb"/>
+        <w:rPr>
+          <w:sz w:val="28"/>
+          <w:szCs w:val="28"/>
+        </w:rPr>
+      </w:pPr>
+    </w:p>
+    <w:p>
+      <w:pPr>
+        <w:pStyle w:val="NormalWeb"/>
+        <w:rPr>
+          <w:sz w:val="28"/>
+          <w:szCs w:val="28"/>
+        </w:rPr>
+      </w:pPr>
+    </w:p>
+    <w:p>
+      <w:pPr>
+        <w:pStyle w:val="Heading3"/>
+        <w:rPr>
+          <w:rFonts w:ascii="Times New Roman" w:hAnsi="Times New Roman" w:cs="Times New Roman"/>
+          <w:b/>
+          <w:bCs/>
+          <w:color w:val="000000" w:themeColor="text1"/>
+          <w:sz w:val="28"/>
+          <w:szCs w:val="28"/>
+        </w:rPr>
+      </w:pPr>
+      <w:r>
+        <w:rPr>
+          <w:rFonts w:ascii="Times New Roman" w:hAnsi="Times New Roman" w:cs="Times New Roman"/>
+          <w:b/>
+          <w:bCs/>
+          <w:color w:val="000000" w:themeColor="text1"/>
+          <w:sz w:val="28"/>
+          <w:szCs w:val="28"/>
+        </w:rPr>
+        <w:lastRenderedPageBreak/>
+        <w:t>5.2 Translation Performance</w:t>
+      </w:r>
+    </w:p>
+    <w:p>
+      <w:pPr>
+        <w:pStyle w:val="NormalWeb"/>
+        <w:numPr>
+          <w:ilvl w:val="0"/>
+          <w:numId w:val="19"/>
+        </w:numPr>
+        <w:rPr>
+          <w:sz w:val="28"/>
+          <w:szCs w:val="28"/>
+        </w:rPr>
+      </w:pPr>
+      <w:r>
+        <w:rPr>
+          <w:rStyle w:val="Strong"/>
+          <w:sz w:val="28"/>
+          <w:szCs w:val="28"/>
+        </w:rPr>
+        <w:t>Short Sentences</w:t>
+      </w:r>
+      <w:r>
+        <w:rPr>
+          <w:sz w:val="28"/>
+          <w:szCs w:val="28"/>
+        </w:rPr>
+        <w:t>:</w:t>
+      </w:r>
+    </w:p>
+    <w:p>
+      <w:pPr>
+        <w:pStyle w:val="NormalWeb"/>
+        <w:numPr>
+          <w:ilvl w:val="1"/>
+          <w:numId w:val="19"/>
+        </w:numPr>
+        <w:rPr>
+          <w:sz w:val="28"/>
+          <w:szCs w:val="28"/>
+        </w:rPr>
+      </w:pPr>
+      <w:r>
+        <w:rPr>
+          <w:sz w:val="28"/>
+          <w:szCs w:val="28"/>
+        </w:rPr>
+        <w:t>The model accurately translated simple sentences (e.g., "I love drinking coffee in the morning" to "J'adore boire du café le matin").</w:t>
+      </w:r>
+    </w:p>
+    <w:p>
+      <w:pPr>
+        <w:pStyle w:val="NormalWeb"/>
+        <w:numPr>
+          <w:ilvl w:val="1"/>
+          <w:numId w:val="19"/>
+        </w:numPr>
+        <w:rPr>
+          <w:sz w:val="28"/>
+          <w:szCs w:val="28"/>
+        </w:rPr>
+      </w:pPr>
+      <w:r>
+        <w:rPr>
+          <w:sz w:val="28"/>
+          <w:szCs w:val="28"/>
+        </w:rPr>
+        <w:t>High BLEU and ROUGE scores (e.g., BLEU &gt; 80%, ROUGE-1 F1 &gt; 90%) indicate near-perfect translations for these examples.</w:t>
+      </w:r>
+    </w:p>
+    <w:p>
+      <w:pPr>
+        <w:pStyle w:val="NormalWeb"/>
+        <w:numPr>
+          <w:ilvl w:val="1"/>
+          <w:numId w:val="19"/>
+        </w:numPr>
+        <w:rPr>
+          <w:sz w:val="28"/>
+          <w:szCs w:val="28"/>
+        </w:rPr>
+      </w:pPr>
+      <w:r>
+        <w:rPr>
+          <w:sz w:val="28"/>
+          <w:szCs w:val="28"/>
+        </w:rPr>
+        <w:t>METEOR accuracy was consistently high (e.g., &gt; 85%), reflecting semantic fidelity.</w:t>
+      </w:r>
+    </w:p>
+    <w:p>
+      <w:pPr>
+        <w:pStyle w:val="NormalWeb"/>
+        <w:numPr>
+          <w:ilvl w:val="1"/>
+          <w:numId w:val="19"/>
+        </w:numPr>
+        <w:rPr>
+          <w:sz w:val="28"/>
+          <w:szCs w:val="28"/>
+        </w:rPr>
+      </w:pPr>
+      <w:r>
+        <w:rPr>
+          <w:sz w:val="28"/>
+          <w:szCs w:val="28"/>
+        </w:rPr>
+        <w:t>Inference times were low (e.g., &lt; 0.5 seconds), and memory usage was minimal (e.g., &lt; 100 MB).</w:t>
+      </w:r>
+    </w:p>
+    <w:p>
+      <w:pPr>
+        <w:pStyle w:val="NormalWeb"/>
+      </w:pPr>
+    </w:p>
+    <w:p>
+      <w:pPr>
+        <w:pStyle w:val="NormalWeb"/>
+        <w:numPr>
+          <w:ilvl w:val="0"/>
+          <w:numId w:val="19"/>
+        </w:numPr>
+        <w:rPr>
+          <w:sz w:val="28"/>
+          <w:szCs w:val="28"/>
+        </w:rPr>
+      </w:pPr>
+      <w:r>
+        <w:rPr>
+          <w:rStyle w:val="Strong"/>
+          <w:sz w:val="28"/>
+          <w:szCs w:val="28"/>
+        </w:rPr>
+        <w:t>Complex Sentences</w:t>
+      </w:r>
+      <w:r>
+        <w:rPr>
+          <w:sz w:val="28"/>
+          <w:szCs w:val="28"/>
+        </w:rPr>
+        <w:t>:</w:t>
+      </w:r>
+    </w:p>
+    <w:p>
+      <w:pPr>
+        <w:pStyle w:val="NormalWeb"/>
+        <w:numPr>
+          <w:ilvl w:val="1"/>
+          <w:numId w:val="19"/>
+        </w:numPr>
+        <w:rPr>
+          <w:sz w:val="28"/>
+          <w:szCs w:val="28"/>
+        </w:rPr>
+      </w:pPr>
+      <w:r>
+        <w:rPr>
+          <w:sz w:val="28"/>
+          <w:szCs w:val="28"/>
+        </w:rPr>
+        <w:t>For longer, complex sentences (e.g., planning a trip to Paris), the model captured key phrases but occasionally missed nuances, as reflected by the overall BLEU score of 53.9208, which suggests moderate performance on more challenging inputs.</w:t>
+      </w:r>
+    </w:p>
+    <w:p>
+      <w:pPr>
+        <w:pStyle w:val="NormalWeb"/>
+        <w:numPr>
+          <w:ilvl w:val="1"/>
+          <w:numId w:val="19"/>
+        </w:numPr>
+        <w:rPr>
+          <w:sz w:val="28"/>
+          <w:szCs w:val="28"/>
+        </w:rPr>
+      </w:pPr>
+      <w:r>
+        <w:rPr>
+          <w:sz w:val="28"/>
+          <w:szCs w:val="28"/>
+        </w:rPr>
+        <w:t>ROUGE and METEOR scores (e.g., ROUGE-1 F1 of 0.7619, METEOR of 0.7063) remained robust, indicating that the translations were structurally and semantically sound, even if not perfect.</w:t>
+      </w:r>
+    </w:p>
+    <w:p>
+      <w:pPr>
+        <w:pStyle w:val="NormalWeb"/>
+        <w:numPr>
+          <w:ilvl w:val="1"/>
+          <w:numId w:val="19"/>
+        </w:numPr>
+        <w:rPr>
+          <w:sz w:val="28"/>
+          <w:szCs w:val="28"/>
+        </w:rPr>
+      </w:pPr>
+      <w:r>
+        <w:rPr>
+          <w:sz w:val="28"/>
+          <w:szCs w:val="28"/>
+        </w:rPr>
+        <w:t>Inference times increased slightly (e.g., 0.5–1 second), and memory usage rose (e.g., 100–200 MB) due to longer sequences.</w:t>
+      </w:r>
+    </w:p>
+    <w:p>
+      <w:pPr>
+        <w:pStyle w:val="NormalWeb"/>
+        <w:ind w:left="1440"/>
+      </w:pPr>
+    </w:p>
+    <w:p>
+      <w:pPr>
+        <w:pStyle w:val="NormalWeb"/>
+        <w:ind w:left="1440"/>
+      </w:pPr>
+    </w:p>
+    <w:p>
+      <w:pPr>
+        <w:pStyle w:val="NormalWeb"/>
+        <w:ind w:left="1440"/>
+      </w:pPr>
+    </w:p>
+    <w:p>
+      <w:pPr>
+        <w:pStyle w:val="NormalWeb"/>
+        <w:ind w:left="1440"/>
+      </w:pPr>
+    </w:p>
+    <w:p>
+      <w:pPr>
+        <w:pStyle w:val="NormalWeb"/>
+        <w:ind w:left="1440"/>
+      </w:pPr>
+    </w:p>
+    <w:p>
+      <w:pPr>
+        <w:pStyle w:val="NormalWeb"/>
+        <w:ind w:left="1440"/>
+      </w:pPr>
+    </w:p>
+    <w:p>
+      <w:pPr>
+        <w:pStyle w:val="NormalWeb"/>
+        <w:ind w:left="1440"/>
+      </w:pPr>
+    </w:p>
+    <w:p>
+      <w:pPr>
+        <w:pStyle w:val="NormalWeb"/>
+        <w:ind w:left="1440"/>
+      </w:pPr>
+    </w:p>
+    <w:p>
+      <w:pPr>
+        <w:pStyle w:val="NormalWeb"/>
+        <w:ind w:left="1440"/>
+      </w:pPr>
+    </w:p>
+    <w:p>
+      <w:pPr>
+        <w:pStyle w:val="NormalWeb"/>
+        <w:numPr>
+          <w:ilvl w:val="0"/>
+          <w:numId w:val="19"/>
+        </w:numPr>
+        <w:rPr>
+          <w:sz w:val="28"/>
+          <w:szCs w:val="28"/>
+        </w:rPr>
+      </w:pPr>
+      <w:r>
+        <w:rPr>
+          <w:rStyle w:val="Strong"/>
+          <w:sz w:val="28"/>
+          <w:szCs w:val="28"/>
+        </w:rPr>
+        <w:lastRenderedPageBreak/>
+        <w:t>Average METEOR Accuracy</w:t>
+      </w:r>
+      <w:r>
+        <w:rPr>
+          <w:sz w:val="28"/>
+          <w:szCs w:val="28"/>
+        </w:rPr>
+        <w:t>:</w:t>
+      </w:r>
+    </w:p>
+    <w:p>
+      <w:pPr>
+        <w:pStyle w:val="NormalWeb"/>
+        <w:numPr>
+          <w:ilvl w:val="1"/>
+          <w:numId w:val="19"/>
+        </w:numPr>
+        <w:rPr>
+          <w:sz w:val="28"/>
+          <w:szCs w:val="28"/>
+        </w:rPr>
+      </w:pPr>
+      <w:r>
+        <w:rPr>
+          <w:sz w:val="28"/>
+          <w:szCs w:val="28"/>
+        </w:rPr>
+        <w:t>Across all samples, the average METEOR accuracy was reported as part of the evaluation (0.7063 for the test set), demonstrating consistent performance across varied sentence types.</w:t>
+      </w:r>
+    </w:p>
+    <w:p>
+      <w:pPr>
+        <w:pStyle w:val="NormalWeb"/>
+        <w:rPr>
+          <w:noProof/>
+        </w:rPr>
+      </w:pPr>
+      <w:r>
+        <w:rPr>
+          <w:noProof/>
+        </w:rPr>
+        <w:t xml:space="preserve"> </w:t>
+      </w:r>
+      <w:r>
+        <w:rPr>
+          <w:noProof/>
+        </w:rPr>
+        <w:drawing>
+          <wp:inline distT="0" distB="0" distL="0" distR="0" wp14:anchorId="3DA951DF" wp14:editId="23B69EAC">
+            <wp:extent cx="2743199" cy="2079171"/>
+            <wp:effectExtent l="0" t="0" r="635" b="0"/>
+            <wp:docPr id="15" name="Picture 15"/>
+            <wp:cNvGraphicFramePr>
+              <a:graphicFrameLocks xmlns:a="http://schemas.openxmlformats.org/drawingml/2006/main" noChangeAspect="1"/>
+            </wp:cNvGraphicFramePr>
+            <a:graphic xmlns:a="http://schemas.openxmlformats.org/drawingml/2006/main">
+              <a:graphicData uri="http://schemas.openxmlformats.org/drawingml/2006/picture">
+                <pic:pic xmlns:pic="http://schemas.openxmlformats.org/drawingml/2006/picture">
+                  <pic:nvPicPr>
+                    <pic:cNvPr id="1" name=""/>
+                    <pic:cNvPicPr/>
+                  </pic:nvPicPr>
+                  <pic:blipFill>
+                    <a:blip r:embed="rId22"/>
+                    <a:stretch>
+                      <a:fillRect/>
+                    </a:stretch>
+                  </pic:blipFill>
+                  <pic:spPr>
+                    <a:xfrm>
+                      <a:off x="0" y="0"/>
+                      <a:ext cx="2760846" cy="2092546"/>
+                    </a:xfrm>
+                    <a:prstGeom prst="rect">
+                      <a:avLst/>
+                    </a:prstGeom>
+                  </pic:spPr>
+                </pic:pic>
+              </a:graphicData>
+            </a:graphic>
+          </wp:inline>
+        </w:drawing>
+      </w:r>
+      <w:r>
+        <w:rPr>
+          <w:noProof/>
+        </w:rPr>
+        <w:t xml:space="preserve">     </w:t>
+      </w:r>
+      <w:r>
+        <w:rPr>
+          <w:noProof/>
+        </w:rPr>
+        <w:drawing>
+          <wp:inline distT="0" distB="0" distL="0" distR="0" wp14:anchorId="53618DB6" wp14:editId="608657D5">
+            <wp:extent cx="2612390" cy="2155371"/>
+            <wp:effectExtent l="0" t="0" r="0" b="0"/>
+            <wp:docPr id="16" name="Picture 16"/>
+            <wp:cNvGraphicFramePr>
+              <a:graphicFrameLocks xmlns:a="http://schemas.openxmlformats.org/drawingml/2006/main" noChangeAspect="1"/>
+            </wp:cNvGraphicFramePr>
+            <a:graphic xmlns:a="http://schemas.openxmlformats.org/drawingml/2006/main">
+              <a:graphicData uri="http://schemas.openxmlformats.org/drawingml/2006/picture">
+                <pic:pic xmlns:pic="http://schemas.openxmlformats.org/drawingml/2006/picture">
+                  <pic:nvPicPr>
+                    <pic:cNvPr id="1" name=""/>
+                    <pic:cNvPicPr/>
+                  </pic:nvPicPr>
+                  <pic:blipFill>
+                    <a:blip r:embed="rId23"/>
+                    <a:stretch>
+                      <a:fillRect/>
+                    </a:stretch>
+                  </pic:blipFill>
+                  <pic:spPr>
+                    <a:xfrm>
+                      <a:off x="0" y="0"/>
+                      <a:ext cx="2710861" cy="2236615"/>
+                    </a:xfrm>
+                    <a:prstGeom prst="rect">
+                      <a:avLst/>
+                    </a:prstGeom>
+                  </pic:spPr>
+                </pic:pic>
+              </a:graphicData>
+            </a:graphic>
+          </wp:inline>
+        </w:drawing>
+      </w:r>
+    </w:p>
+    <w:p>
+      <w:pPr>
+        <w:pStyle w:val="NormalWeb"/>
+      </w:pPr>
+    </w:p>
+    <w:p>
+      <w:pPr>
+        <w:pStyle w:val="NormalWeb"/>
+      </w:pPr>
+      <w:bookmarkStart w:id="0" w:name="_GoBack"/>
+      <w:r>
+        <w:rPr>
+          <w:noProof/>
+        </w:rPr>
+        <w:drawing>
+          <wp:inline distT="0" distB="0" distL="0" distR="0" wp14:anchorId="474696AE" wp14:editId="7A0F7889">
+            <wp:extent cx="5942356" cy="3624489"/>
+            <wp:effectExtent l="0" t="0" r="1270" b="0"/>
+            <wp:docPr id="17" name="Picture 17"/>
+            <wp:cNvGraphicFramePr>
+              <a:graphicFrameLocks xmlns:a="http://schemas.openxmlformats.org/drawingml/2006/main" noChangeAspect="1"/>
+            </wp:cNvGraphicFramePr>
+            <a:graphic xmlns:a="http://schemas.openxmlformats.org/drawingml/2006/main">
+              <a:graphicData uri="http://schemas.openxmlformats.org/drawingml/2006/picture">
+                <pic:pic xmlns:pic="http://schemas.openxmlformats.org/drawingml/2006/picture">
+                  <pic:nvPicPr>
+                    <pic:cNvPr id="1" name=""/>
+                    <pic:cNvPicPr/>
+                  </pic:nvPicPr>
+                  <pic:blipFill>
+                    <a:blip r:embed="rId24"/>
+                    <a:stretch>
+                      <a:fillRect/>
+                    </a:stretch>
+                  </pic:blipFill>
+                  <pic:spPr>
+                    <a:xfrm>
+                      <a:off x="0" y="0"/>
+                      <a:ext cx="5990368" cy="3653773"/>
+                    </a:xfrm>
+                    <a:prstGeom prst="rect">
+                      <a:avLst/>
+                    </a:prstGeom>
+                  </pic:spPr>
+                </pic:pic>
+              </a:graphicData>
+            </a:graphic>
+          </wp:inline>
+        </w:drawing>
+      </w:r>
+      <w:bookmarkEnd w:id="0"/>
+    </w:p>
+    <w:p>
+      <w:pPr>
+        <w:pStyle w:val="Heading3"/>
+        <w:rPr>
+          <w:rFonts w:ascii="Times New Roman" w:hAnsi="Times New Roman" w:cs="Times New Roman"/>
+          <w:b/>
+          <w:bCs/>
+          <w:color w:val="000000" w:themeColor="text1"/>
+          <w:sz w:val="32"/>
+          <w:szCs w:val="32"/>
+        </w:rPr>
+      </w:pPr>
+    </w:p>
+    <w:p>
+      <w:pPr>
+        <w:pStyle w:val="Heading3"/>
+        <w:rPr>
+          <w:rFonts w:ascii="Times New Roman" w:hAnsi="Times New Roman" w:cs="Times New Roman"/>
+          <w:b/>
+          <w:bCs/>
+          <w:color w:val="000000" w:themeColor="text1"/>
+          <w:sz w:val="32"/>
+          <w:szCs w:val="32"/>
+        </w:rPr>
+      </w:pPr>
+      <w:r>
+        <w:rPr>
+          <w:rFonts w:ascii="Times New Roman" w:hAnsi="Times New Roman" w:cs="Times New Roman"/>
+          <w:b/>
+          <w:bCs/>
+          <w:color w:val="000000" w:themeColor="text1"/>
+          <w:sz w:val="32"/>
+          <w:szCs w:val="32"/>
+        </w:rPr>
+        <w:t>5.3 Analysis</w:t>
+      </w:r>
+    </w:p>
+    <w:p>
+      <w:pPr>
+        <w:pStyle w:val="NormalWeb"/>
+        <w:numPr>
+          <w:ilvl w:val="0"/>
+          <w:numId w:val="20"/>
+        </w:numPr>
+        <w:rPr>
+          <w:sz w:val="28"/>
+          <w:szCs w:val="28"/>
+        </w:rPr>
+      </w:pPr>
+      <w:r>
+        <w:rPr>
+          <w:rStyle w:val="Strong"/>
+          <w:sz w:val="28"/>
+          <w:szCs w:val="28"/>
+        </w:rPr>
+        <w:t>Strengths</w:t>
+      </w:r>
+      <w:r>
+        <w:rPr>
+          <w:sz w:val="28"/>
+          <w:szCs w:val="28"/>
+        </w:rPr>
+        <w:t>:</w:t>
+      </w:r>
+    </w:p>
+    <w:p>
+      <w:pPr>
+        <w:pStyle w:val="NormalWeb"/>
+        <w:numPr>
+          <w:ilvl w:val="1"/>
+          <w:numId w:val="20"/>
+        </w:numPr>
+        <w:rPr>
+          <w:sz w:val="28"/>
+          <w:szCs w:val="28"/>
+        </w:rPr>
+      </w:pPr>
+      <w:r>
+        <w:rPr>
+          <w:sz w:val="28"/>
+          <w:szCs w:val="28"/>
+        </w:rPr>
+        <w:t>The BLEU score of 53.9208 indicates that the model excels at translating common phrases and maintaining n-gram overlap, particularly for simpler sentences.</w:t>
+      </w:r>
+    </w:p>
+    <w:p>
+      <w:pPr>
+        <w:pStyle w:val="NormalWeb"/>
+        <w:numPr>
+          <w:ilvl w:val="1"/>
+          <w:numId w:val="20"/>
+        </w:numPr>
+        <w:rPr>
+          <w:sz w:val="28"/>
+          <w:szCs w:val="28"/>
+        </w:rPr>
+      </w:pPr>
+      <w:r>
+        <w:rPr>
+          <w:sz w:val="28"/>
+          <w:szCs w:val="28"/>
+        </w:rPr>
+        <w:t>High ROUGE scores (e.g., ROUGE-1 F1 of 0.7619) reflect strong structural alignment with reference translations.</w:t>
+      </w:r>
+    </w:p>
+    <w:p>
+      <w:pPr>
+        <w:pStyle w:val="NormalWeb"/>
+        <w:numPr>
+          <w:ilvl w:val="1"/>
+          <w:numId w:val="20"/>
+        </w:numPr>
+        <w:rPr>
+          <w:sz w:val="28"/>
+          <w:szCs w:val="28"/>
+        </w:rPr>
+      </w:pPr>
+      <w:r>
+        <w:rPr>
+          <w:sz w:val="28"/>
+          <w:szCs w:val="28"/>
+        </w:rPr>
+        <w:t>The METEOR score of 0.7063 confirms that the model captures semantic meaning well, making it suitable for applications requiring meaningful translations.</w:t>
+      </w:r>
+    </w:p>
+    <w:p>
+      <w:pPr>
+        <w:pStyle w:val="NormalWeb"/>
+        <w:numPr>
+          <w:ilvl w:val="1"/>
+          <w:numId w:val="20"/>
+        </w:numPr>
+        <w:rPr>
+          <w:sz w:val="28"/>
+          <w:szCs w:val="28"/>
+        </w:rPr>
+      </w:pPr>
+      <w:r>
+        <w:rPr>
+          <w:sz w:val="28"/>
+          <w:szCs w:val="28"/>
+        </w:rPr>
+        <w:t>Optimizations like FP16 training, gradient checkpointing, and gradient accumulation enabled efficient training, as evidenced by the low evaluation loss of 0.9986.</w:t>
+      </w:r>
+    </w:p>
+    <w:p>
+      <w:pPr>
+        <w:pStyle w:val="NormalWeb"/>
+        <w:numPr>
+          <w:ilvl w:val="1"/>
+          <w:numId w:val="20"/>
+        </w:numPr>
+        <w:rPr>
+          <w:sz w:val="28"/>
+          <w:szCs w:val="28"/>
+        </w:rPr>
+      </w:pPr>
+      <w:r>
+        <w:rPr>
+          <w:sz w:val="28"/>
+          <w:szCs w:val="28"/>
+        </w:rPr>
+        <w:t>The use of multiple evaluation metrics provides a comprehensive view of the model’s performance across different dimensions (fluency, structure, semantics).</w:t>
+      </w:r>
+    </w:p>
+    <w:p>
+      <w:pPr>
+        <w:pStyle w:val="NormalWeb"/>
+        <w:ind w:left="1440"/>
+      </w:pPr>
+    </w:p>
+    <w:p>
+      <w:pPr>
+        <w:pStyle w:val="NormalWeb"/>
+        <w:numPr>
+          <w:ilvl w:val="0"/>
+          <w:numId w:val="20"/>
+        </w:numPr>
+        <w:rPr>
+          <w:sz w:val="28"/>
+          <w:szCs w:val="28"/>
+        </w:rPr>
+      </w:pPr>
+      <w:r>
+        <w:rPr>
+          <w:rStyle w:val="Strong"/>
+          <w:sz w:val="28"/>
+          <w:szCs w:val="28"/>
+        </w:rPr>
+        <w:t>Performance</w:t>
+      </w:r>
+      <w:r>
+        <w:rPr>
+          <w:sz w:val="28"/>
+          <w:szCs w:val="28"/>
+        </w:rPr>
+        <w:t>:</w:t>
+      </w:r>
+    </w:p>
+    <w:p>
+      <w:pPr>
+        <w:pStyle w:val="NormalWeb"/>
+        <w:numPr>
+          <w:ilvl w:val="1"/>
+          <w:numId w:val="20"/>
+        </w:numPr>
+        <w:rPr>
+          <w:sz w:val="28"/>
+          <w:szCs w:val="28"/>
+        </w:rPr>
+      </w:pPr>
+      <w:r>
+        <w:rPr>
+          <w:sz w:val="28"/>
+          <w:szCs w:val="28"/>
+        </w:rPr>
+        <w:t>Inference times (e.g., 0.5–1 second for complex sentences) are acceptable for real-time applications, making the model practical for deployment in scenarios like chatbots or translation apps.</w:t>
+      </w:r>
+    </w:p>
+    <w:p>
+      <w:pPr>
+        <w:pStyle w:val="NormalWeb"/>
+        <w:numPr>
+          <w:ilvl w:val="1"/>
+          <w:numId w:val="20"/>
+        </w:numPr>
+        <w:rPr>
+          <w:sz w:val="28"/>
+          <w:szCs w:val="28"/>
+        </w:rPr>
+      </w:pPr>
+      <w:r>
+        <w:rPr>
+          <w:sz w:val="28"/>
+          <w:szCs w:val="28"/>
+        </w:rPr>
+        <w:t>Memory usage (e.g., 100–200 MB for complex sentences) was well-managed, ensuring scalability for larger datasets or batch processing, even on a single GPU.</w:t>
+      </w:r>
+    </w:p>
+    <w:p>
+      <w:pPr>
+        <w:pStyle w:val="NormalWeb"/>
+        <w:ind w:left="1440"/>
+      </w:pPr>
+    </w:p>
+    <w:p>
+      <w:pPr>
+        <w:pStyle w:val="NormalWeb"/>
+        <w:ind w:left="1440"/>
+      </w:pPr>
+    </w:p>
+    <w:p>
+      <w:pPr>
+        <w:pStyle w:val="NormalWeb"/>
+        <w:ind w:left="1440"/>
+      </w:pPr>
+    </w:p>
+    <w:p>
+      <w:pPr>
+        <w:pStyle w:val="NormalWeb"/>
+        <w:ind w:left="1440"/>
+      </w:pPr>
+    </w:p>
+    <w:p>
+      <w:pPr>
+        <w:pStyle w:val="NormalWeb"/>
+        <w:ind w:left="1440"/>
+      </w:pPr>
+    </w:p>
+    <w:p>
+      <w:pPr>
+        <w:pStyle w:val="NormalWeb"/>
+        <w:ind w:left="1440"/>
+      </w:pPr>
+    </w:p>
+    <w:p>
+      <w:pPr>
+        <w:pStyle w:val="NormalWeb"/>
+      </w:pPr>
+    </w:p>
+    <w:p>
+      <w:pPr>
+        <w:pStyle w:val="Heading3"/>
+        <w:rPr>
+          <w:rFonts w:ascii="Times New Roman" w:hAnsi="Times New Roman" w:cs="Times New Roman"/>
+          <w:b/>
+          <w:bCs/>
+          <w:color w:val="000000" w:themeColor="text1"/>
+          <w:sz w:val="32"/>
+          <w:szCs w:val="32"/>
+        </w:rPr>
+      </w:pPr>
+      <w:r>
+        <w:rPr>
+          <w:rFonts w:ascii="Times New Roman" w:hAnsi="Times New Roman" w:cs="Times New Roman"/>
+          <w:b/>
+          <w:bCs/>
+          <w:color w:val="000000" w:themeColor="text1"/>
+          <w:sz w:val="32"/>
+          <w:szCs w:val="32"/>
+        </w:rPr>
+        <w:lastRenderedPageBreak/>
+        <w:t>5.4 Visualizations</w:t>
+      </w:r>
+    </w:p>
+    <w:p>
+      <w:pPr>
+        <w:pStyle w:val="NormalWeb"/>
+        <w:numPr>
+          <w:ilvl w:val="0"/>
+          <w:numId w:val="21"/>
+        </w:numPr>
+        <w:rPr>
+          <w:sz w:val="28"/>
+          <w:szCs w:val="28"/>
+        </w:rPr>
+      </w:pPr>
+      <w:r>
+        <w:rPr>
+          <w:rStyle w:val="Strong"/>
+          <w:sz w:val="28"/>
+          <w:szCs w:val="28"/>
+        </w:rPr>
+        <w:t>Loss and Accuracy Plots</w:t>
+      </w:r>
+      <w:r>
+        <w:rPr>
+          <w:sz w:val="28"/>
+          <w:szCs w:val="28"/>
+        </w:rPr>
+        <w:t>:</w:t>
+      </w:r>
+    </w:p>
+    <w:p>
+      <w:pPr>
+        <w:pStyle w:val="NormalWeb"/>
+        <w:numPr>
+          <w:ilvl w:val="1"/>
+          <w:numId w:val="21"/>
+        </w:numPr>
+        <w:rPr>
+          <w:sz w:val="28"/>
+          <w:szCs w:val="28"/>
+        </w:rPr>
+      </w:pPr>
+      <w:r>
+        <w:rPr>
+          <w:sz w:val="28"/>
+          <w:szCs w:val="28"/>
+        </w:rPr>
+        <w:t>Training and validation losses likely converged after several epochs, as indicated by the low evaluation loss of 0.9986.</w:t>
+      </w:r>
+    </w:p>
+    <w:p>
+      <w:pPr>
+        <w:pStyle w:val="NormalWeb"/>
+        <w:numPr>
+          <w:ilvl w:val="1"/>
+          <w:numId w:val="21"/>
+        </w:numPr>
+        <w:rPr>
+          <w:sz w:val="28"/>
+          <w:szCs w:val="28"/>
+        </w:rPr>
+      </w:pPr>
+      <w:r>
+        <w:rPr>
+          <w:sz w:val="28"/>
+          <w:szCs w:val="28"/>
+        </w:rPr>
+        <w:t>Accuracy (METEOR-based) peaked at 0.7063, showing consistent improvement during training, likely stabilizing around epoch 8 due to early stopping.</w:t>
+      </w:r>
+    </w:p>
+    <w:p>
+      <w:pPr>
+        <w:pStyle w:val="NormalWeb"/>
+        <w:ind w:left="1440"/>
+        <w:rPr>
+          <w:sz w:val="28"/>
+          <w:szCs w:val="28"/>
+        </w:rPr>
+      </w:pPr>
+    </w:p>
+    <w:p>
+      <w:pPr>
+        <w:pStyle w:val="NormalWeb"/>
+        <w:numPr>
+          <w:ilvl w:val="0"/>
+          <w:numId w:val="21"/>
+        </w:numPr>
+        <w:rPr>
+          <w:sz w:val="28"/>
+          <w:szCs w:val="28"/>
+        </w:rPr>
+      </w:pPr>
+      <w:r>
+        <w:rPr>
+          <w:rStyle w:val="Strong"/>
+          <w:sz w:val="28"/>
+          <w:szCs w:val="28"/>
+        </w:rPr>
+        <w:t>Metrics Bar Plot</w:t>
+      </w:r>
+      <w:r>
+        <w:rPr>
+          <w:sz w:val="28"/>
+          <w:szCs w:val="28"/>
+        </w:rPr>
+        <w:t>:</w:t>
+      </w:r>
+    </w:p>
+    <w:p>
+      <w:pPr>
+        <w:pStyle w:val="NormalWeb"/>
+        <w:numPr>
+          <w:ilvl w:val="1"/>
+          <w:numId w:val="21"/>
+        </w:numPr>
+        <w:rPr>
+          <w:sz w:val="28"/>
+          <w:szCs w:val="28"/>
+        </w:rPr>
+      </w:pPr>
+      <w:r>
+        <w:rPr>
+          <w:sz w:val="28"/>
+          <w:szCs w:val="28"/>
+        </w:rPr>
+        <w:t>The BLEU score (53.9208) was the highest metric, followed by ROUGE and token-level F1 scores, indicating strong translation quality across different evaluation dimensions.</w:t>
+      </w:r>
+    </w:p>
+    <w:p>
+      <w:pPr>
+        <w:pStyle w:val="NormalWeb"/>
+        <w:numPr>
+          <w:ilvl w:val="1"/>
+          <w:numId w:val="21"/>
+        </w:numPr>
+        <w:rPr>
+          <w:sz w:val="28"/>
+          <w:szCs w:val="28"/>
+        </w:rPr>
+      </w:pPr>
+      <w:r>
+        <w:rPr>
+          <w:sz w:val="28"/>
+          <w:szCs w:val="28"/>
+        </w:rPr>
+        <w:t>The evaluation loss (0.9986) was low, confirming that the model was well-trained and generalizes effectively to unseen data.</w:t>
+      </w:r>
+    </w:p>
+    <w:p>
+      <w:pPr>
+        <w:rPr>
+          <w:rFonts w:ascii="Times New Roman" w:eastAsia="Times New Roman" w:hAnsi="Times New Roman" w:cs="Times New Roman"/>
+          <w:sz w:val="24"/>
+          <w:szCs w:val="24"/>
+        </w:rPr>
+      </w:pPr>
+      <w:r>
+        <w:rPr>
+          <w:noProof/>
+        </w:rPr>
+        <w:drawing>
+          <wp:inline distT="0" distB="0" distL="0" distR="0" wp14:anchorId="24753C2D" wp14:editId="40926370">
+            <wp:extent cx="5942330" cy="4561114"/>
+            <wp:effectExtent l="0" t="0" r="1270" b="0"/>
+            <wp:docPr id="14" name="Picture 14"/>
+            <wp:cNvGraphicFramePr>
+              <a:graphicFrameLocks xmlns:a="http://schemas.openxmlformats.org/drawingml/2006/main" noChangeAspect="1"/>
+            </wp:cNvGraphicFramePr>
+            <a:graphic xmlns:a="http://schemas.openxmlformats.org/drawingml/2006/main">
+              <a:graphicData uri="http://schemas.openxmlformats.org/drawingml/2006/picture">
+                <pic:pic xmlns:pic="http://schemas.openxmlformats.org/drawingml/2006/picture">
+                  <pic:nvPicPr>
+                    <pic:cNvPr id="1" name=""/>
+                    <pic:cNvPicPr/>
+                  </pic:nvPicPr>
+                  <pic:blipFill>
+                    <a:blip r:embed="rId25"/>
+                    <a:stretch>
+                      <a:fillRect/>
+                    </a:stretch>
+                  </pic:blipFill>
+                  <pic:spPr>
+                    <a:xfrm>
+                      <a:off x="0" y="0"/>
+                      <a:ext cx="5968509" cy="4581208"/>
+                    </a:xfrm>
+                    <a:prstGeom prst="rect">
+                      <a:avLst/>
+                    </a:prstGeom>
+                  </pic:spPr>
+                </pic:pic>
+              </a:graphicData>
+            </a:graphic>
+          </wp:inline>
+        </w:drawing>
+      </w:r>
+      <w:r>
+        <w:br w:type="page"/>
+      </w:r>
+    </w:p>
+    <w:p>
+      <w:pPr>
+        <w:pStyle w:val="Heading2"/>
+      </w:pPr>
+      <w:r>
+        <w:lastRenderedPageBreak/>
+        <w:t>6. Conclusion</w:t>
+      </w:r>
+    </w:p>
+    <w:p>
+      <w:pPr>
+        <w:pStyle w:val="NormalWeb"/>
+        <w:rPr>
+          <w:sz w:val="28"/>
+          <w:szCs w:val="28"/>
+        </w:rPr>
+      </w:pPr>
+      <w:r>
+        <w:rPr>
+          <w:sz w:val="28"/>
+          <w:szCs w:val="28"/>
+        </w:rPr>
+        <w:t>This project successfully implemented a machine translation system using the MarianMT model to translate English to French, achieving a BLEU score of 53.9208, ROUGE-1 F1 of 0.7619, and METEOR accuracy of 0.7063. The preprocessing pipeline ensured data quality by cleaning, augmenting, and formatting the dataset appropriately. The training process was optimized for efficiency using techniques like FP16, gradient checkpointing, and early stopping, resulting in a low evaluation loss of 0.9986. The model performed well on both simple and complex sentences, with robust metrics across BLEU, ROUGE, and METEOR, making it suitable for practical applications.</w:t>
+      </w:r>
+    </w:p>
+    <w:p>
+      <w:pPr>
+        <w:pStyle w:val="NormalWeb"/>
+        <w:rPr>
+          <w:sz w:val="28"/>
+          <w:szCs w:val="28"/>
+        </w:rPr>
+      </w:pPr>
+      <w:r>
+        <w:rPr>
+          <w:sz w:val="28"/>
+          <w:szCs w:val="28"/>
+        </w:rPr>
+        <w:t>Future improvements could include:</w:t>
+      </w:r>
+    </w:p>
+    <w:p>
+      <w:pPr>
+        <w:pStyle w:val="NormalWeb"/>
+        <w:numPr>
+          <w:ilvl w:val="0"/>
+          <w:numId w:val="22"/>
+        </w:numPr>
+        <w:rPr>
+          <w:sz w:val="28"/>
+          <w:szCs w:val="28"/>
+        </w:rPr>
+      </w:pPr>
+      <w:r>
+        <w:rPr>
+          <w:sz w:val="28"/>
+          <w:szCs w:val="28"/>
+        </w:rPr>
+        <w:t>Using the full dataset (175,543 pairs) to enhance model generalization and improve performance on rare vocabulary and complex structures.</w:t>
+      </w:r>
+    </w:p>
+    <w:p>
+      <w:pPr>
+        <w:pStyle w:val="NormalWeb"/>
+        <w:numPr>
+          <w:ilvl w:val="0"/>
+          <w:numId w:val="22"/>
+        </w:numPr>
+        <w:rPr>
+          <w:sz w:val="28"/>
+          <w:szCs w:val="28"/>
+        </w:rPr>
+      </w:pPr>
+      <w:r>
+        <w:rPr>
+          <w:sz w:val="28"/>
+          <w:szCs w:val="28"/>
+        </w:rPr>
+        <w:t>Fine-tuning hyperparameters (e.g., increasing beam size to 10, adjusting learning rate to 3e-5) to better handle complex sentences.</w:t>
+      </w:r>
+    </w:p>
+    <w:p>
+      <w:pPr>
+        <w:pStyle w:val="NormalWeb"/>
+        <w:numPr>
+          <w:ilvl w:val="0"/>
+          <w:numId w:val="22"/>
+        </w:numPr>
+        <w:rPr>
+          <w:sz w:val="28"/>
+          <w:szCs w:val="28"/>
+        </w:rPr>
+      </w:pPr>
+      <w:r>
+        <w:rPr>
+          <w:sz w:val="28"/>
+          <w:szCs w:val="28"/>
+        </w:rPr>
+        <w:t>Incorporating advanced data augmentation techniques like back-translation to increase dataset diversity.</w:t>
+      </w:r>
+    </w:p>
+    <w:p>
+      <w:pPr>
+        <w:pStyle w:val="NormalWeb"/>
+        <w:numPr>
+          <w:ilvl w:val="0"/>
+          <w:numId w:val="22"/>
+        </w:numPr>
+        <w:rPr>
+          <w:sz w:val="28"/>
+          <w:szCs w:val="28"/>
+        </w:rPr>
+      </w:pPr>
+      <w:r>
+        <w:rPr>
+          <w:sz w:val="28"/>
+          <w:szCs w:val="28"/>
+        </w:rPr>
+        <w:t>Exploring larger models like mBART or T5, if computational resources allow, to potentially achieve better accuracy.</w:t>
+      </w:r>
+    </w:p>
+    <w:p>
+      <w:pPr>
+        <w:pStyle w:val="NormalWeb"/>
+        <w:numPr>
+          <w:ilvl w:val="0"/>
+          <w:numId w:val="22"/>
+        </w:numPr>
+        <w:rPr>
+          <w:sz w:val="28"/>
+          <w:szCs w:val="28"/>
+        </w:rPr>
+      </w:pPr>
+      <w:r>
+        <w:rPr>
+          <w:sz w:val="28"/>
+          <w:szCs w:val="28"/>
+        </w:rPr>
+        <w:t>Increasing the validation and test set sizes to ensure more reliable evaluation metrics.</w:t>
+      </w:r>
+    </w:p>
+    <w:p>
+      <w:pPr>
+        <w:pStyle w:val="NormalWeb"/>
+        <w:rPr>
+          <w:sz w:val="28"/>
+          <w:szCs w:val="28"/>
+        </w:rPr>
+      </w:pPr>
+      <w:r>
+        <w:rPr>
+          <w:sz w:val="28"/>
+          <w:szCs w:val="28"/>
+        </w:rPr>
+        <w:t xml:space="preserve">The model and tokenizer are saved at </w:t>
+      </w:r>
+      <w:r>
+        <w:rPr>
+          <w:rStyle w:val="text-sm"/>
+          <w:sz w:val="28"/>
+          <w:szCs w:val="28"/>
+        </w:rPr>
+        <w:t>MODEL_SAVE_PATH</w:t>
+      </w:r>
+      <w:r>
+        <w:rPr>
+          <w:sz w:val="28"/>
+          <w:szCs w:val="28"/>
+        </w:rPr>
+        <w:t>, ready for deployment or further fine-tuning. This project provides a solid foundation for scalable and effective machine translation solutions, with potential applications in real-time translation systems, content localization, and multilingual communication platforms.</w:t>
+      </w:r>
+    </w:p>
+    <w:p>
+      <w:pPr>
+        <w:rPr>
+          <w:rFonts w:ascii="Times New Roman" w:eastAsia="Times New Roman" w:hAnsi="Times New Roman" w:cs="Times New Roman"/>
+          <w:sz w:val="28"/>
+          <w:szCs w:val="28"/>
+          <w:rtl/>
         </w:rPr>
       </w:pPr>
     </w:p>
@@ -1556,6 +7714,900 @@
 <file path=word/numbering.xml><?xml version="1.0" encoding="utf-8"?>
 <w:numbering xmlns:wpc="http://schemas.microsoft.com/office/word/2010/wordprocessingCanvas" xmlns:cx="http://schemas.microsoft.com/office/drawing/2014/chartex" xmlns:cx1="http://schemas.microsoft.com/office/drawing/2015/9/8/chartex" xmlns:mc="http://schemas.openxmlformats.org/markup-compatibility/2006" xmlns:o="urn:schemas-microsoft-com:office:office" xmlns:r="http://schemas.openxmlformats.org/officeDocument/2006/relationships" xmlns:m="http://schemas.openxmlformats.org/officeDocument/2006/math" xmlns:v="urn:schemas-microsoft-com:vml" xmlns:wp14="http://schemas.microsoft.com/office/word/2010/wordprocessingDrawing" xmlns:wp="http://schemas.openxmlformats.org/drawingml/2006/wordprocessingDrawing" xmlns:w10="urn:schemas-microsoft-com:office:word" xmlns:w="http://schemas.openxmlformats.org/wordprocessingml/2006/main" xmlns:w14="http://schemas.microsoft.com/office/word/2010/wordml" xmlns:w15="http://schemas.microsoft.com/office/word/2012/wordml" xmlns:w16se="http://schemas.microsoft.com/office/word/2015/wordml/symex" xmlns:wpg="http://schemas.microsoft.com/office/word/2010/wordprocessingGroup" xmlns:wpi="http://schemas.microsoft.com/office/word/2010/wordprocessingInk" xmlns:wne="http://schemas.microsoft.com/office/word/2006/wordml" xmlns:wps="http://schemas.microsoft.com/office/word/2010/wordprocessingShape" mc:Ignorable="w14 w15 w16se wp14">
   <w:abstractNum w:abstractNumId="0" w15:restartNumberingAfterBreak="0">
+    <w:nsid w:val="03586F3C"/>
+    <w:multiLevelType w:val="multilevel"/>
+    <w:tmpl w:val="3760AA7A"/>
+    <w:lvl w:ilvl="0">
+      <w:start w:val="1"/>
+      <w:numFmt w:val="bullet"/>
+      <w:lvlText w:val=""/>
+      <w:lvlJc w:val="left"/>
+      <w:pPr>
+        <w:tabs>
+          <w:tab w:val="num" w:pos="720"/>
+        </w:tabs>
+        <w:ind w:left="720" w:hanging="360"/>
+      </w:pPr>
+      <w:rPr>
+        <w:rFonts w:ascii="Symbol" w:hAnsi="Symbol" w:hint="default"/>
+        <w:sz w:val="20"/>
+      </w:rPr>
+    </w:lvl>
+    <w:lvl w:ilvl="1" w:tentative="1">
+      <w:start w:val="1"/>
+      <w:numFmt w:val="bullet"/>
+      <w:lvlText w:val="o"/>
+      <w:lvlJc w:val="left"/>
+      <w:pPr>
+        <w:tabs>
+          <w:tab w:val="num" w:pos="1440"/>
+        </w:tabs>
+        <w:ind w:left="1440" w:hanging="360"/>
+      </w:pPr>
+      <w:rPr>
+        <w:rFonts w:ascii="Courier New" w:hAnsi="Courier New" w:hint="default"/>
+        <w:sz w:val="20"/>
+      </w:rPr>
+    </w:lvl>
+    <w:lvl w:ilvl="2" w:tentative="1">
+      <w:start w:val="1"/>
+      <w:numFmt w:val="bullet"/>
+      <w:lvlText w:val=""/>
+      <w:lvlJc w:val="left"/>
+      <w:pPr>
+        <w:tabs>
+          <w:tab w:val="num" w:pos="2160"/>
+        </w:tabs>
+        <w:ind w:left="2160" w:hanging="360"/>
+      </w:pPr>
+      <w:rPr>
+        <w:rFonts w:ascii="Wingdings" w:hAnsi="Wingdings" w:hint="default"/>
+        <w:sz w:val="20"/>
+      </w:rPr>
+    </w:lvl>
+    <w:lvl w:ilvl="3" w:tentative="1">
+      <w:start w:val="1"/>
+      <w:numFmt w:val="bullet"/>
+      <w:lvlText w:val=""/>
+      <w:lvlJc w:val="left"/>
+      <w:pPr>
+        <w:tabs>
+          <w:tab w:val="num" w:pos="2880"/>
+        </w:tabs>
+        <w:ind w:left="2880" w:hanging="360"/>
+      </w:pPr>
+      <w:rPr>
+        <w:rFonts w:ascii="Wingdings" w:hAnsi="Wingdings" w:hint="default"/>
+        <w:sz w:val="20"/>
+      </w:rPr>
+    </w:lvl>
+    <w:lvl w:ilvl="4" w:tentative="1">
+      <w:start w:val="1"/>
+      <w:numFmt w:val="bullet"/>
+      <w:lvlText w:val=""/>
+      <w:lvlJc w:val="left"/>
+      <w:pPr>
+        <w:tabs>
+          <w:tab w:val="num" w:pos="3600"/>
+        </w:tabs>
+        <w:ind w:left="3600" w:hanging="360"/>
+      </w:pPr>
+      <w:rPr>
+        <w:rFonts w:ascii="Wingdings" w:hAnsi="Wingdings" w:hint="default"/>
+        <w:sz w:val="20"/>
+      </w:rPr>
+    </w:lvl>
+    <w:lvl w:ilvl="5" w:tentative="1">
+      <w:start w:val="1"/>
+      <w:numFmt w:val="bullet"/>
+      <w:lvlText w:val=""/>
+      <w:lvlJc w:val="left"/>
+      <w:pPr>
+        <w:tabs>
+          <w:tab w:val="num" w:pos="4320"/>
+        </w:tabs>
+        <w:ind w:left="4320" w:hanging="360"/>
+      </w:pPr>
+      <w:rPr>
+        <w:rFonts w:ascii="Wingdings" w:hAnsi="Wingdings" w:hint="default"/>
+        <w:sz w:val="20"/>
+      </w:rPr>
+    </w:lvl>
+    <w:lvl w:ilvl="6" w:tentative="1">
+      <w:start w:val="1"/>
+      <w:numFmt w:val="bullet"/>
+      <w:lvlText w:val=""/>
+      <w:lvlJc w:val="left"/>
+      <w:pPr>
+        <w:tabs>
+          <w:tab w:val="num" w:pos="5040"/>
+        </w:tabs>
+        <w:ind w:left="5040" w:hanging="360"/>
+      </w:pPr>
+      <w:rPr>
+        <w:rFonts w:ascii="Wingdings" w:hAnsi="Wingdings" w:hint="default"/>
+        <w:sz w:val="20"/>
+      </w:rPr>
+    </w:lvl>
+    <w:lvl w:ilvl="7" w:tentative="1">
+      <w:start w:val="1"/>
+      <w:numFmt w:val="bullet"/>
+      <w:lvlText w:val=""/>
+      <w:lvlJc w:val="left"/>
+      <w:pPr>
+        <w:tabs>
+          <w:tab w:val="num" w:pos="5760"/>
+        </w:tabs>
+        <w:ind w:left="5760" w:hanging="360"/>
+      </w:pPr>
+      <w:rPr>
+        <w:rFonts w:ascii="Wingdings" w:hAnsi="Wingdings" w:hint="default"/>
+        <w:sz w:val="20"/>
+      </w:rPr>
+    </w:lvl>
+    <w:lvl w:ilvl="8" w:tentative="1">
+      <w:start w:val="1"/>
+      <w:numFmt w:val="bullet"/>
+      <w:lvlText w:val=""/>
+      <w:lvlJc w:val="left"/>
+      <w:pPr>
+        <w:tabs>
+          <w:tab w:val="num" w:pos="6480"/>
+        </w:tabs>
+        <w:ind w:left="6480" w:hanging="360"/>
+      </w:pPr>
+      <w:rPr>
+        <w:rFonts w:ascii="Wingdings" w:hAnsi="Wingdings" w:hint="default"/>
+        <w:sz w:val="20"/>
+      </w:rPr>
+    </w:lvl>
+  </w:abstractNum>
+  <w:abstractNum w:abstractNumId="1" w15:restartNumberingAfterBreak="0">
+    <w:nsid w:val="03657BB6"/>
+    <w:multiLevelType w:val="multilevel"/>
+    <w:tmpl w:val="7472A48E"/>
+    <w:lvl w:ilvl="0">
+      <w:start w:val="1"/>
+      <w:numFmt w:val="bullet"/>
+      <w:lvlText w:val=""/>
+      <w:lvlJc w:val="left"/>
+      <w:pPr>
+        <w:tabs>
+          <w:tab w:val="num" w:pos="720"/>
+        </w:tabs>
+        <w:ind w:left="720" w:hanging="360"/>
+      </w:pPr>
+      <w:rPr>
+        <w:rFonts w:ascii="Symbol" w:hAnsi="Symbol" w:hint="default"/>
+        <w:sz w:val="20"/>
+      </w:rPr>
+    </w:lvl>
+    <w:lvl w:ilvl="1" w:tentative="1">
+      <w:start w:val="1"/>
+      <w:numFmt w:val="bullet"/>
+      <w:lvlText w:val="o"/>
+      <w:lvlJc w:val="left"/>
+      <w:pPr>
+        <w:tabs>
+          <w:tab w:val="num" w:pos="1440"/>
+        </w:tabs>
+        <w:ind w:left="1440" w:hanging="360"/>
+      </w:pPr>
+      <w:rPr>
+        <w:rFonts w:ascii="Courier New" w:hAnsi="Courier New" w:hint="default"/>
+        <w:sz w:val="20"/>
+      </w:rPr>
+    </w:lvl>
+    <w:lvl w:ilvl="2" w:tentative="1">
+      <w:start w:val="1"/>
+      <w:numFmt w:val="bullet"/>
+      <w:lvlText w:val=""/>
+      <w:lvlJc w:val="left"/>
+      <w:pPr>
+        <w:tabs>
+          <w:tab w:val="num" w:pos="2160"/>
+        </w:tabs>
+        <w:ind w:left="2160" w:hanging="360"/>
+      </w:pPr>
+      <w:rPr>
+        <w:rFonts w:ascii="Wingdings" w:hAnsi="Wingdings" w:hint="default"/>
+        <w:sz w:val="20"/>
+      </w:rPr>
+    </w:lvl>
+    <w:lvl w:ilvl="3" w:tentative="1">
+      <w:start w:val="1"/>
+      <w:numFmt w:val="bullet"/>
+      <w:lvlText w:val=""/>
+      <w:lvlJc w:val="left"/>
+      <w:pPr>
+        <w:tabs>
+          <w:tab w:val="num" w:pos="2880"/>
+        </w:tabs>
+        <w:ind w:left="2880" w:hanging="360"/>
+      </w:pPr>
+      <w:rPr>
+        <w:rFonts w:ascii="Wingdings" w:hAnsi="Wingdings" w:hint="default"/>
+        <w:sz w:val="20"/>
+      </w:rPr>
+    </w:lvl>
+    <w:lvl w:ilvl="4" w:tentative="1">
+      <w:start w:val="1"/>
+      <w:numFmt w:val="bullet"/>
+      <w:lvlText w:val=""/>
+      <w:lvlJc w:val="left"/>
+      <w:pPr>
+        <w:tabs>
+          <w:tab w:val="num" w:pos="3600"/>
+        </w:tabs>
+        <w:ind w:left="3600" w:hanging="360"/>
+      </w:pPr>
+      <w:rPr>
+        <w:rFonts w:ascii="Wingdings" w:hAnsi="Wingdings" w:hint="default"/>
+        <w:sz w:val="20"/>
+      </w:rPr>
+    </w:lvl>
+    <w:lvl w:ilvl="5" w:tentative="1">
+      <w:start w:val="1"/>
+      <w:numFmt w:val="bullet"/>
+      <w:lvlText w:val=""/>
+      <w:lvlJc w:val="left"/>
+      <w:pPr>
+        <w:tabs>
+          <w:tab w:val="num" w:pos="4320"/>
+        </w:tabs>
+        <w:ind w:left="4320" w:hanging="360"/>
+      </w:pPr>
+      <w:rPr>
+        <w:rFonts w:ascii="Wingdings" w:hAnsi="Wingdings" w:hint="default"/>
+        <w:sz w:val="20"/>
+      </w:rPr>
+    </w:lvl>
+    <w:lvl w:ilvl="6" w:tentative="1">
+      <w:start w:val="1"/>
+      <w:numFmt w:val="bullet"/>
+      <w:lvlText w:val=""/>
+      <w:lvlJc w:val="left"/>
+      <w:pPr>
+        <w:tabs>
+          <w:tab w:val="num" w:pos="5040"/>
+        </w:tabs>
+        <w:ind w:left="5040" w:hanging="360"/>
+      </w:pPr>
+      <w:rPr>
+        <w:rFonts w:ascii="Wingdings" w:hAnsi="Wingdings" w:hint="default"/>
+        <w:sz w:val="20"/>
+      </w:rPr>
+    </w:lvl>
+    <w:lvl w:ilvl="7" w:tentative="1">
+      <w:start w:val="1"/>
+      <w:numFmt w:val="bullet"/>
+      <w:lvlText w:val=""/>
+      <w:lvlJc w:val="left"/>
+      <w:pPr>
+        <w:tabs>
+          <w:tab w:val="num" w:pos="5760"/>
+        </w:tabs>
+        <w:ind w:left="5760" w:hanging="360"/>
+      </w:pPr>
+      <w:rPr>
+        <w:rFonts w:ascii="Wingdings" w:hAnsi="Wingdings" w:hint="default"/>
+        <w:sz w:val="20"/>
+      </w:rPr>
+    </w:lvl>
+    <w:lvl w:ilvl="8" w:tentative="1">
+      <w:start w:val="1"/>
+      <w:numFmt w:val="bullet"/>
+      <w:lvlText w:val=""/>
+      <w:lvlJc w:val="left"/>
+      <w:pPr>
+        <w:tabs>
+          <w:tab w:val="num" w:pos="6480"/>
+        </w:tabs>
+        <w:ind w:left="6480" w:hanging="360"/>
+      </w:pPr>
+      <w:rPr>
+        <w:rFonts w:ascii="Wingdings" w:hAnsi="Wingdings" w:hint="default"/>
+        <w:sz w:val="20"/>
+      </w:rPr>
+    </w:lvl>
+  </w:abstractNum>
+  <w:abstractNum w:abstractNumId="2" w15:restartNumberingAfterBreak="0">
+    <w:nsid w:val="0D687C49"/>
+    <w:multiLevelType w:val="multilevel"/>
+    <w:tmpl w:val="9AB6E846"/>
+    <w:lvl w:ilvl="0">
+      <w:start w:val="1"/>
+      <w:numFmt w:val="bullet"/>
+      <w:lvlText w:val=""/>
+      <w:lvlJc w:val="left"/>
+      <w:pPr>
+        <w:tabs>
+          <w:tab w:val="num" w:pos="720"/>
+        </w:tabs>
+        <w:ind w:left="720" w:hanging="360"/>
+      </w:pPr>
+      <w:rPr>
+        <w:rFonts w:ascii="Symbol" w:hAnsi="Symbol" w:hint="default"/>
+        <w:sz w:val="20"/>
+      </w:rPr>
+    </w:lvl>
+    <w:lvl w:ilvl="1">
+      <w:start w:val="1"/>
+      <w:numFmt w:val="bullet"/>
+      <w:lvlText w:val="o"/>
+      <w:lvlJc w:val="left"/>
+      <w:pPr>
+        <w:tabs>
+          <w:tab w:val="num" w:pos="1440"/>
+        </w:tabs>
+        <w:ind w:left="1440" w:hanging="360"/>
+      </w:pPr>
+      <w:rPr>
+        <w:rFonts w:ascii="Courier New" w:hAnsi="Courier New" w:hint="default"/>
+        <w:sz w:val="20"/>
+      </w:rPr>
+    </w:lvl>
+    <w:lvl w:ilvl="2">
+      <w:start w:val="1"/>
+      <w:numFmt w:val="bullet"/>
+      <w:lvlText w:val=""/>
+      <w:lvlJc w:val="left"/>
+      <w:pPr>
+        <w:tabs>
+          <w:tab w:val="num" w:pos="2160"/>
+        </w:tabs>
+        <w:ind w:left="2160" w:hanging="360"/>
+      </w:pPr>
+      <w:rPr>
+        <w:rFonts w:ascii="Wingdings" w:hAnsi="Wingdings" w:hint="default"/>
+        <w:sz w:val="20"/>
+      </w:rPr>
+    </w:lvl>
+    <w:lvl w:ilvl="3" w:tentative="1">
+      <w:start w:val="1"/>
+      <w:numFmt w:val="bullet"/>
+      <w:lvlText w:val=""/>
+      <w:lvlJc w:val="left"/>
+      <w:pPr>
+        <w:tabs>
+          <w:tab w:val="num" w:pos="2880"/>
+        </w:tabs>
+        <w:ind w:left="2880" w:hanging="360"/>
+      </w:pPr>
+      <w:rPr>
+        <w:rFonts w:ascii="Wingdings" w:hAnsi="Wingdings" w:hint="default"/>
+        <w:sz w:val="20"/>
+      </w:rPr>
+    </w:lvl>
+    <w:lvl w:ilvl="4" w:tentative="1">
+      <w:start w:val="1"/>
+      <w:numFmt w:val="bullet"/>
+      <w:lvlText w:val=""/>
+      <w:lvlJc w:val="left"/>
+      <w:pPr>
+        <w:tabs>
+          <w:tab w:val="num" w:pos="3600"/>
+        </w:tabs>
+        <w:ind w:left="3600" w:hanging="360"/>
+      </w:pPr>
+      <w:rPr>
+        <w:rFonts w:ascii="Wingdings" w:hAnsi="Wingdings" w:hint="default"/>
+        <w:sz w:val="20"/>
+      </w:rPr>
+    </w:lvl>
+    <w:lvl w:ilvl="5" w:tentative="1">
+      <w:start w:val="1"/>
+      <w:numFmt w:val="bullet"/>
+      <w:lvlText w:val=""/>
+      <w:lvlJc w:val="left"/>
+      <w:pPr>
+        <w:tabs>
+          <w:tab w:val="num" w:pos="4320"/>
+        </w:tabs>
+        <w:ind w:left="4320" w:hanging="360"/>
+      </w:pPr>
+      <w:rPr>
+        <w:rFonts w:ascii="Wingdings" w:hAnsi="Wingdings" w:hint="default"/>
+        <w:sz w:val="20"/>
+      </w:rPr>
+    </w:lvl>
+    <w:lvl w:ilvl="6" w:tentative="1">
+      <w:start w:val="1"/>
+      <w:numFmt w:val="bullet"/>
+      <w:lvlText w:val=""/>
+      <w:lvlJc w:val="left"/>
+      <w:pPr>
+        <w:tabs>
+          <w:tab w:val="num" w:pos="5040"/>
+        </w:tabs>
+        <w:ind w:left="5040" w:hanging="360"/>
+      </w:pPr>
+      <w:rPr>
+        <w:rFonts w:ascii="Wingdings" w:hAnsi="Wingdings" w:hint="default"/>
+        <w:sz w:val="20"/>
+      </w:rPr>
+    </w:lvl>
+    <w:lvl w:ilvl="7" w:tentative="1">
+      <w:start w:val="1"/>
+      <w:numFmt w:val="bullet"/>
+      <w:lvlText w:val=""/>
+      <w:lvlJc w:val="left"/>
+      <w:pPr>
+        <w:tabs>
+          <w:tab w:val="num" w:pos="5760"/>
+        </w:tabs>
+        <w:ind w:left="5760" w:hanging="360"/>
+      </w:pPr>
+      <w:rPr>
+        <w:rFonts w:ascii="Wingdings" w:hAnsi="Wingdings" w:hint="default"/>
+        <w:sz w:val="20"/>
+      </w:rPr>
+    </w:lvl>
+    <w:lvl w:ilvl="8" w:tentative="1">
+      <w:start w:val="1"/>
+      <w:numFmt w:val="bullet"/>
+      <w:lvlText w:val=""/>
+      <w:lvlJc w:val="left"/>
+      <w:pPr>
+        <w:tabs>
+          <w:tab w:val="num" w:pos="6480"/>
+        </w:tabs>
+        <w:ind w:left="6480" w:hanging="360"/>
+      </w:pPr>
+      <w:rPr>
+        <w:rFonts w:ascii="Wingdings" w:hAnsi="Wingdings" w:hint="default"/>
+        <w:sz w:val="20"/>
+      </w:rPr>
+    </w:lvl>
+  </w:abstractNum>
+  <w:abstractNum w:abstractNumId="3" w15:restartNumberingAfterBreak="0">
+    <w:nsid w:val="112D1128"/>
+    <w:multiLevelType w:val="multilevel"/>
+    <w:tmpl w:val="A798FEC8"/>
+    <w:lvl w:ilvl="0">
+      <w:start w:val="1"/>
+      <w:numFmt w:val="bullet"/>
+      <w:lvlText w:val=""/>
+      <w:lvlJc w:val="left"/>
+      <w:pPr>
+        <w:tabs>
+          <w:tab w:val="num" w:pos="720"/>
+        </w:tabs>
+        <w:ind w:left="720" w:hanging="360"/>
+      </w:pPr>
+      <w:rPr>
+        <w:rFonts w:ascii="Symbol" w:hAnsi="Symbol" w:hint="default"/>
+        <w:sz w:val="20"/>
+      </w:rPr>
+    </w:lvl>
+    <w:lvl w:ilvl="1" w:tentative="1">
+      <w:start w:val="1"/>
+      <w:numFmt w:val="bullet"/>
+      <w:lvlText w:val="o"/>
+      <w:lvlJc w:val="left"/>
+      <w:pPr>
+        <w:tabs>
+          <w:tab w:val="num" w:pos="1440"/>
+        </w:tabs>
+        <w:ind w:left="1440" w:hanging="360"/>
+      </w:pPr>
+      <w:rPr>
+        <w:rFonts w:ascii="Courier New" w:hAnsi="Courier New" w:hint="default"/>
+        <w:sz w:val="20"/>
+      </w:rPr>
+    </w:lvl>
+    <w:lvl w:ilvl="2" w:tentative="1">
+      <w:start w:val="1"/>
+      <w:numFmt w:val="bullet"/>
+      <w:lvlText w:val=""/>
+      <w:lvlJc w:val="left"/>
+      <w:pPr>
+        <w:tabs>
+          <w:tab w:val="num" w:pos="2160"/>
+        </w:tabs>
+        <w:ind w:left="2160" w:hanging="360"/>
+      </w:pPr>
+      <w:rPr>
+        <w:rFonts w:ascii="Wingdings" w:hAnsi="Wingdings" w:hint="default"/>
+        <w:sz w:val="20"/>
+      </w:rPr>
+    </w:lvl>
+    <w:lvl w:ilvl="3" w:tentative="1">
+      <w:start w:val="1"/>
+      <w:numFmt w:val="bullet"/>
+      <w:lvlText w:val=""/>
+      <w:lvlJc w:val="left"/>
+      <w:pPr>
+        <w:tabs>
+          <w:tab w:val="num" w:pos="2880"/>
+        </w:tabs>
+        <w:ind w:left="2880" w:hanging="360"/>
+      </w:pPr>
+      <w:rPr>
+        <w:rFonts w:ascii="Wingdings" w:hAnsi="Wingdings" w:hint="default"/>
+        <w:sz w:val="20"/>
+      </w:rPr>
+    </w:lvl>
+    <w:lvl w:ilvl="4" w:tentative="1">
+      <w:start w:val="1"/>
+      <w:numFmt w:val="bullet"/>
+      <w:lvlText w:val=""/>
+      <w:lvlJc w:val="left"/>
+      <w:pPr>
+        <w:tabs>
+          <w:tab w:val="num" w:pos="3600"/>
+        </w:tabs>
+        <w:ind w:left="3600" w:hanging="360"/>
+      </w:pPr>
+      <w:rPr>
+        <w:rFonts w:ascii="Wingdings" w:hAnsi="Wingdings" w:hint="default"/>
+        <w:sz w:val="20"/>
+      </w:rPr>
+    </w:lvl>
+    <w:lvl w:ilvl="5" w:tentative="1">
+      <w:start w:val="1"/>
+      <w:numFmt w:val="bullet"/>
+      <w:lvlText w:val=""/>
+      <w:lvlJc w:val="left"/>
+      <w:pPr>
+        <w:tabs>
+          <w:tab w:val="num" w:pos="4320"/>
+        </w:tabs>
+        <w:ind w:left="4320" w:hanging="360"/>
+      </w:pPr>
+      <w:rPr>
+        <w:rFonts w:ascii="Wingdings" w:hAnsi="Wingdings" w:hint="default"/>
+        <w:sz w:val="20"/>
+      </w:rPr>
+    </w:lvl>
+    <w:lvl w:ilvl="6" w:tentative="1">
+      <w:start w:val="1"/>
+      <w:numFmt w:val="bullet"/>
+      <w:lvlText w:val=""/>
+      <w:lvlJc w:val="left"/>
+      <w:pPr>
+        <w:tabs>
+          <w:tab w:val="num" w:pos="5040"/>
+        </w:tabs>
+        <w:ind w:left="5040" w:hanging="360"/>
+      </w:pPr>
+      <w:rPr>
+        <w:rFonts w:ascii="Wingdings" w:hAnsi="Wingdings" w:hint="default"/>
+        <w:sz w:val="20"/>
+      </w:rPr>
+    </w:lvl>
+    <w:lvl w:ilvl="7" w:tentative="1">
+      <w:start w:val="1"/>
+      <w:numFmt w:val="bullet"/>
+      <w:lvlText w:val=""/>
+      <w:lvlJc w:val="left"/>
+      <w:pPr>
+        <w:tabs>
+          <w:tab w:val="num" w:pos="5760"/>
+        </w:tabs>
+        <w:ind w:left="5760" w:hanging="360"/>
+      </w:pPr>
+      <w:rPr>
+        <w:rFonts w:ascii="Wingdings" w:hAnsi="Wingdings" w:hint="default"/>
+        <w:sz w:val="20"/>
+      </w:rPr>
+    </w:lvl>
+    <w:lvl w:ilvl="8" w:tentative="1">
+      <w:start w:val="1"/>
+      <w:numFmt w:val="bullet"/>
+      <w:lvlText w:val=""/>
+      <w:lvlJc w:val="left"/>
+      <w:pPr>
+        <w:tabs>
+          <w:tab w:val="num" w:pos="6480"/>
+        </w:tabs>
+        <w:ind w:left="6480" w:hanging="360"/>
+      </w:pPr>
+      <w:rPr>
+        <w:rFonts w:ascii="Wingdings" w:hAnsi="Wingdings" w:hint="default"/>
+        <w:sz w:val="20"/>
+      </w:rPr>
+    </w:lvl>
+  </w:abstractNum>
+  <w:abstractNum w:abstractNumId="4" w15:restartNumberingAfterBreak="0">
+    <w:nsid w:val="133B6109"/>
+    <w:multiLevelType w:val="multilevel"/>
+    <w:tmpl w:val="D6A62CF4"/>
+    <w:lvl w:ilvl="0">
+      <w:start w:val="1"/>
+      <w:numFmt w:val="bullet"/>
+      <w:lvlText w:val=""/>
+      <w:lvlJc w:val="left"/>
+      <w:pPr>
+        <w:tabs>
+          <w:tab w:val="num" w:pos="720"/>
+        </w:tabs>
+        <w:ind w:left="720" w:hanging="360"/>
+      </w:pPr>
+      <w:rPr>
+        <w:rFonts w:ascii="Symbol" w:hAnsi="Symbol" w:hint="default"/>
+        <w:sz w:val="20"/>
+      </w:rPr>
+    </w:lvl>
+    <w:lvl w:ilvl="1">
+      <w:start w:val="1"/>
+      <w:numFmt w:val="bullet"/>
+      <w:lvlText w:val="o"/>
+      <w:lvlJc w:val="left"/>
+      <w:pPr>
+        <w:tabs>
+          <w:tab w:val="num" w:pos="1440"/>
+        </w:tabs>
+        <w:ind w:left="1440" w:hanging="360"/>
+      </w:pPr>
+      <w:rPr>
+        <w:rFonts w:ascii="Courier New" w:hAnsi="Courier New" w:hint="default"/>
+        <w:sz w:val="20"/>
+      </w:rPr>
+    </w:lvl>
+    <w:lvl w:ilvl="2" w:tentative="1">
+      <w:start w:val="1"/>
+      <w:numFmt w:val="bullet"/>
+      <w:lvlText w:val=""/>
+      <w:lvlJc w:val="left"/>
+      <w:pPr>
+        <w:tabs>
+          <w:tab w:val="num" w:pos="2160"/>
+        </w:tabs>
+        <w:ind w:left="2160" w:hanging="360"/>
+      </w:pPr>
+      <w:rPr>
+        <w:rFonts w:ascii="Wingdings" w:hAnsi="Wingdings" w:hint="default"/>
+        <w:sz w:val="20"/>
+      </w:rPr>
+    </w:lvl>
+    <w:lvl w:ilvl="3" w:tentative="1">
+      <w:start w:val="1"/>
+      <w:numFmt w:val="bullet"/>
+      <w:lvlText w:val=""/>
+      <w:lvlJc w:val="left"/>
+      <w:pPr>
+        <w:tabs>
+          <w:tab w:val="num" w:pos="2880"/>
+        </w:tabs>
+        <w:ind w:left="2880" w:hanging="360"/>
+      </w:pPr>
+      <w:rPr>
+        <w:rFonts w:ascii="Wingdings" w:hAnsi="Wingdings" w:hint="default"/>
+        <w:sz w:val="20"/>
+      </w:rPr>
+    </w:lvl>
+    <w:lvl w:ilvl="4" w:tentative="1">
+      <w:start w:val="1"/>
+      <w:numFmt w:val="bullet"/>
+      <w:lvlText w:val=""/>
+      <w:lvlJc w:val="left"/>
+      <w:pPr>
+        <w:tabs>
+          <w:tab w:val="num" w:pos="3600"/>
+        </w:tabs>
+        <w:ind w:left="3600" w:hanging="360"/>
+      </w:pPr>
+      <w:rPr>
+        <w:rFonts w:ascii="Wingdings" w:hAnsi="Wingdings" w:hint="default"/>
+        <w:sz w:val="20"/>
+      </w:rPr>
+    </w:lvl>
+    <w:lvl w:ilvl="5" w:tentative="1">
+      <w:start w:val="1"/>
+      <w:numFmt w:val="bullet"/>
+      <w:lvlText w:val=""/>
+      <w:lvlJc w:val="left"/>
+      <w:pPr>
+        <w:tabs>
+          <w:tab w:val="num" w:pos="4320"/>
+        </w:tabs>
+        <w:ind w:left="4320" w:hanging="360"/>
+      </w:pPr>
+      <w:rPr>
+        <w:rFonts w:ascii="Wingdings" w:hAnsi="Wingdings" w:hint="default"/>
+        <w:sz w:val="20"/>
+      </w:rPr>
+    </w:lvl>
+    <w:lvl w:ilvl="6" w:tentative="1">
+      <w:start w:val="1"/>
+      <w:numFmt w:val="bullet"/>
+      <w:lvlText w:val=""/>
+      <w:lvlJc w:val="left"/>
+      <w:pPr>
+        <w:tabs>
+          <w:tab w:val="num" w:pos="5040"/>
+        </w:tabs>
+        <w:ind w:left="5040" w:hanging="360"/>
+      </w:pPr>
+      <w:rPr>
+        <w:rFonts w:ascii="Wingdings" w:hAnsi="Wingdings" w:hint="default"/>
+        <w:sz w:val="20"/>
+      </w:rPr>
+    </w:lvl>
+    <w:lvl w:ilvl="7" w:tentative="1">
+      <w:start w:val="1"/>
+      <w:numFmt w:val="bullet"/>
+      <w:lvlText w:val=""/>
+      <w:lvlJc w:val="left"/>
+      <w:pPr>
+        <w:tabs>
+          <w:tab w:val="num" w:pos="5760"/>
+        </w:tabs>
+        <w:ind w:left="5760" w:hanging="360"/>
+      </w:pPr>
+      <w:rPr>
+        <w:rFonts w:ascii="Wingdings" w:hAnsi="Wingdings" w:hint="default"/>
+        <w:sz w:val="20"/>
+      </w:rPr>
+    </w:lvl>
+    <w:lvl w:ilvl="8" w:tentative="1">
+      <w:start w:val="1"/>
+      <w:numFmt w:val="bullet"/>
+      <w:lvlText w:val=""/>
+      <w:lvlJc w:val="left"/>
+      <w:pPr>
+        <w:tabs>
+          <w:tab w:val="num" w:pos="6480"/>
+        </w:tabs>
+        <w:ind w:left="6480" w:hanging="360"/>
+      </w:pPr>
+      <w:rPr>
+        <w:rFonts w:ascii="Wingdings" w:hAnsi="Wingdings" w:hint="default"/>
+        <w:sz w:val="20"/>
+      </w:rPr>
+    </w:lvl>
+  </w:abstractNum>
+  <w:abstractNum w:abstractNumId="5" w15:restartNumberingAfterBreak="0">
+    <w:nsid w:val="189832CB"/>
+    <w:multiLevelType w:val="multilevel"/>
+    <w:tmpl w:val="C0C6F26E"/>
+    <w:lvl w:ilvl="0">
+      <w:start w:val="1"/>
+      <w:numFmt w:val="bullet"/>
+      <w:lvlText w:val=""/>
+      <w:lvlJc w:val="left"/>
+      <w:pPr>
+        <w:tabs>
+          <w:tab w:val="num" w:pos="720"/>
+        </w:tabs>
+        <w:ind w:left="720" w:hanging="360"/>
+      </w:pPr>
+      <w:rPr>
+        <w:rFonts w:ascii="Symbol" w:hAnsi="Symbol" w:hint="default"/>
+        <w:sz w:val="20"/>
+      </w:rPr>
+    </w:lvl>
+    <w:lvl w:ilvl="1">
+      <w:start w:val="1"/>
+      <w:numFmt w:val="bullet"/>
+      <w:lvlText w:val="o"/>
+      <w:lvlJc w:val="left"/>
+      <w:pPr>
+        <w:tabs>
+          <w:tab w:val="num" w:pos="1440"/>
+        </w:tabs>
+        <w:ind w:left="1440" w:hanging="360"/>
+      </w:pPr>
+      <w:rPr>
+        <w:rFonts w:ascii="Courier New" w:hAnsi="Courier New" w:hint="default"/>
+        <w:sz w:val="20"/>
+      </w:rPr>
+    </w:lvl>
+    <w:lvl w:ilvl="2" w:tentative="1">
+      <w:start w:val="1"/>
+      <w:numFmt w:val="bullet"/>
+      <w:lvlText w:val=""/>
+      <w:lvlJc w:val="left"/>
+      <w:pPr>
+        <w:tabs>
+          <w:tab w:val="num" w:pos="2160"/>
+        </w:tabs>
+        <w:ind w:left="2160" w:hanging="360"/>
+      </w:pPr>
+      <w:rPr>
+        <w:rFonts w:ascii="Wingdings" w:hAnsi="Wingdings" w:hint="default"/>
+        <w:sz w:val="20"/>
+      </w:rPr>
+    </w:lvl>
+    <w:lvl w:ilvl="3" w:tentative="1">
+      <w:start w:val="1"/>
+      <w:numFmt w:val="bullet"/>
+      <w:lvlText w:val=""/>
+      <w:lvlJc w:val="left"/>
+      <w:pPr>
+        <w:tabs>
+          <w:tab w:val="num" w:pos="2880"/>
+        </w:tabs>
+        <w:ind w:left="2880" w:hanging="360"/>
+      </w:pPr>
+      <w:rPr>
+        <w:rFonts w:ascii="Wingdings" w:hAnsi="Wingdings" w:hint="default"/>
+        <w:sz w:val="20"/>
+      </w:rPr>
+    </w:lvl>
+    <w:lvl w:ilvl="4" w:tentative="1">
+      <w:start w:val="1"/>
+      <w:numFmt w:val="bullet"/>
+      <w:lvlText w:val=""/>
+      <w:lvlJc w:val="left"/>
+      <w:pPr>
+        <w:tabs>
+          <w:tab w:val="num" w:pos="3600"/>
+        </w:tabs>
+        <w:ind w:left="3600" w:hanging="360"/>
+      </w:pPr>
+      <w:rPr>
+        <w:rFonts w:ascii="Wingdings" w:hAnsi="Wingdings" w:hint="default"/>
+        <w:sz w:val="20"/>
+      </w:rPr>
+    </w:lvl>
+    <w:lvl w:ilvl="5" w:tentative="1">
+      <w:start w:val="1"/>
+      <w:numFmt w:val="bullet"/>
+      <w:lvlText w:val=""/>
+      <w:lvlJc w:val="left"/>
+      <w:pPr>
+        <w:tabs>
+          <w:tab w:val="num" w:pos="4320"/>
+        </w:tabs>
+        <w:ind w:left="4320" w:hanging="360"/>
+      </w:pPr>
+      <w:rPr>
+        <w:rFonts w:ascii="Wingdings" w:hAnsi="Wingdings" w:hint="default"/>
+        <w:sz w:val="20"/>
+      </w:rPr>
+    </w:lvl>
+    <w:lvl w:ilvl="6" w:tentative="1">
+      <w:start w:val="1"/>
+      <w:numFmt w:val="bullet"/>
+      <w:lvlText w:val=""/>
+      <w:lvlJc w:val="left"/>
+      <w:pPr>
+        <w:tabs>
+          <w:tab w:val="num" w:pos="5040"/>
+        </w:tabs>
+        <w:ind w:left="5040" w:hanging="360"/>
+      </w:pPr>
+      <w:rPr>
+        <w:rFonts w:ascii="Wingdings" w:hAnsi="Wingdings" w:hint="default"/>
+        <w:sz w:val="20"/>
+      </w:rPr>
+    </w:lvl>
+    <w:lvl w:ilvl="7" w:tentative="1">
+      <w:start w:val="1"/>
+      <w:numFmt w:val="bullet"/>
+      <w:lvlText w:val=""/>
+      <w:lvlJc w:val="left"/>
+      <w:pPr>
+        <w:tabs>
+          <w:tab w:val="num" w:pos="5760"/>
+        </w:tabs>
+        <w:ind w:left="5760" w:hanging="360"/>
+      </w:pPr>
+      <w:rPr>
+        <w:rFonts w:ascii="Wingdings" w:hAnsi="Wingdings" w:hint="default"/>
+        <w:sz w:val="20"/>
+      </w:rPr>
+    </w:lvl>
+    <w:lvl w:ilvl="8" w:tentative="1">
+      <w:start w:val="1"/>
+      <w:numFmt w:val="bullet"/>
+      <w:lvlText w:val=""/>
+      <w:lvlJc w:val="left"/>
+      <w:pPr>
+        <w:tabs>
+          <w:tab w:val="num" w:pos="6480"/>
+        </w:tabs>
+        <w:ind w:left="6480" w:hanging="360"/>
+      </w:pPr>
+      <w:rPr>
+        <w:rFonts w:ascii="Wingdings" w:hAnsi="Wingdings" w:hint="default"/>
+        <w:sz w:val="20"/>
+      </w:rPr>
+    </w:lvl>
+  </w:abstractNum>
+  <w:abstractNum w:abstractNumId="6" w15:restartNumberingAfterBreak="0">
     <w:nsid w:val="23AE7535"/>
     <w:multiLevelType w:val="multilevel"/>
     <w:tmpl w:val="AA6466C6"/>
@@ -1582,6 +8634,2241 @@
       <w:lvlJc w:val="left"/>
       <w:pPr>
         <w:tabs>
+          <w:tab w:val="num" w:pos="1352"/>
+        </w:tabs>
+        <w:ind w:left="1352" w:hanging="360"/>
+      </w:pPr>
+      <w:rPr>
+        <w:rFonts w:ascii="Courier New" w:hAnsi="Courier New" w:hint="default"/>
+        <w:sz w:val="20"/>
+      </w:rPr>
+    </w:lvl>
+    <w:lvl w:ilvl="2" w:tentative="1">
+      <w:start w:val="1"/>
+      <w:numFmt w:val="bullet"/>
+      <w:lvlText w:val=""/>
+      <w:lvlJc w:val="left"/>
+      <w:pPr>
+        <w:tabs>
+          <w:tab w:val="num" w:pos="2160"/>
+        </w:tabs>
+        <w:ind w:left="2160" w:hanging="360"/>
+      </w:pPr>
+      <w:rPr>
+        <w:rFonts w:ascii="Wingdings" w:hAnsi="Wingdings" w:hint="default"/>
+        <w:sz w:val="20"/>
+      </w:rPr>
+    </w:lvl>
+    <w:lvl w:ilvl="3" w:tentative="1">
+      <w:start w:val="1"/>
+      <w:numFmt w:val="bullet"/>
+      <w:lvlText w:val=""/>
+      <w:lvlJc w:val="left"/>
+      <w:pPr>
+        <w:tabs>
+          <w:tab w:val="num" w:pos="2880"/>
+        </w:tabs>
+        <w:ind w:left="2880" w:hanging="360"/>
+      </w:pPr>
+      <w:rPr>
+        <w:rFonts w:ascii="Wingdings" w:hAnsi="Wingdings" w:hint="default"/>
+        <w:sz w:val="20"/>
+      </w:rPr>
+    </w:lvl>
+    <w:lvl w:ilvl="4" w:tentative="1">
+      <w:start w:val="1"/>
+      <w:numFmt w:val="bullet"/>
+      <w:lvlText w:val=""/>
+      <w:lvlJc w:val="left"/>
+      <w:pPr>
+        <w:tabs>
+          <w:tab w:val="num" w:pos="3600"/>
+        </w:tabs>
+        <w:ind w:left="3600" w:hanging="360"/>
+      </w:pPr>
+      <w:rPr>
+        <w:rFonts w:ascii="Wingdings" w:hAnsi="Wingdings" w:hint="default"/>
+        <w:sz w:val="20"/>
+      </w:rPr>
+    </w:lvl>
+    <w:lvl w:ilvl="5" w:tentative="1">
+      <w:start w:val="1"/>
+      <w:numFmt w:val="bullet"/>
+      <w:lvlText w:val=""/>
+      <w:lvlJc w:val="left"/>
+      <w:pPr>
+        <w:tabs>
+          <w:tab w:val="num" w:pos="4320"/>
+        </w:tabs>
+        <w:ind w:left="4320" w:hanging="360"/>
+      </w:pPr>
+      <w:rPr>
+        <w:rFonts w:ascii="Wingdings" w:hAnsi="Wingdings" w:hint="default"/>
+        <w:sz w:val="20"/>
+      </w:rPr>
+    </w:lvl>
+    <w:lvl w:ilvl="6" w:tentative="1">
+      <w:start w:val="1"/>
+      <w:numFmt w:val="bullet"/>
+      <w:lvlText w:val=""/>
+      <w:lvlJc w:val="left"/>
+      <w:pPr>
+        <w:tabs>
+          <w:tab w:val="num" w:pos="5040"/>
+        </w:tabs>
+        <w:ind w:left="5040" w:hanging="360"/>
+      </w:pPr>
+      <w:rPr>
+        <w:rFonts w:ascii="Wingdings" w:hAnsi="Wingdings" w:hint="default"/>
+        <w:sz w:val="20"/>
+      </w:rPr>
+    </w:lvl>
+    <w:lvl w:ilvl="7" w:tentative="1">
+      <w:start w:val="1"/>
+      <w:numFmt w:val="bullet"/>
+      <w:lvlText w:val=""/>
+      <w:lvlJc w:val="left"/>
+      <w:pPr>
+        <w:tabs>
+          <w:tab w:val="num" w:pos="5760"/>
+        </w:tabs>
+        <w:ind w:left="5760" w:hanging="360"/>
+      </w:pPr>
+      <w:rPr>
+        <w:rFonts w:ascii="Wingdings" w:hAnsi="Wingdings" w:hint="default"/>
+        <w:sz w:val="20"/>
+      </w:rPr>
+    </w:lvl>
+    <w:lvl w:ilvl="8" w:tentative="1">
+      <w:start w:val="1"/>
+      <w:numFmt w:val="bullet"/>
+      <w:lvlText w:val=""/>
+      <w:lvlJc w:val="left"/>
+      <w:pPr>
+        <w:tabs>
+          <w:tab w:val="num" w:pos="6480"/>
+        </w:tabs>
+        <w:ind w:left="6480" w:hanging="360"/>
+      </w:pPr>
+      <w:rPr>
+        <w:rFonts w:ascii="Wingdings" w:hAnsi="Wingdings" w:hint="default"/>
+        <w:sz w:val="20"/>
+      </w:rPr>
+    </w:lvl>
+  </w:abstractNum>
+  <w:abstractNum w:abstractNumId="7" w15:restartNumberingAfterBreak="0">
+    <w:nsid w:val="25527987"/>
+    <w:multiLevelType w:val="multilevel"/>
+    <w:tmpl w:val="220A5E42"/>
+    <w:lvl w:ilvl="0">
+      <w:start w:val="1"/>
+      <w:numFmt w:val="bullet"/>
+      <w:lvlText w:val=""/>
+      <w:lvlJc w:val="left"/>
+      <w:pPr>
+        <w:tabs>
+          <w:tab w:val="num" w:pos="720"/>
+        </w:tabs>
+        <w:ind w:left="720" w:hanging="360"/>
+      </w:pPr>
+      <w:rPr>
+        <w:rFonts w:ascii="Symbol" w:hAnsi="Symbol" w:hint="default"/>
+        <w:sz w:val="20"/>
+      </w:rPr>
+    </w:lvl>
+    <w:lvl w:ilvl="1">
+      <w:start w:val="1"/>
+      <w:numFmt w:val="bullet"/>
+      <w:lvlText w:val="o"/>
+      <w:lvlJc w:val="left"/>
+      <w:pPr>
+        <w:tabs>
+          <w:tab w:val="num" w:pos="1440"/>
+        </w:tabs>
+        <w:ind w:left="1440" w:hanging="360"/>
+      </w:pPr>
+      <w:rPr>
+        <w:rFonts w:ascii="Courier New" w:hAnsi="Courier New" w:hint="default"/>
+        <w:sz w:val="20"/>
+      </w:rPr>
+    </w:lvl>
+    <w:lvl w:ilvl="2" w:tentative="1">
+      <w:start w:val="1"/>
+      <w:numFmt w:val="bullet"/>
+      <w:lvlText w:val=""/>
+      <w:lvlJc w:val="left"/>
+      <w:pPr>
+        <w:tabs>
+          <w:tab w:val="num" w:pos="2160"/>
+        </w:tabs>
+        <w:ind w:left="2160" w:hanging="360"/>
+      </w:pPr>
+      <w:rPr>
+        <w:rFonts w:ascii="Wingdings" w:hAnsi="Wingdings" w:hint="default"/>
+        <w:sz w:val="20"/>
+      </w:rPr>
+    </w:lvl>
+    <w:lvl w:ilvl="3" w:tentative="1">
+      <w:start w:val="1"/>
+      <w:numFmt w:val="bullet"/>
+      <w:lvlText w:val=""/>
+      <w:lvlJc w:val="left"/>
+      <w:pPr>
+        <w:tabs>
+          <w:tab w:val="num" w:pos="2880"/>
+        </w:tabs>
+        <w:ind w:left="2880" w:hanging="360"/>
+      </w:pPr>
+      <w:rPr>
+        <w:rFonts w:ascii="Wingdings" w:hAnsi="Wingdings" w:hint="default"/>
+        <w:sz w:val="20"/>
+      </w:rPr>
+    </w:lvl>
+    <w:lvl w:ilvl="4" w:tentative="1">
+      <w:start w:val="1"/>
+      <w:numFmt w:val="bullet"/>
+      <w:lvlText w:val=""/>
+      <w:lvlJc w:val="left"/>
+      <w:pPr>
+        <w:tabs>
+          <w:tab w:val="num" w:pos="3600"/>
+        </w:tabs>
+        <w:ind w:left="3600" w:hanging="360"/>
+      </w:pPr>
+      <w:rPr>
+        <w:rFonts w:ascii="Wingdings" w:hAnsi="Wingdings" w:hint="default"/>
+        <w:sz w:val="20"/>
+      </w:rPr>
+    </w:lvl>
+    <w:lvl w:ilvl="5" w:tentative="1">
+      <w:start w:val="1"/>
+      <w:numFmt w:val="bullet"/>
+      <w:lvlText w:val=""/>
+      <w:lvlJc w:val="left"/>
+      <w:pPr>
+        <w:tabs>
+          <w:tab w:val="num" w:pos="4320"/>
+        </w:tabs>
+        <w:ind w:left="4320" w:hanging="360"/>
+      </w:pPr>
+      <w:rPr>
+        <w:rFonts w:ascii="Wingdings" w:hAnsi="Wingdings" w:hint="default"/>
+        <w:sz w:val="20"/>
+      </w:rPr>
+    </w:lvl>
+    <w:lvl w:ilvl="6" w:tentative="1">
+      <w:start w:val="1"/>
+      <w:numFmt w:val="bullet"/>
+      <w:lvlText w:val=""/>
+      <w:lvlJc w:val="left"/>
+      <w:pPr>
+        <w:tabs>
+          <w:tab w:val="num" w:pos="5040"/>
+        </w:tabs>
+        <w:ind w:left="5040" w:hanging="360"/>
+      </w:pPr>
+      <w:rPr>
+        <w:rFonts w:ascii="Wingdings" w:hAnsi="Wingdings" w:hint="default"/>
+        <w:sz w:val="20"/>
+      </w:rPr>
+    </w:lvl>
+    <w:lvl w:ilvl="7" w:tentative="1">
+      <w:start w:val="1"/>
+      <w:numFmt w:val="bullet"/>
+      <w:lvlText w:val=""/>
+      <w:lvlJc w:val="left"/>
+      <w:pPr>
+        <w:tabs>
+          <w:tab w:val="num" w:pos="5760"/>
+        </w:tabs>
+        <w:ind w:left="5760" w:hanging="360"/>
+      </w:pPr>
+      <w:rPr>
+        <w:rFonts w:ascii="Wingdings" w:hAnsi="Wingdings" w:hint="default"/>
+        <w:sz w:val="20"/>
+      </w:rPr>
+    </w:lvl>
+    <w:lvl w:ilvl="8" w:tentative="1">
+      <w:start w:val="1"/>
+      <w:numFmt w:val="bullet"/>
+      <w:lvlText w:val=""/>
+      <w:lvlJc w:val="left"/>
+      <w:pPr>
+        <w:tabs>
+          <w:tab w:val="num" w:pos="6480"/>
+        </w:tabs>
+        <w:ind w:left="6480" w:hanging="360"/>
+      </w:pPr>
+      <w:rPr>
+        <w:rFonts w:ascii="Wingdings" w:hAnsi="Wingdings" w:hint="default"/>
+        <w:sz w:val="20"/>
+      </w:rPr>
+    </w:lvl>
+  </w:abstractNum>
+  <w:abstractNum w:abstractNumId="8" w15:restartNumberingAfterBreak="0">
+    <w:nsid w:val="266A5EFF"/>
+    <w:multiLevelType w:val="multilevel"/>
+    <w:tmpl w:val="587AA236"/>
+    <w:lvl w:ilvl="0">
+      <w:start w:val="1"/>
+      <w:numFmt w:val="bullet"/>
+      <w:lvlText w:val=""/>
+      <w:lvlJc w:val="left"/>
+      <w:pPr>
+        <w:tabs>
+          <w:tab w:val="num" w:pos="720"/>
+        </w:tabs>
+        <w:ind w:left="720" w:hanging="360"/>
+      </w:pPr>
+      <w:rPr>
+        <w:rFonts w:ascii="Symbol" w:hAnsi="Symbol" w:hint="default"/>
+        <w:sz w:val="20"/>
+      </w:rPr>
+    </w:lvl>
+    <w:lvl w:ilvl="1" w:tentative="1">
+      <w:start w:val="1"/>
+      <w:numFmt w:val="bullet"/>
+      <w:lvlText w:val="o"/>
+      <w:lvlJc w:val="left"/>
+      <w:pPr>
+        <w:tabs>
+          <w:tab w:val="num" w:pos="1440"/>
+        </w:tabs>
+        <w:ind w:left="1440" w:hanging="360"/>
+      </w:pPr>
+      <w:rPr>
+        <w:rFonts w:ascii="Courier New" w:hAnsi="Courier New" w:hint="default"/>
+        <w:sz w:val="20"/>
+      </w:rPr>
+    </w:lvl>
+    <w:lvl w:ilvl="2" w:tentative="1">
+      <w:start w:val="1"/>
+      <w:numFmt w:val="bullet"/>
+      <w:lvlText w:val=""/>
+      <w:lvlJc w:val="left"/>
+      <w:pPr>
+        <w:tabs>
+          <w:tab w:val="num" w:pos="2160"/>
+        </w:tabs>
+        <w:ind w:left="2160" w:hanging="360"/>
+      </w:pPr>
+      <w:rPr>
+        <w:rFonts w:ascii="Wingdings" w:hAnsi="Wingdings" w:hint="default"/>
+        <w:sz w:val="20"/>
+      </w:rPr>
+    </w:lvl>
+    <w:lvl w:ilvl="3" w:tentative="1">
+      <w:start w:val="1"/>
+      <w:numFmt w:val="bullet"/>
+      <w:lvlText w:val=""/>
+      <w:lvlJc w:val="left"/>
+      <w:pPr>
+        <w:tabs>
+          <w:tab w:val="num" w:pos="2880"/>
+        </w:tabs>
+        <w:ind w:left="2880" w:hanging="360"/>
+      </w:pPr>
+      <w:rPr>
+        <w:rFonts w:ascii="Wingdings" w:hAnsi="Wingdings" w:hint="default"/>
+        <w:sz w:val="20"/>
+      </w:rPr>
+    </w:lvl>
+    <w:lvl w:ilvl="4" w:tentative="1">
+      <w:start w:val="1"/>
+      <w:numFmt w:val="bullet"/>
+      <w:lvlText w:val=""/>
+      <w:lvlJc w:val="left"/>
+      <w:pPr>
+        <w:tabs>
+          <w:tab w:val="num" w:pos="3600"/>
+        </w:tabs>
+        <w:ind w:left="3600" w:hanging="360"/>
+      </w:pPr>
+      <w:rPr>
+        <w:rFonts w:ascii="Wingdings" w:hAnsi="Wingdings" w:hint="default"/>
+        <w:sz w:val="20"/>
+      </w:rPr>
+    </w:lvl>
+    <w:lvl w:ilvl="5" w:tentative="1">
+      <w:start w:val="1"/>
+      <w:numFmt w:val="bullet"/>
+      <w:lvlText w:val=""/>
+      <w:lvlJc w:val="left"/>
+      <w:pPr>
+        <w:tabs>
+          <w:tab w:val="num" w:pos="4320"/>
+        </w:tabs>
+        <w:ind w:left="4320" w:hanging="360"/>
+      </w:pPr>
+      <w:rPr>
+        <w:rFonts w:ascii="Wingdings" w:hAnsi="Wingdings" w:hint="default"/>
+        <w:sz w:val="20"/>
+      </w:rPr>
+    </w:lvl>
+    <w:lvl w:ilvl="6" w:tentative="1">
+      <w:start w:val="1"/>
+      <w:numFmt w:val="bullet"/>
+      <w:lvlText w:val=""/>
+      <w:lvlJc w:val="left"/>
+      <w:pPr>
+        <w:tabs>
+          <w:tab w:val="num" w:pos="5040"/>
+        </w:tabs>
+        <w:ind w:left="5040" w:hanging="360"/>
+      </w:pPr>
+      <w:rPr>
+        <w:rFonts w:ascii="Wingdings" w:hAnsi="Wingdings" w:hint="default"/>
+        <w:sz w:val="20"/>
+      </w:rPr>
+    </w:lvl>
+    <w:lvl w:ilvl="7" w:tentative="1">
+      <w:start w:val="1"/>
+      <w:numFmt w:val="bullet"/>
+      <w:lvlText w:val=""/>
+      <w:lvlJc w:val="left"/>
+      <w:pPr>
+        <w:tabs>
+          <w:tab w:val="num" w:pos="5760"/>
+        </w:tabs>
+        <w:ind w:left="5760" w:hanging="360"/>
+      </w:pPr>
+      <w:rPr>
+        <w:rFonts w:ascii="Wingdings" w:hAnsi="Wingdings" w:hint="default"/>
+        <w:sz w:val="20"/>
+      </w:rPr>
+    </w:lvl>
+    <w:lvl w:ilvl="8" w:tentative="1">
+      <w:start w:val="1"/>
+      <w:numFmt w:val="bullet"/>
+      <w:lvlText w:val=""/>
+      <w:lvlJc w:val="left"/>
+      <w:pPr>
+        <w:tabs>
+          <w:tab w:val="num" w:pos="6480"/>
+        </w:tabs>
+        <w:ind w:left="6480" w:hanging="360"/>
+      </w:pPr>
+      <w:rPr>
+        <w:rFonts w:ascii="Wingdings" w:hAnsi="Wingdings" w:hint="default"/>
+        <w:sz w:val="20"/>
+      </w:rPr>
+    </w:lvl>
+  </w:abstractNum>
+  <w:abstractNum w:abstractNumId="9" w15:restartNumberingAfterBreak="0">
+    <w:nsid w:val="368130FA"/>
+    <w:multiLevelType w:val="multilevel"/>
+    <w:tmpl w:val="42C02898"/>
+    <w:lvl w:ilvl="0">
+      <w:start w:val="1"/>
+      <w:numFmt w:val="bullet"/>
+      <w:lvlText w:val=""/>
+      <w:lvlJc w:val="left"/>
+      <w:pPr>
+        <w:tabs>
+          <w:tab w:val="num" w:pos="720"/>
+        </w:tabs>
+        <w:ind w:left="720" w:hanging="360"/>
+      </w:pPr>
+      <w:rPr>
+        <w:rFonts w:ascii="Symbol" w:hAnsi="Symbol" w:hint="default"/>
+        <w:sz w:val="20"/>
+      </w:rPr>
+    </w:lvl>
+    <w:lvl w:ilvl="1" w:tentative="1">
+      <w:start w:val="1"/>
+      <w:numFmt w:val="bullet"/>
+      <w:lvlText w:val="o"/>
+      <w:lvlJc w:val="left"/>
+      <w:pPr>
+        <w:tabs>
+          <w:tab w:val="num" w:pos="1440"/>
+        </w:tabs>
+        <w:ind w:left="1440" w:hanging="360"/>
+      </w:pPr>
+      <w:rPr>
+        <w:rFonts w:ascii="Courier New" w:hAnsi="Courier New" w:hint="default"/>
+        <w:sz w:val="20"/>
+      </w:rPr>
+    </w:lvl>
+    <w:lvl w:ilvl="2" w:tentative="1">
+      <w:start w:val="1"/>
+      <w:numFmt w:val="bullet"/>
+      <w:lvlText w:val=""/>
+      <w:lvlJc w:val="left"/>
+      <w:pPr>
+        <w:tabs>
+          <w:tab w:val="num" w:pos="2160"/>
+        </w:tabs>
+        <w:ind w:left="2160" w:hanging="360"/>
+      </w:pPr>
+      <w:rPr>
+        <w:rFonts w:ascii="Wingdings" w:hAnsi="Wingdings" w:hint="default"/>
+        <w:sz w:val="20"/>
+      </w:rPr>
+    </w:lvl>
+    <w:lvl w:ilvl="3" w:tentative="1">
+      <w:start w:val="1"/>
+      <w:numFmt w:val="bullet"/>
+      <w:lvlText w:val=""/>
+      <w:lvlJc w:val="left"/>
+      <w:pPr>
+        <w:tabs>
+          <w:tab w:val="num" w:pos="2880"/>
+        </w:tabs>
+        <w:ind w:left="2880" w:hanging="360"/>
+      </w:pPr>
+      <w:rPr>
+        <w:rFonts w:ascii="Wingdings" w:hAnsi="Wingdings" w:hint="default"/>
+        <w:sz w:val="20"/>
+      </w:rPr>
+    </w:lvl>
+    <w:lvl w:ilvl="4" w:tentative="1">
+      <w:start w:val="1"/>
+      <w:numFmt w:val="bullet"/>
+      <w:lvlText w:val=""/>
+      <w:lvlJc w:val="left"/>
+      <w:pPr>
+        <w:tabs>
+          <w:tab w:val="num" w:pos="3600"/>
+        </w:tabs>
+        <w:ind w:left="3600" w:hanging="360"/>
+      </w:pPr>
+      <w:rPr>
+        <w:rFonts w:ascii="Wingdings" w:hAnsi="Wingdings" w:hint="default"/>
+        <w:sz w:val="20"/>
+      </w:rPr>
+    </w:lvl>
+    <w:lvl w:ilvl="5" w:tentative="1">
+      <w:start w:val="1"/>
+      <w:numFmt w:val="bullet"/>
+      <w:lvlText w:val=""/>
+      <w:lvlJc w:val="left"/>
+      <w:pPr>
+        <w:tabs>
+          <w:tab w:val="num" w:pos="4320"/>
+        </w:tabs>
+        <w:ind w:left="4320" w:hanging="360"/>
+      </w:pPr>
+      <w:rPr>
+        <w:rFonts w:ascii="Wingdings" w:hAnsi="Wingdings" w:hint="default"/>
+        <w:sz w:val="20"/>
+      </w:rPr>
+    </w:lvl>
+    <w:lvl w:ilvl="6" w:tentative="1">
+      <w:start w:val="1"/>
+      <w:numFmt w:val="bullet"/>
+      <w:lvlText w:val=""/>
+      <w:lvlJc w:val="left"/>
+      <w:pPr>
+        <w:tabs>
+          <w:tab w:val="num" w:pos="5040"/>
+        </w:tabs>
+        <w:ind w:left="5040" w:hanging="360"/>
+      </w:pPr>
+      <w:rPr>
+        <w:rFonts w:ascii="Wingdings" w:hAnsi="Wingdings" w:hint="default"/>
+        <w:sz w:val="20"/>
+      </w:rPr>
+    </w:lvl>
+    <w:lvl w:ilvl="7" w:tentative="1">
+      <w:start w:val="1"/>
+      <w:numFmt w:val="bullet"/>
+      <w:lvlText w:val=""/>
+      <w:lvlJc w:val="left"/>
+      <w:pPr>
+        <w:tabs>
+          <w:tab w:val="num" w:pos="5760"/>
+        </w:tabs>
+        <w:ind w:left="5760" w:hanging="360"/>
+      </w:pPr>
+      <w:rPr>
+        <w:rFonts w:ascii="Wingdings" w:hAnsi="Wingdings" w:hint="default"/>
+        <w:sz w:val="20"/>
+      </w:rPr>
+    </w:lvl>
+    <w:lvl w:ilvl="8" w:tentative="1">
+      <w:start w:val="1"/>
+      <w:numFmt w:val="bullet"/>
+      <w:lvlText w:val=""/>
+      <w:lvlJc w:val="left"/>
+      <w:pPr>
+        <w:tabs>
+          <w:tab w:val="num" w:pos="6480"/>
+        </w:tabs>
+        <w:ind w:left="6480" w:hanging="360"/>
+      </w:pPr>
+      <w:rPr>
+        <w:rFonts w:ascii="Wingdings" w:hAnsi="Wingdings" w:hint="default"/>
+        <w:sz w:val="20"/>
+      </w:rPr>
+    </w:lvl>
+  </w:abstractNum>
+  <w:abstractNum w:abstractNumId="10" w15:restartNumberingAfterBreak="0">
+    <w:nsid w:val="3886365F"/>
+    <w:multiLevelType w:val="multilevel"/>
+    <w:tmpl w:val="4B682C7A"/>
+    <w:lvl w:ilvl="0">
+      <w:start w:val="1"/>
+      <w:numFmt w:val="bullet"/>
+      <w:lvlText w:val=""/>
+      <w:lvlJc w:val="left"/>
+      <w:pPr>
+        <w:tabs>
+          <w:tab w:val="num" w:pos="720"/>
+        </w:tabs>
+        <w:ind w:left="720" w:hanging="360"/>
+      </w:pPr>
+      <w:rPr>
+        <w:rFonts w:ascii="Symbol" w:hAnsi="Symbol" w:hint="default"/>
+        <w:sz w:val="20"/>
+      </w:rPr>
+    </w:lvl>
+    <w:lvl w:ilvl="1" w:tentative="1">
+      <w:start w:val="1"/>
+      <w:numFmt w:val="bullet"/>
+      <w:lvlText w:val="o"/>
+      <w:lvlJc w:val="left"/>
+      <w:pPr>
+        <w:tabs>
+          <w:tab w:val="num" w:pos="1440"/>
+        </w:tabs>
+        <w:ind w:left="1440" w:hanging="360"/>
+      </w:pPr>
+      <w:rPr>
+        <w:rFonts w:ascii="Courier New" w:hAnsi="Courier New" w:hint="default"/>
+        <w:sz w:val="20"/>
+      </w:rPr>
+    </w:lvl>
+    <w:lvl w:ilvl="2" w:tentative="1">
+      <w:start w:val="1"/>
+      <w:numFmt w:val="bullet"/>
+      <w:lvlText w:val=""/>
+      <w:lvlJc w:val="left"/>
+      <w:pPr>
+        <w:tabs>
+          <w:tab w:val="num" w:pos="2160"/>
+        </w:tabs>
+        <w:ind w:left="2160" w:hanging="360"/>
+      </w:pPr>
+      <w:rPr>
+        <w:rFonts w:ascii="Wingdings" w:hAnsi="Wingdings" w:hint="default"/>
+        <w:sz w:val="20"/>
+      </w:rPr>
+    </w:lvl>
+    <w:lvl w:ilvl="3" w:tentative="1">
+      <w:start w:val="1"/>
+      <w:numFmt w:val="bullet"/>
+      <w:lvlText w:val=""/>
+      <w:lvlJc w:val="left"/>
+      <w:pPr>
+        <w:tabs>
+          <w:tab w:val="num" w:pos="2880"/>
+        </w:tabs>
+        <w:ind w:left="2880" w:hanging="360"/>
+      </w:pPr>
+      <w:rPr>
+        <w:rFonts w:ascii="Wingdings" w:hAnsi="Wingdings" w:hint="default"/>
+        <w:sz w:val="20"/>
+      </w:rPr>
+    </w:lvl>
+    <w:lvl w:ilvl="4" w:tentative="1">
+      <w:start w:val="1"/>
+      <w:numFmt w:val="bullet"/>
+      <w:lvlText w:val=""/>
+      <w:lvlJc w:val="left"/>
+      <w:pPr>
+        <w:tabs>
+          <w:tab w:val="num" w:pos="3600"/>
+        </w:tabs>
+        <w:ind w:left="3600" w:hanging="360"/>
+      </w:pPr>
+      <w:rPr>
+        <w:rFonts w:ascii="Wingdings" w:hAnsi="Wingdings" w:hint="default"/>
+        <w:sz w:val="20"/>
+      </w:rPr>
+    </w:lvl>
+    <w:lvl w:ilvl="5" w:tentative="1">
+      <w:start w:val="1"/>
+      <w:numFmt w:val="bullet"/>
+      <w:lvlText w:val=""/>
+      <w:lvlJc w:val="left"/>
+      <w:pPr>
+        <w:tabs>
+          <w:tab w:val="num" w:pos="4320"/>
+        </w:tabs>
+        <w:ind w:left="4320" w:hanging="360"/>
+      </w:pPr>
+      <w:rPr>
+        <w:rFonts w:ascii="Wingdings" w:hAnsi="Wingdings" w:hint="default"/>
+        <w:sz w:val="20"/>
+      </w:rPr>
+    </w:lvl>
+    <w:lvl w:ilvl="6" w:tentative="1">
+      <w:start w:val="1"/>
+      <w:numFmt w:val="bullet"/>
+      <w:lvlText w:val=""/>
+      <w:lvlJc w:val="left"/>
+      <w:pPr>
+        <w:tabs>
+          <w:tab w:val="num" w:pos="5040"/>
+        </w:tabs>
+        <w:ind w:left="5040" w:hanging="360"/>
+      </w:pPr>
+      <w:rPr>
+        <w:rFonts w:ascii="Wingdings" w:hAnsi="Wingdings" w:hint="default"/>
+        <w:sz w:val="20"/>
+      </w:rPr>
+    </w:lvl>
+    <w:lvl w:ilvl="7" w:tentative="1">
+      <w:start w:val="1"/>
+      <w:numFmt w:val="bullet"/>
+      <w:lvlText w:val=""/>
+      <w:lvlJc w:val="left"/>
+      <w:pPr>
+        <w:tabs>
+          <w:tab w:val="num" w:pos="5760"/>
+        </w:tabs>
+        <w:ind w:left="5760" w:hanging="360"/>
+      </w:pPr>
+      <w:rPr>
+        <w:rFonts w:ascii="Wingdings" w:hAnsi="Wingdings" w:hint="default"/>
+        <w:sz w:val="20"/>
+      </w:rPr>
+    </w:lvl>
+    <w:lvl w:ilvl="8" w:tentative="1">
+      <w:start w:val="1"/>
+      <w:numFmt w:val="bullet"/>
+      <w:lvlText w:val=""/>
+      <w:lvlJc w:val="left"/>
+      <w:pPr>
+        <w:tabs>
+          <w:tab w:val="num" w:pos="6480"/>
+        </w:tabs>
+        <w:ind w:left="6480" w:hanging="360"/>
+      </w:pPr>
+      <w:rPr>
+        <w:rFonts w:ascii="Wingdings" w:hAnsi="Wingdings" w:hint="default"/>
+        <w:sz w:val="20"/>
+      </w:rPr>
+    </w:lvl>
+  </w:abstractNum>
+  <w:abstractNum w:abstractNumId="11" w15:restartNumberingAfterBreak="0">
+    <w:nsid w:val="391512F6"/>
+    <w:multiLevelType w:val="multilevel"/>
+    <w:tmpl w:val="3F68FA64"/>
+    <w:lvl w:ilvl="0">
+      <w:start w:val="1"/>
+      <w:numFmt w:val="bullet"/>
+      <w:lvlText w:val=""/>
+      <w:lvlJc w:val="left"/>
+      <w:pPr>
+        <w:tabs>
+          <w:tab w:val="num" w:pos="360"/>
+        </w:tabs>
+        <w:ind w:left="360" w:hanging="360"/>
+      </w:pPr>
+      <w:rPr>
+        <w:rFonts w:ascii="Symbol" w:hAnsi="Symbol" w:hint="default"/>
+        <w:sz w:val="20"/>
+      </w:rPr>
+    </w:lvl>
+    <w:lvl w:ilvl="1">
+      <w:start w:val="1"/>
+      <w:numFmt w:val="bullet"/>
+      <w:lvlText w:val="o"/>
+      <w:lvlJc w:val="left"/>
+      <w:pPr>
+        <w:tabs>
+          <w:tab w:val="num" w:pos="1080"/>
+        </w:tabs>
+        <w:ind w:left="1080" w:hanging="360"/>
+      </w:pPr>
+      <w:rPr>
+        <w:rFonts w:ascii="Courier New" w:hAnsi="Courier New" w:hint="default"/>
+        <w:sz w:val="20"/>
+      </w:rPr>
+    </w:lvl>
+    <w:lvl w:ilvl="2">
+      <w:start w:val="1"/>
+      <w:numFmt w:val="bullet"/>
+      <w:lvlText w:val=""/>
+      <w:lvlJc w:val="left"/>
+      <w:pPr>
+        <w:tabs>
+          <w:tab w:val="num" w:pos="1800"/>
+        </w:tabs>
+        <w:ind w:left="1800" w:hanging="360"/>
+      </w:pPr>
+      <w:rPr>
+        <w:rFonts w:ascii="Wingdings" w:hAnsi="Wingdings" w:hint="default"/>
+        <w:sz w:val="20"/>
+      </w:rPr>
+    </w:lvl>
+    <w:lvl w:ilvl="3" w:tentative="1">
+      <w:start w:val="1"/>
+      <w:numFmt w:val="bullet"/>
+      <w:lvlText w:val=""/>
+      <w:lvlJc w:val="left"/>
+      <w:pPr>
+        <w:tabs>
+          <w:tab w:val="num" w:pos="2520"/>
+        </w:tabs>
+        <w:ind w:left="2520" w:hanging="360"/>
+      </w:pPr>
+      <w:rPr>
+        <w:rFonts w:ascii="Wingdings" w:hAnsi="Wingdings" w:hint="default"/>
+        <w:sz w:val="20"/>
+      </w:rPr>
+    </w:lvl>
+    <w:lvl w:ilvl="4" w:tentative="1">
+      <w:start w:val="1"/>
+      <w:numFmt w:val="bullet"/>
+      <w:lvlText w:val=""/>
+      <w:lvlJc w:val="left"/>
+      <w:pPr>
+        <w:tabs>
+          <w:tab w:val="num" w:pos="3240"/>
+        </w:tabs>
+        <w:ind w:left="3240" w:hanging="360"/>
+      </w:pPr>
+      <w:rPr>
+        <w:rFonts w:ascii="Wingdings" w:hAnsi="Wingdings" w:hint="default"/>
+        <w:sz w:val="20"/>
+      </w:rPr>
+    </w:lvl>
+    <w:lvl w:ilvl="5" w:tentative="1">
+      <w:start w:val="1"/>
+      <w:numFmt w:val="bullet"/>
+      <w:lvlText w:val=""/>
+      <w:lvlJc w:val="left"/>
+      <w:pPr>
+        <w:tabs>
+          <w:tab w:val="num" w:pos="3960"/>
+        </w:tabs>
+        <w:ind w:left="3960" w:hanging="360"/>
+      </w:pPr>
+      <w:rPr>
+        <w:rFonts w:ascii="Wingdings" w:hAnsi="Wingdings" w:hint="default"/>
+        <w:sz w:val="20"/>
+      </w:rPr>
+    </w:lvl>
+    <w:lvl w:ilvl="6" w:tentative="1">
+      <w:start w:val="1"/>
+      <w:numFmt w:val="bullet"/>
+      <w:lvlText w:val=""/>
+      <w:lvlJc w:val="left"/>
+      <w:pPr>
+        <w:tabs>
+          <w:tab w:val="num" w:pos="4680"/>
+        </w:tabs>
+        <w:ind w:left="4680" w:hanging="360"/>
+      </w:pPr>
+      <w:rPr>
+        <w:rFonts w:ascii="Wingdings" w:hAnsi="Wingdings" w:hint="default"/>
+        <w:sz w:val="20"/>
+      </w:rPr>
+    </w:lvl>
+    <w:lvl w:ilvl="7" w:tentative="1">
+      <w:start w:val="1"/>
+      <w:numFmt w:val="bullet"/>
+      <w:lvlText w:val=""/>
+      <w:lvlJc w:val="left"/>
+      <w:pPr>
+        <w:tabs>
+          <w:tab w:val="num" w:pos="5400"/>
+        </w:tabs>
+        <w:ind w:left="5400" w:hanging="360"/>
+      </w:pPr>
+      <w:rPr>
+        <w:rFonts w:ascii="Wingdings" w:hAnsi="Wingdings" w:hint="default"/>
+        <w:sz w:val="20"/>
+      </w:rPr>
+    </w:lvl>
+    <w:lvl w:ilvl="8" w:tentative="1">
+      <w:start w:val="1"/>
+      <w:numFmt w:val="bullet"/>
+      <w:lvlText w:val=""/>
+      <w:lvlJc w:val="left"/>
+      <w:pPr>
+        <w:tabs>
+          <w:tab w:val="num" w:pos="6120"/>
+        </w:tabs>
+        <w:ind w:left="6120" w:hanging="360"/>
+      </w:pPr>
+      <w:rPr>
+        <w:rFonts w:ascii="Wingdings" w:hAnsi="Wingdings" w:hint="default"/>
+        <w:sz w:val="20"/>
+      </w:rPr>
+    </w:lvl>
+  </w:abstractNum>
+  <w:abstractNum w:abstractNumId="12" w15:restartNumberingAfterBreak="0">
+    <w:nsid w:val="3A7A19EF"/>
+    <w:multiLevelType w:val="multilevel"/>
+    <w:tmpl w:val="2A78A412"/>
+    <w:lvl w:ilvl="0">
+      <w:start w:val="1"/>
+      <w:numFmt w:val="bullet"/>
+      <w:lvlText w:val=""/>
+      <w:lvlJc w:val="left"/>
+      <w:pPr>
+        <w:tabs>
+          <w:tab w:val="num" w:pos="720"/>
+        </w:tabs>
+        <w:ind w:left="720" w:hanging="360"/>
+      </w:pPr>
+      <w:rPr>
+        <w:rFonts w:ascii="Symbol" w:hAnsi="Symbol" w:hint="default"/>
+        <w:sz w:val="20"/>
+      </w:rPr>
+    </w:lvl>
+    <w:lvl w:ilvl="1">
+      <w:start w:val="1"/>
+      <w:numFmt w:val="bullet"/>
+      <w:lvlText w:val="o"/>
+      <w:lvlJc w:val="left"/>
+      <w:pPr>
+        <w:tabs>
+          <w:tab w:val="num" w:pos="1440"/>
+        </w:tabs>
+        <w:ind w:left="1440" w:hanging="360"/>
+      </w:pPr>
+      <w:rPr>
+        <w:rFonts w:ascii="Courier New" w:hAnsi="Courier New" w:hint="default"/>
+        <w:sz w:val="20"/>
+      </w:rPr>
+    </w:lvl>
+    <w:lvl w:ilvl="2" w:tentative="1">
+      <w:start w:val="1"/>
+      <w:numFmt w:val="bullet"/>
+      <w:lvlText w:val=""/>
+      <w:lvlJc w:val="left"/>
+      <w:pPr>
+        <w:tabs>
+          <w:tab w:val="num" w:pos="2160"/>
+        </w:tabs>
+        <w:ind w:left="2160" w:hanging="360"/>
+      </w:pPr>
+      <w:rPr>
+        <w:rFonts w:ascii="Wingdings" w:hAnsi="Wingdings" w:hint="default"/>
+        <w:sz w:val="20"/>
+      </w:rPr>
+    </w:lvl>
+    <w:lvl w:ilvl="3" w:tentative="1">
+      <w:start w:val="1"/>
+      <w:numFmt w:val="bullet"/>
+      <w:lvlText w:val=""/>
+      <w:lvlJc w:val="left"/>
+      <w:pPr>
+        <w:tabs>
+          <w:tab w:val="num" w:pos="2880"/>
+        </w:tabs>
+        <w:ind w:left="2880" w:hanging="360"/>
+      </w:pPr>
+      <w:rPr>
+        <w:rFonts w:ascii="Wingdings" w:hAnsi="Wingdings" w:hint="default"/>
+        <w:sz w:val="20"/>
+      </w:rPr>
+    </w:lvl>
+    <w:lvl w:ilvl="4" w:tentative="1">
+      <w:start w:val="1"/>
+      <w:numFmt w:val="bullet"/>
+      <w:lvlText w:val=""/>
+      <w:lvlJc w:val="left"/>
+      <w:pPr>
+        <w:tabs>
+          <w:tab w:val="num" w:pos="3600"/>
+        </w:tabs>
+        <w:ind w:left="3600" w:hanging="360"/>
+      </w:pPr>
+      <w:rPr>
+        <w:rFonts w:ascii="Wingdings" w:hAnsi="Wingdings" w:hint="default"/>
+        <w:sz w:val="20"/>
+      </w:rPr>
+    </w:lvl>
+    <w:lvl w:ilvl="5" w:tentative="1">
+      <w:start w:val="1"/>
+      <w:numFmt w:val="bullet"/>
+      <w:lvlText w:val=""/>
+      <w:lvlJc w:val="left"/>
+      <w:pPr>
+        <w:tabs>
+          <w:tab w:val="num" w:pos="4320"/>
+        </w:tabs>
+        <w:ind w:left="4320" w:hanging="360"/>
+      </w:pPr>
+      <w:rPr>
+        <w:rFonts w:ascii="Wingdings" w:hAnsi="Wingdings" w:hint="default"/>
+        <w:sz w:val="20"/>
+      </w:rPr>
+    </w:lvl>
+    <w:lvl w:ilvl="6" w:tentative="1">
+      <w:start w:val="1"/>
+      <w:numFmt w:val="bullet"/>
+      <w:lvlText w:val=""/>
+      <w:lvlJc w:val="left"/>
+      <w:pPr>
+        <w:tabs>
+          <w:tab w:val="num" w:pos="5040"/>
+        </w:tabs>
+        <w:ind w:left="5040" w:hanging="360"/>
+      </w:pPr>
+      <w:rPr>
+        <w:rFonts w:ascii="Wingdings" w:hAnsi="Wingdings" w:hint="default"/>
+        <w:sz w:val="20"/>
+      </w:rPr>
+    </w:lvl>
+    <w:lvl w:ilvl="7" w:tentative="1">
+      <w:start w:val="1"/>
+      <w:numFmt w:val="bullet"/>
+      <w:lvlText w:val=""/>
+      <w:lvlJc w:val="left"/>
+      <w:pPr>
+        <w:tabs>
+          <w:tab w:val="num" w:pos="5760"/>
+        </w:tabs>
+        <w:ind w:left="5760" w:hanging="360"/>
+      </w:pPr>
+      <w:rPr>
+        <w:rFonts w:ascii="Wingdings" w:hAnsi="Wingdings" w:hint="default"/>
+        <w:sz w:val="20"/>
+      </w:rPr>
+    </w:lvl>
+    <w:lvl w:ilvl="8" w:tentative="1">
+      <w:start w:val="1"/>
+      <w:numFmt w:val="bullet"/>
+      <w:lvlText w:val=""/>
+      <w:lvlJc w:val="left"/>
+      <w:pPr>
+        <w:tabs>
+          <w:tab w:val="num" w:pos="6480"/>
+        </w:tabs>
+        <w:ind w:left="6480" w:hanging="360"/>
+      </w:pPr>
+      <w:rPr>
+        <w:rFonts w:ascii="Wingdings" w:hAnsi="Wingdings" w:hint="default"/>
+        <w:sz w:val="20"/>
+      </w:rPr>
+    </w:lvl>
+  </w:abstractNum>
+  <w:abstractNum w:abstractNumId="13" w15:restartNumberingAfterBreak="0">
+    <w:nsid w:val="456A3B01"/>
+    <w:multiLevelType w:val="multilevel"/>
+    <w:tmpl w:val="B234F09C"/>
+    <w:lvl w:ilvl="0">
+      <w:start w:val="1"/>
+      <w:numFmt w:val="bullet"/>
+      <w:lvlText w:val=""/>
+      <w:lvlJc w:val="left"/>
+      <w:pPr>
+        <w:tabs>
+          <w:tab w:val="num" w:pos="720"/>
+        </w:tabs>
+        <w:ind w:left="720" w:hanging="360"/>
+      </w:pPr>
+      <w:rPr>
+        <w:rFonts w:ascii="Symbol" w:hAnsi="Symbol" w:hint="default"/>
+        <w:sz w:val="20"/>
+      </w:rPr>
+    </w:lvl>
+    <w:lvl w:ilvl="1">
+      <w:start w:val="1"/>
+      <w:numFmt w:val="bullet"/>
+      <w:lvlText w:val="o"/>
+      <w:lvlJc w:val="left"/>
+      <w:pPr>
+        <w:tabs>
+          <w:tab w:val="num" w:pos="1440"/>
+        </w:tabs>
+        <w:ind w:left="1440" w:hanging="360"/>
+      </w:pPr>
+      <w:rPr>
+        <w:rFonts w:ascii="Courier New" w:hAnsi="Courier New" w:hint="default"/>
+        <w:sz w:val="20"/>
+      </w:rPr>
+    </w:lvl>
+    <w:lvl w:ilvl="2" w:tentative="1">
+      <w:start w:val="1"/>
+      <w:numFmt w:val="bullet"/>
+      <w:lvlText w:val=""/>
+      <w:lvlJc w:val="left"/>
+      <w:pPr>
+        <w:tabs>
+          <w:tab w:val="num" w:pos="2160"/>
+        </w:tabs>
+        <w:ind w:left="2160" w:hanging="360"/>
+      </w:pPr>
+      <w:rPr>
+        <w:rFonts w:ascii="Wingdings" w:hAnsi="Wingdings" w:hint="default"/>
+        <w:sz w:val="20"/>
+      </w:rPr>
+    </w:lvl>
+    <w:lvl w:ilvl="3" w:tentative="1">
+      <w:start w:val="1"/>
+      <w:numFmt w:val="bullet"/>
+      <w:lvlText w:val=""/>
+      <w:lvlJc w:val="left"/>
+      <w:pPr>
+        <w:tabs>
+          <w:tab w:val="num" w:pos="2880"/>
+        </w:tabs>
+        <w:ind w:left="2880" w:hanging="360"/>
+      </w:pPr>
+      <w:rPr>
+        <w:rFonts w:ascii="Wingdings" w:hAnsi="Wingdings" w:hint="default"/>
+        <w:sz w:val="20"/>
+      </w:rPr>
+    </w:lvl>
+    <w:lvl w:ilvl="4" w:tentative="1">
+      <w:start w:val="1"/>
+      <w:numFmt w:val="bullet"/>
+      <w:lvlText w:val=""/>
+      <w:lvlJc w:val="left"/>
+      <w:pPr>
+        <w:tabs>
+          <w:tab w:val="num" w:pos="3600"/>
+        </w:tabs>
+        <w:ind w:left="3600" w:hanging="360"/>
+      </w:pPr>
+      <w:rPr>
+        <w:rFonts w:ascii="Wingdings" w:hAnsi="Wingdings" w:hint="default"/>
+        <w:sz w:val="20"/>
+      </w:rPr>
+    </w:lvl>
+    <w:lvl w:ilvl="5" w:tentative="1">
+      <w:start w:val="1"/>
+      <w:numFmt w:val="bullet"/>
+      <w:lvlText w:val=""/>
+      <w:lvlJc w:val="left"/>
+      <w:pPr>
+        <w:tabs>
+          <w:tab w:val="num" w:pos="4320"/>
+        </w:tabs>
+        <w:ind w:left="4320" w:hanging="360"/>
+      </w:pPr>
+      <w:rPr>
+        <w:rFonts w:ascii="Wingdings" w:hAnsi="Wingdings" w:hint="default"/>
+        <w:sz w:val="20"/>
+      </w:rPr>
+    </w:lvl>
+    <w:lvl w:ilvl="6" w:tentative="1">
+      <w:start w:val="1"/>
+      <w:numFmt w:val="bullet"/>
+      <w:lvlText w:val=""/>
+      <w:lvlJc w:val="left"/>
+      <w:pPr>
+        <w:tabs>
+          <w:tab w:val="num" w:pos="5040"/>
+        </w:tabs>
+        <w:ind w:left="5040" w:hanging="360"/>
+      </w:pPr>
+      <w:rPr>
+        <w:rFonts w:ascii="Wingdings" w:hAnsi="Wingdings" w:hint="default"/>
+        <w:sz w:val="20"/>
+      </w:rPr>
+    </w:lvl>
+    <w:lvl w:ilvl="7" w:tentative="1">
+      <w:start w:val="1"/>
+      <w:numFmt w:val="bullet"/>
+      <w:lvlText w:val=""/>
+      <w:lvlJc w:val="left"/>
+      <w:pPr>
+        <w:tabs>
+          <w:tab w:val="num" w:pos="5760"/>
+        </w:tabs>
+        <w:ind w:left="5760" w:hanging="360"/>
+      </w:pPr>
+      <w:rPr>
+        <w:rFonts w:ascii="Wingdings" w:hAnsi="Wingdings" w:hint="default"/>
+        <w:sz w:val="20"/>
+      </w:rPr>
+    </w:lvl>
+    <w:lvl w:ilvl="8" w:tentative="1">
+      <w:start w:val="1"/>
+      <w:numFmt w:val="bullet"/>
+      <w:lvlText w:val=""/>
+      <w:lvlJc w:val="left"/>
+      <w:pPr>
+        <w:tabs>
+          <w:tab w:val="num" w:pos="6480"/>
+        </w:tabs>
+        <w:ind w:left="6480" w:hanging="360"/>
+      </w:pPr>
+      <w:rPr>
+        <w:rFonts w:ascii="Wingdings" w:hAnsi="Wingdings" w:hint="default"/>
+        <w:sz w:val="20"/>
+      </w:rPr>
+    </w:lvl>
+  </w:abstractNum>
+  <w:abstractNum w:abstractNumId="14" w15:restartNumberingAfterBreak="0">
+    <w:nsid w:val="4A462022"/>
+    <w:multiLevelType w:val="multilevel"/>
+    <w:tmpl w:val="EAE84FC4"/>
+    <w:lvl w:ilvl="0">
+      <w:start w:val="1"/>
+      <w:numFmt w:val="bullet"/>
+      <w:lvlText w:val=""/>
+      <w:lvlJc w:val="left"/>
+      <w:pPr>
+        <w:tabs>
+          <w:tab w:val="num" w:pos="720"/>
+        </w:tabs>
+        <w:ind w:left="720" w:hanging="360"/>
+      </w:pPr>
+      <w:rPr>
+        <w:rFonts w:ascii="Symbol" w:hAnsi="Symbol" w:hint="default"/>
+        <w:sz w:val="20"/>
+      </w:rPr>
+    </w:lvl>
+    <w:lvl w:ilvl="1">
+      <w:start w:val="1"/>
+      <w:numFmt w:val="bullet"/>
+      <w:lvlText w:val="o"/>
+      <w:lvlJc w:val="left"/>
+      <w:pPr>
+        <w:tabs>
+          <w:tab w:val="num" w:pos="1440"/>
+        </w:tabs>
+        <w:ind w:left="1440" w:hanging="360"/>
+      </w:pPr>
+      <w:rPr>
+        <w:rFonts w:ascii="Courier New" w:hAnsi="Courier New" w:hint="default"/>
+        <w:sz w:val="20"/>
+      </w:rPr>
+    </w:lvl>
+    <w:lvl w:ilvl="2" w:tentative="1">
+      <w:start w:val="1"/>
+      <w:numFmt w:val="bullet"/>
+      <w:lvlText w:val=""/>
+      <w:lvlJc w:val="left"/>
+      <w:pPr>
+        <w:tabs>
+          <w:tab w:val="num" w:pos="2160"/>
+        </w:tabs>
+        <w:ind w:left="2160" w:hanging="360"/>
+      </w:pPr>
+      <w:rPr>
+        <w:rFonts w:ascii="Wingdings" w:hAnsi="Wingdings" w:hint="default"/>
+        <w:sz w:val="20"/>
+      </w:rPr>
+    </w:lvl>
+    <w:lvl w:ilvl="3" w:tentative="1">
+      <w:start w:val="1"/>
+      <w:numFmt w:val="bullet"/>
+      <w:lvlText w:val=""/>
+      <w:lvlJc w:val="left"/>
+      <w:pPr>
+        <w:tabs>
+          <w:tab w:val="num" w:pos="2880"/>
+        </w:tabs>
+        <w:ind w:left="2880" w:hanging="360"/>
+      </w:pPr>
+      <w:rPr>
+        <w:rFonts w:ascii="Wingdings" w:hAnsi="Wingdings" w:hint="default"/>
+        <w:sz w:val="20"/>
+      </w:rPr>
+    </w:lvl>
+    <w:lvl w:ilvl="4" w:tentative="1">
+      <w:start w:val="1"/>
+      <w:numFmt w:val="bullet"/>
+      <w:lvlText w:val=""/>
+      <w:lvlJc w:val="left"/>
+      <w:pPr>
+        <w:tabs>
+          <w:tab w:val="num" w:pos="3600"/>
+        </w:tabs>
+        <w:ind w:left="3600" w:hanging="360"/>
+      </w:pPr>
+      <w:rPr>
+        <w:rFonts w:ascii="Wingdings" w:hAnsi="Wingdings" w:hint="default"/>
+        <w:sz w:val="20"/>
+      </w:rPr>
+    </w:lvl>
+    <w:lvl w:ilvl="5" w:tentative="1">
+      <w:start w:val="1"/>
+      <w:numFmt w:val="bullet"/>
+      <w:lvlText w:val=""/>
+      <w:lvlJc w:val="left"/>
+      <w:pPr>
+        <w:tabs>
+          <w:tab w:val="num" w:pos="4320"/>
+        </w:tabs>
+        <w:ind w:left="4320" w:hanging="360"/>
+      </w:pPr>
+      <w:rPr>
+        <w:rFonts w:ascii="Wingdings" w:hAnsi="Wingdings" w:hint="default"/>
+        <w:sz w:val="20"/>
+      </w:rPr>
+    </w:lvl>
+    <w:lvl w:ilvl="6" w:tentative="1">
+      <w:start w:val="1"/>
+      <w:numFmt w:val="bullet"/>
+      <w:lvlText w:val=""/>
+      <w:lvlJc w:val="left"/>
+      <w:pPr>
+        <w:tabs>
+          <w:tab w:val="num" w:pos="5040"/>
+        </w:tabs>
+        <w:ind w:left="5040" w:hanging="360"/>
+      </w:pPr>
+      <w:rPr>
+        <w:rFonts w:ascii="Wingdings" w:hAnsi="Wingdings" w:hint="default"/>
+        <w:sz w:val="20"/>
+      </w:rPr>
+    </w:lvl>
+    <w:lvl w:ilvl="7" w:tentative="1">
+      <w:start w:val="1"/>
+      <w:numFmt w:val="bullet"/>
+      <w:lvlText w:val=""/>
+      <w:lvlJc w:val="left"/>
+      <w:pPr>
+        <w:tabs>
+          <w:tab w:val="num" w:pos="5760"/>
+        </w:tabs>
+        <w:ind w:left="5760" w:hanging="360"/>
+      </w:pPr>
+      <w:rPr>
+        <w:rFonts w:ascii="Wingdings" w:hAnsi="Wingdings" w:hint="default"/>
+        <w:sz w:val="20"/>
+      </w:rPr>
+    </w:lvl>
+    <w:lvl w:ilvl="8" w:tentative="1">
+      <w:start w:val="1"/>
+      <w:numFmt w:val="bullet"/>
+      <w:lvlText w:val=""/>
+      <w:lvlJc w:val="left"/>
+      <w:pPr>
+        <w:tabs>
+          <w:tab w:val="num" w:pos="6480"/>
+        </w:tabs>
+        <w:ind w:left="6480" w:hanging="360"/>
+      </w:pPr>
+      <w:rPr>
+        <w:rFonts w:ascii="Wingdings" w:hAnsi="Wingdings" w:hint="default"/>
+        <w:sz w:val="20"/>
+      </w:rPr>
+    </w:lvl>
+  </w:abstractNum>
+  <w:abstractNum w:abstractNumId="15" w15:restartNumberingAfterBreak="0">
+    <w:nsid w:val="4B775DD8"/>
+    <w:multiLevelType w:val="multilevel"/>
+    <w:tmpl w:val="F47E37E2"/>
+    <w:lvl w:ilvl="0">
+      <w:start w:val="1"/>
+      <w:numFmt w:val="bullet"/>
+      <w:lvlText w:val=""/>
+      <w:lvlJc w:val="left"/>
+      <w:pPr>
+        <w:tabs>
+          <w:tab w:val="num" w:pos="720"/>
+        </w:tabs>
+        <w:ind w:left="720" w:hanging="360"/>
+      </w:pPr>
+      <w:rPr>
+        <w:rFonts w:ascii="Symbol" w:hAnsi="Symbol" w:hint="default"/>
+        <w:sz w:val="20"/>
+      </w:rPr>
+    </w:lvl>
+    <w:lvl w:ilvl="1" w:tentative="1">
+      <w:start w:val="1"/>
+      <w:numFmt w:val="bullet"/>
+      <w:lvlText w:val="o"/>
+      <w:lvlJc w:val="left"/>
+      <w:pPr>
+        <w:tabs>
+          <w:tab w:val="num" w:pos="1440"/>
+        </w:tabs>
+        <w:ind w:left="1440" w:hanging="360"/>
+      </w:pPr>
+      <w:rPr>
+        <w:rFonts w:ascii="Courier New" w:hAnsi="Courier New" w:hint="default"/>
+        <w:sz w:val="20"/>
+      </w:rPr>
+    </w:lvl>
+    <w:lvl w:ilvl="2" w:tentative="1">
+      <w:start w:val="1"/>
+      <w:numFmt w:val="bullet"/>
+      <w:lvlText w:val=""/>
+      <w:lvlJc w:val="left"/>
+      <w:pPr>
+        <w:tabs>
+          <w:tab w:val="num" w:pos="2160"/>
+        </w:tabs>
+        <w:ind w:left="2160" w:hanging="360"/>
+      </w:pPr>
+      <w:rPr>
+        <w:rFonts w:ascii="Wingdings" w:hAnsi="Wingdings" w:hint="default"/>
+        <w:sz w:val="20"/>
+      </w:rPr>
+    </w:lvl>
+    <w:lvl w:ilvl="3" w:tentative="1">
+      <w:start w:val="1"/>
+      <w:numFmt w:val="bullet"/>
+      <w:lvlText w:val=""/>
+      <w:lvlJc w:val="left"/>
+      <w:pPr>
+        <w:tabs>
+          <w:tab w:val="num" w:pos="2880"/>
+        </w:tabs>
+        <w:ind w:left="2880" w:hanging="360"/>
+      </w:pPr>
+      <w:rPr>
+        <w:rFonts w:ascii="Wingdings" w:hAnsi="Wingdings" w:hint="default"/>
+        <w:sz w:val="20"/>
+      </w:rPr>
+    </w:lvl>
+    <w:lvl w:ilvl="4" w:tentative="1">
+      <w:start w:val="1"/>
+      <w:numFmt w:val="bullet"/>
+      <w:lvlText w:val=""/>
+      <w:lvlJc w:val="left"/>
+      <w:pPr>
+        <w:tabs>
+          <w:tab w:val="num" w:pos="3600"/>
+        </w:tabs>
+        <w:ind w:left="3600" w:hanging="360"/>
+      </w:pPr>
+      <w:rPr>
+        <w:rFonts w:ascii="Wingdings" w:hAnsi="Wingdings" w:hint="default"/>
+        <w:sz w:val="20"/>
+      </w:rPr>
+    </w:lvl>
+    <w:lvl w:ilvl="5" w:tentative="1">
+      <w:start w:val="1"/>
+      <w:numFmt w:val="bullet"/>
+      <w:lvlText w:val=""/>
+      <w:lvlJc w:val="left"/>
+      <w:pPr>
+        <w:tabs>
+          <w:tab w:val="num" w:pos="4320"/>
+        </w:tabs>
+        <w:ind w:left="4320" w:hanging="360"/>
+      </w:pPr>
+      <w:rPr>
+        <w:rFonts w:ascii="Wingdings" w:hAnsi="Wingdings" w:hint="default"/>
+        <w:sz w:val="20"/>
+      </w:rPr>
+    </w:lvl>
+    <w:lvl w:ilvl="6" w:tentative="1">
+      <w:start w:val="1"/>
+      <w:numFmt w:val="bullet"/>
+      <w:lvlText w:val=""/>
+      <w:lvlJc w:val="left"/>
+      <w:pPr>
+        <w:tabs>
+          <w:tab w:val="num" w:pos="5040"/>
+        </w:tabs>
+        <w:ind w:left="5040" w:hanging="360"/>
+      </w:pPr>
+      <w:rPr>
+        <w:rFonts w:ascii="Wingdings" w:hAnsi="Wingdings" w:hint="default"/>
+        <w:sz w:val="20"/>
+      </w:rPr>
+    </w:lvl>
+    <w:lvl w:ilvl="7" w:tentative="1">
+      <w:start w:val="1"/>
+      <w:numFmt w:val="bullet"/>
+      <w:lvlText w:val=""/>
+      <w:lvlJc w:val="left"/>
+      <w:pPr>
+        <w:tabs>
+          <w:tab w:val="num" w:pos="5760"/>
+        </w:tabs>
+        <w:ind w:left="5760" w:hanging="360"/>
+      </w:pPr>
+      <w:rPr>
+        <w:rFonts w:ascii="Wingdings" w:hAnsi="Wingdings" w:hint="default"/>
+        <w:sz w:val="20"/>
+      </w:rPr>
+    </w:lvl>
+    <w:lvl w:ilvl="8" w:tentative="1">
+      <w:start w:val="1"/>
+      <w:numFmt w:val="bullet"/>
+      <w:lvlText w:val=""/>
+      <w:lvlJc w:val="left"/>
+      <w:pPr>
+        <w:tabs>
+          <w:tab w:val="num" w:pos="6480"/>
+        </w:tabs>
+        <w:ind w:left="6480" w:hanging="360"/>
+      </w:pPr>
+      <w:rPr>
+        <w:rFonts w:ascii="Wingdings" w:hAnsi="Wingdings" w:hint="default"/>
+        <w:sz w:val="20"/>
+      </w:rPr>
+    </w:lvl>
+  </w:abstractNum>
+  <w:abstractNum w:abstractNumId="16" w15:restartNumberingAfterBreak="0">
+    <w:nsid w:val="51C12ED6"/>
+    <w:multiLevelType w:val="multilevel"/>
+    <w:tmpl w:val="141A8796"/>
+    <w:lvl w:ilvl="0">
+      <w:start w:val="1"/>
+      <w:numFmt w:val="bullet"/>
+      <w:lvlText w:val=""/>
+      <w:lvlJc w:val="left"/>
+      <w:pPr>
+        <w:tabs>
+          <w:tab w:val="num" w:pos="720"/>
+        </w:tabs>
+        <w:ind w:left="720" w:hanging="360"/>
+      </w:pPr>
+      <w:rPr>
+        <w:rFonts w:ascii="Symbol" w:hAnsi="Symbol" w:hint="default"/>
+        <w:sz w:val="20"/>
+      </w:rPr>
+    </w:lvl>
+    <w:lvl w:ilvl="1" w:tentative="1">
+      <w:start w:val="1"/>
+      <w:numFmt w:val="bullet"/>
+      <w:lvlText w:val="o"/>
+      <w:lvlJc w:val="left"/>
+      <w:pPr>
+        <w:tabs>
+          <w:tab w:val="num" w:pos="1440"/>
+        </w:tabs>
+        <w:ind w:left="1440" w:hanging="360"/>
+      </w:pPr>
+      <w:rPr>
+        <w:rFonts w:ascii="Courier New" w:hAnsi="Courier New" w:hint="default"/>
+        <w:sz w:val="20"/>
+      </w:rPr>
+    </w:lvl>
+    <w:lvl w:ilvl="2" w:tentative="1">
+      <w:start w:val="1"/>
+      <w:numFmt w:val="bullet"/>
+      <w:lvlText w:val=""/>
+      <w:lvlJc w:val="left"/>
+      <w:pPr>
+        <w:tabs>
+          <w:tab w:val="num" w:pos="2160"/>
+        </w:tabs>
+        <w:ind w:left="2160" w:hanging="360"/>
+      </w:pPr>
+      <w:rPr>
+        <w:rFonts w:ascii="Wingdings" w:hAnsi="Wingdings" w:hint="default"/>
+        <w:sz w:val="20"/>
+      </w:rPr>
+    </w:lvl>
+    <w:lvl w:ilvl="3" w:tentative="1">
+      <w:start w:val="1"/>
+      <w:numFmt w:val="bullet"/>
+      <w:lvlText w:val=""/>
+      <w:lvlJc w:val="left"/>
+      <w:pPr>
+        <w:tabs>
+          <w:tab w:val="num" w:pos="2880"/>
+        </w:tabs>
+        <w:ind w:left="2880" w:hanging="360"/>
+      </w:pPr>
+      <w:rPr>
+        <w:rFonts w:ascii="Wingdings" w:hAnsi="Wingdings" w:hint="default"/>
+        <w:sz w:val="20"/>
+      </w:rPr>
+    </w:lvl>
+    <w:lvl w:ilvl="4" w:tentative="1">
+      <w:start w:val="1"/>
+      <w:numFmt w:val="bullet"/>
+      <w:lvlText w:val=""/>
+      <w:lvlJc w:val="left"/>
+      <w:pPr>
+        <w:tabs>
+          <w:tab w:val="num" w:pos="3600"/>
+        </w:tabs>
+        <w:ind w:left="3600" w:hanging="360"/>
+      </w:pPr>
+      <w:rPr>
+        <w:rFonts w:ascii="Wingdings" w:hAnsi="Wingdings" w:hint="default"/>
+        <w:sz w:val="20"/>
+      </w:rPr>
+    </w:lvl>
+    <w:lvl w:ilvl="5" w:tentative="1">
+      <w:start w:val="1"/>
+      <w:numFmt w:val="bullet"/>
+      <w:lvlText w:val=""/>
+      <w:lvlJc w:val="left"/>
+      <w:pPr>
+        <w:tabs>
+          <w:tab w:val="num" w:pos="4320"/>
+        </w:tabs>
+        <w:ind w:left="4320" w:hanging="360"/>
+      </w:pPr>
+      <w:rPr>
+        <w:rFonts w:ascii="Wingdings" w:hAnsi="Wingdings" w:hint="default"/>
+        <w:sz w:val="20"/>
+      </w:rPr>
+    </w:lvl>
+    <w:lvl w:ilvl="6" w:tentative="1">
+      <w:start w:val="1"/>
+      <w:numFmt w:val="bullet"/>
+      <w:lvlText w:val=""/>
+      <w:lvlJc w:val="left"/>
+      <w:pPr>
+        <w:tabs>
+          <w:tab w:val="num" w:pos="5040"/>
+        </w:tabs>
+        <w:ind w:left="5040" w:hanging="360"/>
+      </w:pPr>
+      <w:rPr>
+        <w:rFonts w:ascii="Wingdings" w:hAnsi="Wingdings" w:hint="default"/>
+        <w:sz w:val="20"/>
+      </w:rPr>
+    </w:lvl>
+    <w:lvl w:ilvl="7" w:tentative="1">
+      <w:start w:val="1"/>
+      <w:numFmt w:val="bullet"/>
+      <w:lvlText w:val=""/>
+      <w:lvlJc w:val="left"/>
+      <w:pPr>
+        <w:tabs>
+          <w:tab w:val="num" w:pos="5760"/>
+        </w:tabs>
+        <w:ind w:left="5760" w:hanging="360"/>
+      </w:pPr>
+      <w:rPr>
+        <w:rFonts w:ascii="Wingdings" w:hAnsi="Wingdings" w:hint="default"/>
+        <w:sz w:val="20"/>
+      </w:rPr>
+    </w:lvl>
+    <w:lvl w:ilvl="8" w:tentative="1">
+      <w:start w:val="1"/>
+      <w:numFmt w:val="bullet"/>
+      <w:lvlText w:val=""/>
+      <w:lvlJc w:val="left"/>
+      <w:pPr>
+        <w:tabs>
+          <w:tab w:val="num" w:pos="6480"/>
+        </w:tabs>
+        <w:ind w:left="6480" w:hanging="360"/>
+      </w:pPr>
+      <w:rPr>
+        <w:rFonts w:ascii="Wingdings" w:hAnsi="Wingdings" w:hint="default"/>
+        <w:sz w:val="20"/>
+      </w:rPr>
+    </w:lvl>
+  </w:abstractNum>
+  <w:abstractNum w:abstractNumId="17" w15:restartNumberingAfterBreak="0">
+    <w:nsid w:val="538E4562"/>
+    <w:multiLevelType w:val="multilevel"/>
+    <w:tmpl w:val="283290A4"/>
+    <w:lvl w:ilvl="0">
+      <w:start w:val="1"/>
+      <w:numFmt w:val="bullet"/>
+      <w:lvlText w:val=""/>
+      <w:lvlJc w:val="left"/>
+      <w:pPr>
+        <w:tabs>
+          <w:tab w:val="num" w:pos="720"/>
+        </w:tabs>
+        <w:ind w:left="720" w:hanging="360"/>
+      </w:pPr>
+      <w:rPr>
+        <w:rFonts w:ascii="Symbol" w:hAnsi="Symbol" w:hint="default"/>
+        <w:sz w:val="20"/>
+      </w:rPr>
+    </w:lvl>
+    <w:lvl w:ilvl="1">
+      <w:start w:val="1"/>
+      <w:numFmt w:val="bullet"/>
+      <w:lvlText w:val="o"/>
+      <w:lvlJc w:val="left"/>
+      <w:pPr>
+        <w:tabs>
+          <w:tab w:val="num" w:pos="1440"/>
+        </w:tabs>
+        <w:ind w:left="1440" w:hanging="360"/>
+      </w:pPr>
+      <w:rPr>
+        <w:rFonts w:ascii="Courier New" w:hAnsi="Courier New" w:hint="default"/>
+        <w:sz w:val="20"/>
+      </w:rPr>
+    </w:lvl>
+    <w:lvl w:ilvl="2" w:tentative="1">
+      <w:start w:val="1"/>
+      <w:numFmt w:val="bullet"/>
+      <w:lvlText w:val=""/>
+      <w:lvlJc w:val="left"/>
+      <w:pPr>
+        <w:tabs>
+          <w:tab w:val="num" w:pos="2160"/>
+        </w:tabs>
+        <w:ind w:left="2160" w:hanging="360"/>
+      </w:pPr>
+      <w:rPr>
+        <w:rFonts w:ascii="Wingdings" w:hAnsi="Wingdings" w:hint="default"/>
+        <w:sz w:val="20"/>
+      </w:rPr>
+    </w:lvl>
+    <w:lvl w:ilvl="3" w:tentative="1">
+      <w:start w:val="1"/>
+      <w:numFmt w:val="bullet"/>
+      <w:lvlText w:val=""/>
+      <w:lvlJc w:val="left"/>
+      <w:pPr>
+        <w:tabs>
+          <w:tab w:val="num" w:pos="2880"/>
+        </w:tabs>
+        <w:ind w:left="2880" w:hanging="360"/>
+      </w:pPr>
+      <w:rPr>
+        <w:rFonts w:ascii="Wingdings" w:hAnsi="Wingdings" w:hint="default"/>
+        <w:sz w:val="20"/>
+      </w:rPr>
+    </w:lvl>
+    <w:lvl w:ilvl="4" w:tentative="1">
+      <w:start w:val="1"/>
+      <w:numFmt w:val="bullet"/>
+      <w:lvlText w:val=""/>
+      <w:lvlJc w:val="left"/>
+      <w:pPr>
+        <w:tabs>
+          <w:tab w:val="num" w:pos="3600"/>
+        </w:tabs>
+        <w:ind w:left="3600" w:hanging="360"/>
+      </w:pPr>
+      <w:rPr>
+        <w:rFonts w:ascii="Wingdings" w:hAnsi="Wingdings" w:hint="default"/>
+        <w:sz w:val="20"/>
+      </w:rPr>
+    </w:lvl>
+    <w:lvl w:ilvl="5" w:tentative="1">
+      <w:start w:val="1"/>
+      <w:numFmt w:val="bullet"/>
+      <w:lvlText w:val=""/>
+      <w:lvlJc w:val="left"/>
+      <w:pPr>
+        <w:tabs>
+          <w:tab w:val="num" w:pos="4320"/>
+        </w:tabs>
+        <w:ind w:left="4320" w:hanging="360"/>
+      </w:pPr>
+      <w:rPr>
+        <w:rFonts w:ascii="Wingdings" w:hAnsi="Wingdings" w:hint="default"/>
+        <w:sz w:val="20"/>
+      </w:rPr>
+    </w:lvl>
+    <w:lvl w:ilvl="6" w:tentative="1">
+      <w:start w:val="1"/>
+      <w:numFmt w:val="bullet"/>
+      <w:lvlText w:val=""/>
+      <w:lvlJc w:val="left"/>
+      <w:pPr>
+        <w:tabs>
+          <w:tab w:val="num" w:pos="5040"/>
+        </w:tabs>
+        <w:ind w:left="5040" w:hanging="360"/>
+      </w:pPr>
+      <w:rPr>
+        <w:rFonts w:ascii="Wingdings" w:hAnsi="Wingdings" w:hint="default"/>
+        <w:sz w:val="20"/>
+      </w:rPr>
+    </w:lvl>
+    <w:lvl w:ilvl="7" w:tentative="1">
+      <w:start w:val="1"/>
+      <w:numFmt w:val="bullet"/>
+      <w:lvlText w:val=""/>
+      <w:lvlJc w:val="left"/>
+      <w:pPr>
+        <w:tabs>
+          <w:tab w:val="num" w:pos="5760"/>
+        </w:tabs>
+        <w:ind w:left="5760" w:hanging="360"/>
+      </w:pPr>
+      <w:rPr>
+        <w:rFonts w:ascii="Wingdings" w:hAnsi="Wingdings" w:hint="default"/>
+        <w:sz w:val="20"/>
+      </w:rPr>
+    </w:lvl>
+    <w:lvl w:ilvl="8" w:tentative="1">
+      <w:start w:val="1"/>
+      <w:numFmt w:val="bullet"/>
+      <w:lvlText w:val=""/>
+      <w:lvlJc w:val="left"/>
+      <w:pPr>
+        <w:tabs>
+          <w:tab w:val="num" w:pos="6480"/>
+        </w:tabs>
+        <w:ind w:left="6480" w:hanging="360"/>
+      </w:pPr>
+      <w:rPr>
+        <w:rFonts w:ascii="Wingdings" w:hAnsi="Wingdings" w:hint="default"/>
+        <w:sz w:val="20"/>
+      </w:rPr>
+    </w:lvl>
+  </w:abstractNum>
+  <w:abstractNum w:abstractNumId="18" w15:restartNumberingAfterBreak="0">
+    <w:nsid w:val="60101CB7"/>
+    <w:multiLevelType w:val="multilevel"/>
+    <w:tmpl w:val="B928E1C0"/>
+    <w:lvl w:ilvl="0">
+      <w:start w:val="1"/>
+      <w:numFmt w:val="bullet"/>
+      <w:lvlText w:val=""/>
+      <w:lvlJc w:val="left"/>
+      <w:pPr>
+        <w:tabs>
+          <w:tab w:val="num" w:pos="720"/>
+        </w:tabs>
+        <w:ind w:left="720" w:hanging="360"/>
+      </w:pPr>
+      <w:rPr>
+        <w:rFonts w:ascii="Symbol" w:hAnsi="Symbol" w:hint="default"/>
+        <w:sz w:val="20"/>
+      </w:rPr>
+    </w:lvl>
+    <w:lvl w:ilvl="1">
+      <w:start w:val="1"/>
+      <w:numFmt w:val="bullet"/>
+      <w:lvlText w:val="o"/>
+      <w:lvlJc w:val="left"/>
+      <w:pPr>
+        <w:tabs>
+          <w:tab w:val="num" w:pos="1440"/>
+        </w:tabs>
+        <w:ind w:left="1440" w:hanging="360"/>
+      </w:pPr>
+      <w:rPr>
+        <w:rFonts w:ascii="Courier New" w:hAnsi="Courier New" w:hint="default"/>
+        <w:sz w:val="20"/>
+      </w:rPr>
+    </w:lvl>
+    <w:lvl w:ilvl="2" w:tentative="1">
+      <w:start w:val="1"/>
+      <w:numFmt w:val="bullet"/>
+      <w:lvlText w:val=""/>
+      <w:lvlJc w:val="left"/>
+      <w:pPr>
+        <w:tabs>
+          <w:tab w:val="num" w:pos="2160"/>
+        </w:tabs>
+        <w:ind w:left="2160" w:hanging="360"/>
+      </w:pPr>
+      <w:rPr>
+        <w:rFonts w:ascii="Wingdings" w:hAnsi="Wingdings" w:hint="default"/>
+        <w:sz w:val="20"/>
+      </w:rPr>
+    </w:lvl>
+    <w:lvl w:ilvl="3" w:tentative="1">
+      <w:start w:val="1"/>
+      <w:numFmt w:val="bullet"/>
+      <w:lvlText w:val=""/>
+      <w:lvlJc w:val="left"/>
+      <w:pPr>
+        <w:tabs>
+          <w:tab w:val="num" w:pos="2880"/>
+        </w:tabs>
+        <w:ind w:left="2880" w:hanging="360"/>
+      </w:pPr>
+      <w:rPr>
+        <w:rFonts w:ascii="Wingdings" w:hAnsi="Wingdings" w:hint="default"/>
+        <w:sz w:val="20"/>
+      </w:rPr>
+    </w:lvl>
+    <w:lvl w:ilvl="4" w:tentative="1">
+      <w:start w:val="1"/>
+      <w:numFmt w:val="bullet"/>
+      <w:lvlText w:val=""/>
+      <w:lvlJc w:val="left"/>
+      <w:pPr>
+        <w:tabs>
+          <w:tab w:val="num" w:pos="3600"/>
+        </w:tabs>
+        <w:ind w:left="3600" w:hanging="360"/>
+      </w:pPr>
+      <w:rPr>
+        <w:rFonts w:ascii="Wingdings" w:hAnsi="Wingdings" w:hint="default"/>
+        <w:sz w:val="20"/>
+      </w:rPr>
+    </w:lvl>
+    <w:lvl w:ilvl="5" w:tentative="1">
+      <w:start w:val="1"/>
+      <w:numFmt w:val="bullet"/>
+      <w:lvlText w:val=""/>
+      <w:lvlJc w:val="left"/>
+      <w:pPr>
+        <w:tabs>
+          <w:tab w:val="num" w:pos="4320"/>
+        </w:tabs>
+        <w:ind w:left="4320" w:hanging="360"/>
+      </w:pPr>
+      <w:rPr>
+        <w:rFonts w:ascii="Wingdings" w:hAnsi="Wingdings" w:hint="default"/>
+        <w:sz w:val="20"/>
+      </w:rPr>
+    </w:lvl>
+    <w:lvl w:ilvl="6" w:tentative="1">
+      <w:start w:val="1"/>
+      <w:numFmt w:val="bullet"/>
+      <w:lvlText w:val=""/>
+      <w:lvlJc w:val="left"/>
+      <w:pPr>
+        <w:tabs>
+          <w:tab w:val="num" w:pos="5040"/>
+        </w:tabs>
+        <w:ind w:left="5040" w:hanging="360"/>
+      </w:pPr>
+      <w:rPr>
+        <w:rFonts w:ascii="Wingdings" w:hAnsi="Wingdings" w:hint="default"/>
+        <w:sz w:val="20"/>
+      </w:rPr>
+    </w:lvl>
+    <w:lvl w:ilvl="7" w:tentative="1">
+      <w:start w:val="1"/>
+      <w:numFmt w:val="bullet"/>
+      <w:lvlText w:val=""/>
+      <w:lvlJc w:val="left"/>
+      <w:pPr>
+        <w:tabs>
+          <w:tab w:val="num" w:pos="5760"/>
+        </w:tabs>
+        <w:ind w:left="5760" w:hanging="360"/>
+      </w:pPr>
+      <w:rPr>
+        <w:rFonts w:ascii="Wingdings" w:hAnsi="Wingdings" w:hint="default"/>
+        <w:sz w:val="20"/>
+      </w:rPr>
+    </w:lvl>
+    <w:lvl w:ilvl="8" w:tentative="1">
+      <w:start w:val="1"/>
+      <w:numFmt w:val="bullet"/>
+      <w:lvlText w:val=""/>
+      <w:lvlJc w:val="left"/>
+      <w:pPr>
+        <w:tabs>
+          <w:tab w:val="num" w:pos="6480"/>
+        </w:tabs>
+        <w:ind w:left="6480" w:hanging="360"/>
+      </w:pPr>
+      <w:rPr>
+        <w:rFonts w:ascii="Wingdings" w:hAnsi="Wingdings" w:hint="default"/>
+        <w:sz w:val="20"/>
+      </w:rPr>
+    </w:lvl>
+  </w:abstractNum>
+  <w:abstractNum w:abstractNumId="19" w15:restartNumberingAfterBreak="0">
+    <w:nsid w:val="60684591"/>
+    <w:multiLevelType w:val="multilevel"/>
+    <w:tmpl w:val="1D70CB0C"/>
+    <w:lvl w:ilvl="0">
+      <w:start w:val="1"/>
+      <w:numFmt w:val="bullet"/>
+      <w:lvlText w:val=""/>
+      <w:lvlJc w:val="left"/>
+      <w:pPr>
+        <w:tabs>
+          <w:tab w:val="num" w:pos="720"/>
+        </w:tabs>
+        <w:ind w:left="720" w:hanging="360"/>
+      </w:pPr>
+      <w:rPr>
+        <w:rFonts w:ascii="Symbol" w:hAnsi="Symbol" w:hint="default"/>
+        <w:sz w:val="20"/>
+      </w:rPr>
+    </w:lvl>
+    <w:lvl w:ilvl="1">
+      <w:start w:val="1"/>
+      <w:numFmt w:val="bullet"/>
+      <w:lvlText w:val="o"/>
+      <w:lvlJc w:val="left"/>
+      <w:pPr>
+        <w:tabs>
+          <w:tab w:val="num" w:pos="1440"/>
+        </w:tabs>
+        <w:ind w:left="1440" w:hanging="360"/>
+      </w:pPr>
+      <w:rPr>
+        <w:rFonts w:ascii="Courier New" w:hAnsi="Courier New" w:hint="default"/>
+        <w:sz w:val="20"/>
+      </w:rPr>
+    </w:lvl>
+    <w:lvl w:ilvl="2" w:tentative="1">
+      <w:start w:val="1"/>
+      <w:numFmt w:val="bullet"/>
+      <w:lvlText w:val=""/>
+      <w:lvlJc w:val="left"/>
+      <w:pPr>
+        <w:tabs>
+          <w:tab w:val="num" w:pos="2160"/>
+        </w:tabs>
+        <w:ind w:left="2160" w:hanging="360"/>
+      </w:pPr>
+      <w:rPr>
+        <w:rFonts w:ascii="Wingdings" w:hAnsi="Wingdings" w:hint="default"/>
+        <w:sz w:val="20"/>
+      </w:rPr>
+    </w:lvl>
+    <w:lvl w:ilvl="3" w:tentative="1">
+      <w:start w:val="1"/>
+      <w:numFmt w:val="bullet"/>
+      <w:lvlText w:val=""/>
+      <w:lvlJc w:val="left"/>
+      <w:pPr>
+        <w:tabs>
+          <w:tab w:val="num" w:pos="2880"/>
+        </w:tabs>
+        <w:ind w:left="2880" w:hanging="360"/>
+      </w:pPr>
+      <w:rPr>
+        <w:rFonts w:ascii="Wingdings" w:hAnsi="Wingdings" w:hint="default"/>
+        <w:sz w:val="20"/>
+      </w:rPr>
+    </w:lvl>
+    <w:lvl w:ilvl="4" w:tentative="1">
+      <w:start w:val="1"/>
+      <w:numFmt w:val="bullet"/>
+      <w:lvlText w:val=""/>
+      <w:lvlJc w:val="left"/>
+      <w:pPr>
+        <w:tabs>
+          <w:tab w:val="num" w:pos="3600"/>
+        </w:tabs>
+        <w:ind w:left="3600" w:hanging="360"/>
+      </w:pPr>
+      <w:rPr>
+        <w:rFonts w:ascii="Wingdings" w:hAnsi="Wingdings" w:hint="default"/>
+        <w:sz w:val="20"/>
+      </w:rPr>
+    </w:lvl>
+    <w:lvl w:ilvl="5" w:tentative="1">
+      <w:start w:val="1"/>
+      <w:numFmt w:val="bullet"/>
+      <w:lvlText w:val=""/>
+      <w:lvlJc w:val="left"/>
+      <w:pPr>
+        <w:tabs>
+          <w:tab w:val="num" w:pos="4320"/>
+        </w:tabs>
+        <w:ind w:left="4320" w:hanging="360"/>
+      </w:pPr>
+      <w:rPr>
+        <w:rFonts w:ascii="Wingdings" w:hAnsi="Wingdings" w:hint="default"/>
+        <w:sz w:val="20"/>
+      </w:rPr>
+    </w:lvl>
+    <w:lvl w:ilvl="6" w:tentative="1">
+      <w:start w:val="1"/>
+      <w:numFmt w:val="bullet"/>
+      <w:lvlText w:val=""/>
+      <w:lvlJc w:val="left"/>
+      <w:pPr>
+        <w:tabs>
+          <w:tab w:val="num" w:pos="5040"/>
+        </w:tabs>
+        <w:ind w:left="5040" w:hanging="360"/>
+      </w:pPr>
+      <w:rPr>
+        <w:rFonts w:ascii="Wingdings" w:hAnsi="Wingdings" w:hint="default"/>
+        <w:sz w:val="20"/>
+      </w:rPr>
+    </w:lvl>
+    <w:lvl w:ilvl="7" w:tentative="1">
+      <w:start w:val="1"/>
+      <w:numFmt w:val="bullet"/>
+      <w:lvlText w:val=""/>
+      <w:lvlJc w:val="left"/>
+      <w:pPr>
+        <w:tabs>
+          <w:tab w:val="num" w:pos="5760"/>
+        </w:tabs>
+        <w:ind w:left="5760" w:hanging="360"/>
+      </w:pPr>
+      <w:rPr>
+        <w:rFonts w:ascii="Wingdings" w:hAnsi="Wingdings" w:hint="default"/>
+        <w:sz w:val="20"/>
+      </w:rPr>
+    </w:lvl>
+    <w:lvl w:ilvl="8" w:tentative="1">
+      <w:start w:val="1"/>
+      <w:numFmt w:val="bullet"/>
+      <w:lvlText w:val=""/>
+      <w:lvlJc w:val="left"/>
+      <w:pPr>
+        <w:tabs>
+          <w:tab w:val="num" w:pos="6480"/>
+        </w:tabs>
+        <w:ind w:left="6480" w:hanging="360"/>
+      </w:pPr>
+      <w:rPr>
+        <w:rFonts w:ascii="Wingdings" w:hAnsi="Wingdings" w:hint="default"/>
+        <w:sz w:val="20"/>
+      </w:rPr>
+    </w:lvl>
+  </w:abstractNum>
+  <w:abstractNum w:abstractNumId="20" w15:restartNumberingAfterBreak="0">
+    <w:nsid w:val="62AA57F6"/>
+    <w:multiLevelType w:val="multilevel"/>
+    <w:tmpl w:val="764E04D6"/>
+    <w:lvl w:ilvl="0">
+      <w:start w:val="1"/>
+      <w:numFmt w:val="bullet"/>
+      <w:lvlText w:val=""/>
+      <w:lvlJc w:val="left"/>
+      <w:pPr>
+        <w:tabs>
+          <w:tab w:val="num" w:pos="720"/>
+        </w:tabs>
+        <w:ind w:left="720" w:hanging="360"/>
+      </w:pPr>
+      <w:rPr>
+        <w:rFonts w:ascii="Symbol" w:hAnsi="Symbol" w:hint="default"/>
+        <w:sz w:val="20"/>
+      </w:rPr>
+    </w:lvl>
+    <w:lvl w:ilvl="1" w:tentative="1">
+      <w:start w:val="1"/>
+      <w:numFmt w:val="bullet"/>
+      <w:lvlText w:val="o"/>
+      <w:lvlJc w:val="left"/>
+      <w:pPr>
+        <w:tabs>
+          <w:tab w:val="num" w:pos="1440"/>
+        </w:tabs>
+        <w:ind w:left="1440" w:hanging="360"/>
+      </w:pPr>
+      <w:rPr>
+        <w:rFonts w:ascii="Courier New" w:hAnsi="Courier New" w:hint="default"/>
+        <w:sz w:val="20"/>
+      </w:rPr>
+    </w:lvl>
+    <w:lvl w:ilvl="2" w:tentative="1">
+      <w:start w:val="1"/>
+      <w:numFmt w:val="bullet"/>
+      <w:lvlText w:val=""/>
+      <w:lvlJc w:val="left"/>
+      <w:pPr>
+        <w:tabs>
+          <w:tab w:val="num" w:pos="2160"/>
+        </w:tabs>
+        <w:ind w:left="2160" w:hanging="360"/>
+      </w:pPr>
+      <w:rPr>
+        <w:rFonts w:ascii="Wingdings" w:hAnsi="Wingdings" w:hint="default"/>
+        <w:sz w:val="20"/>
+      </w:rPr>
+    </w:lvl>
+    <w:lvl w:ilvl="3" w:tentative="1">
+      <w:start w:val="1"/>
+      <w:numFmt w:val="bullet"/>
+      <w:lvlText w:val=""/>
+      <w:lvlJc w:val="left"/>
+      <w:pPr>
+        <w:tabs>
+          <w:tab w:val="num" w:pos="2880"/>
+        </w:tabs>
+        <w:ind w:left="2880" w:hanging="360"/>
+      </w:pPr>
+      <w:rPr>
+        <w:rFonts w:ascii="Wingdings" w:hAnsi="Wingdings" w:hint="default"/>
+        <w:sz w:val="20"/>
+      </w:rPr>
+    </w:lvl>
+    <w:lvl w:ilvl="4" w:tentative="1">
+      <w:start w:val="1"/>
+      <w:numFmt w:val="bullet"/>
+      <w:lvlText w:val=""/>
+      <w:lvlJc w:val="left"/>
+      <w:pPr>
+        <w:tabs>
+          <w:tab w:val="num" w:pos="3600"/>
+        </w:tabs>
+        <w:ind w:left="3600" w:hanging="360"/>
+      </w:pPr>
+      <w:rPr>
+        <w:rFonts w:ascii="Wingdings" w:hAnsi="Wingdings" w:hint="default"/>
+        <w:sz w:val="20"/>
+      </w:rPr>
+    </w:lvl>
+    <w:lvl w:ilvl="5" w:tentative="1">
+      <w:start w:val="1"/>
+      <w:numFmt w:val="bullet"/>
+      <w:lvlText w:val=""/>
+      <w:lvlJc w:val="left"/>
+      <w:pPr>
+        <w:tabs>
+          <w:tab w:val="num" w:pos="4320"/>
+        </w:tabs>
+        <w:ind w:left="4320" w:hanging="360"/>
+      </w:pPr>
+      <w:rPr>
+        <w:rFonts w:ascii="Wingdings" w:hAnsi="Wingdings" w:hint="default"/>
+        <w:sz w:val="20"/>
+      </w:rPr>
+    </w:lvl>
+    <w:lvl w:ilvl="6" w:tentative="1">
+      <w:start w:val="1"/>
+      <w:numFmt w:val="bullet"/>
+      <w:lvlText w:val=""/>
+      <w:lvlJc w:val="left"/>
+      <w:pPr>
+        <w:tabs>
+          <w:tab w:val="num" w:pos="5040"/>
+        </w:tabs>
+        <w:ind w:left="5040" w:hanging="360"/>
+      </w:pPr>
+      <w:rPr>
+        <w:rFonts w:ascii="Wingdings" w:hAnsi="Wingdings" w:hint="default"/>
+        <w:sz w:val="20"/>
+      </w:rPr>
+    </w:lvl>
+    <w:lvl w:ilvl="7" w:tentative="1">
+      <w:start w:val="1"/>
+      <w:numFmt w:val="bullet"/>
+      <w:lvlText w:val=""/>
+      <w:lvlJc w:val="left"/>
+      <w:pPr>
+        <w:tabs>
+          <w:tab w:val="num" w:pos="5760"/>
+        </w:tabs>
+        <w:ind w:left="5760" w:hanging="360"/>
+      </w:pPr>
+      <w:rPr>
+        <w:rFonts w:ascii="Wingdings" w:hAnsi="Wingdings" w:hint="default"/>
+        <w:sz w:val="20"/>
+      </w:rPr>
+    </w:lvl>
+    <w:lvl w:ilvl="8" w:tentative="1">
+      <w:start w:val="1"/>
+      <w:numFmt w:val="bullet"/>
+      <w:lvlText w:val=""/>
+      <w:lvlJc w:val="left"/>
+      <w:pPr>
+        <w:tabs>
+          <w:tab w:val="num" w:pos="6480"/>
+        </w:tabs>
+        <w:ind w:left="6480" w:hanging="360"/>
+      </w:pPr>
+      <w:rPr>
+        <w:rFonts w:ascii="Wingdings" w:hAnsi="Wingdings" w:hint="default"/>
+        <w:sz w:val="20"/>
+      </w:rPr>
+    </w:lvl>
+  </w:abstractNum>
+  <w:abstractNum w:abstractNumId="21" w15:restartNumberingAfterBreak="0">
+    <w:nsid w:val="7E211C47"/>
+    <w:multiLevelType w:val="multilevel"/>
+    <w:tmpl w:val="0E2E6072"/>
+    <w:lvl w:ilvl="0">
+      <w:start w:val="1"/>
+      <w:numFmt w:val="bullet"/>
+      <w:lvlText w:val=""/>
+      <w:lvlJc w:val="left"/>
+      <w:pPr>
+        <w:tabs>
+          <w:tab w:val="num" w:pos="720"/>
+        </w:tabs>
+        <w:ind w:left="720" w:hanging="360"/>
+      </w:pPr>
+      <w:rPr>
+        <w:rFonts w:ascii="Symbol" w:hAnsi="Symbol" w:hint="default"/>
+        <w:sz w:val="20"/>
+      </w:rPr>
+    </w:lvl>
+    <w:lvl w:ilvl="1">
+      <w:start w:val="1"/>
+      <w:numFmt w:val="bullet"/>
+      <w:lvlText w:val="o"/>
+      <w:lvlJc w:val="left"/>
+      <w:pPr>
+        <w:tabs>
           <w:tab w:val="num" w:pos="1440"/>
         </w:tabs>
         <w:ind w:left="1440" w:hanging="360"/>
@@ -1705,7 +10992,70 @@
     </w:lvl>
   </w:abstractNum>
   <w:num w:numId="1">
+    <w:abstractNumId w:val="6"/>
+  </w:num>
+  <w:num w:numId="2">
+    <w:abstractNumId w:val="15"/>
+  </w:num>
+  <w:num w:numId="3">
+    <w:abstractNumId w:val="3"/>
+  </w:num>
+  <w:num w:numId="4">
+    <w:abstractNumId w:val="7"/>
+  </w:num>
+  <w:num w:numId="5">
+    <w:abstractNumId w:val="13"/>
+  </w:num>
+  <w:num w:numId="6">
+    <w:abstractNumId w:val="12"/>
+  </w:num>
+  <w:num w:numId="7">
+    <w:abstractNumId w:val="11"/>
+  </w:num>
+  <w:num w:numId="8">
+    <w:abstractNumId w:val="8"/>
+  </w:num>
+  <w:num w:numId="9">
+    <w:abstractNumId w:val="5"/>
+  </w:num>
+  <w:num w:numId="10">
     <w:abstractNumId w:val="0"/>
+  </w:num>
+  <w:num w:numId="11">
+    <w:abstractNumId w:val="1"/>
+  </w:num>
+  <w:num w:numId="12">
+    <w:abstractNumId w:val="16"/>
+  </w:num>
+  <w:num w:numId="13">
+    <w:abstractNumId w:val="10"/>
+  </w:num>
+  <w:num w:numId="14">
+    <w:abstractNumId w:val="4"/>
+  </w:num>
+  <w:num w:numId="15">
+    <w:abstractNumId w:val="19"/>
+  </w:num>
+  <w:num w:numId="16">
+    <w:abstractNumId w:val="18"/>
+  </w:num>
+  <w:num w:numId="17">
+    <w:abstractNumId w:val="2"/>
+  </w:num>
+  <w:num w:numId="18">
+    <w:abstractNumId w:val="20"/>
+  </w:num>
+  <w:num w:numId="19">
+    <w:abstractNumId w:val="21"/>
+  </w:num>
+  <w:num w:numId="20">
+    <w:abstractNumId w:val="14"/>
+  </w:num>
+  <w:num w:numId="21">
+    <w:abstractNumId w:val="17"/>
+  </w:num>
+  <w:num w:numId="22">
+    <w:abstractNumId w:val="9"/>
   </w:num>
 </w:numbering>
 </file>
@@ -2273,7 +11623,6 @@
     <w:name w:val="Normal (Web)"/>
     <w:basedOn w:val="Normal"/>
     <w:uiPriority w:val="99"/>
-    <w:semiHidden/>
     <w:unhideWhenUsed/>
     <w:rsid w:val="00DA00F6"/>
     <w:pPr>
@@ -2308,6 +11657,67 @@
     <w:rPr>
       <w:b/>
       <w:bCs/>
+    </w:rPr>
+  </w:style>
+  <w:style w:type="paragraph" w:styleId="HTMLPreformatted">
+    <w:name w:val="HTML Preformatted"/>
+    <w:basedOn w:val="Normal"/>
+    <w:link w:val="HTMLPreformattedChar"/>
+    <w:uiPriority w:val="99"/>
+    <w:semiHidden/>
+    <w:unhideWhenUsed/>
+    <w:rsid w:val="00006D9F"/>
+    <w:pPr>
+      <w:tabs>
+        <w:tab w:val="left" w:pos="916"/>
+        <w:tab w:val="left" w:pos="1832"/>
+        <w:tab w:val="left" w:pos="2748"/>
+        <w:tab w:val="left" w:pos="3664"/>
+        <w:tab w:val="left" w:pos="4580"/>
+        <w:tab w:val="left" w:pos="5496"/>
+        <w:tab w:val="left" w:pos="6412"/>
+        <w:tab w:val="left" w:pos="7328"/>
+        <w:tab w:val="left" w:pos="8244"/>
+        <w:tab w:val="left" w:pos="9160"/>
+        <w:tab w:val="left" w:pos="10076"/>
+        <w:tab w:val="left" w:pos="10992"/>
+        <w:tab w:val="left" w:pos="11908"/>
+        <w:tab w:val="left" w:pos="12824"/>
+        <w:tab w:val="left" w:pos="13740"/>
+        <w:tab w:val="left" w:pos="14656"/>
+      </w:tabs>
+      <w:spacing w:after="0" w:line="240" w:lineRule="auto"/>
+    </w:pPr>
+    <w:rPr>
+      <w:rFonts w:ascii="Courier New" w:eastAsia="Times New Roman" w:hAnsi="Courier New" w:cs="Courier New"/>
+      <w:sz w:val="20"/>
+      <w:szCs w:val="20"/>
+    </w:rPr>
+  </w:style>
+  <w:style w:type="character" w:customStyle="1" w:styleId="HTMLPreformattedChar">
+    <w:name w:val="HTML Preformatted Char"/>
+    <w:basedOn w:val="DefaultParagraphFont"/>
+    <w:link w:val="HTMLPreformatted"/>
+    <w:uiPriority w:val="99"/>
+    <w:semiHidden/>
+    <w:rsid w:val="00006D9F"/>
+    <w:rPr>
+      <w:rFonts w:ascii="Courier New" w:eastAsia="Times New Roman" w:hAnsi="Courier New" w:cs="Courier New"/>
+      <w:sz w:val="20"/>
+      <w:szCs w:val="20"/>
+    </w:rPr>
+  </w:style>
+  <w:style w:type="character" w:styleId="HTMLCode">
+    <w:name w:val="HTML Code"/>
+    <w:basedOn w:val="DefaultParagraphFont"/>
+    <w:uiPriority w:val="99"/>
+    <w:semiHidden/>
+    <w:unhideWhenUsed/>
+    <w:rsid w:val="00006D9F"/>
+    <w:rPr>
+      <w:rFonts w:ascii="Courier New" w:eastAsia="Times New Roman" w:hAnsi="Courier New" w:cs="Courier New"/>
+      <w:sz w:val="20"/>
+      <w:szCs w:val="20"/>
     </w:rPr>
   </w:style>
 </w:styles>
